--- a/SSA_checklist_control_proyecto.docx
+++ b/SSA_checklist_control_proyecto.docx
@@ -4,38 +4,32 @@
   <w:body>
     <w:p>
       <w:pPr>
-        <w:jc w:val="center"/>
+        <w:jc w:val="left"/>
       </w:pPr>
       <w:r>
         <w:rPr>
+          <w:rFonts w:ascii="Calibri" w:hAnsi="Calibri"/>
           <w:b/>
           <w:color w:val="1F4D78"/>
-          <w:sz w:val="44"/>
+          <w:sz w:val="48"/>
         </w:rPr>
         <w:t>Checklist de Control del Proyecto SSA</w:t>
       </w:r>
     </w:p>
     <w:p>
-      <w:pPr>
-        <w:jc w:val="center"/>
-      </w:pPr>
       <w:r>
         <w:rPr>
-          <w:sz w:val="26"/>
+          <w:color w:val="5A5A5A"/>
+          <w:sz w:val="24"/>
         </w:rPr>
         <w:t>Plataforma de Gestión, Comunicación y Educación para la Salud</w:t>
+        <w:br/>
+        <w:t>Jurisdicción Sanitaria de Huejutla de Reyes, Hidalgo</w:t>
       </w:r>
     </w:p>
     <w:p>
-      <w:pPr>
-        <w:jc w:val="center"/>
-      </w:pPr>
       <w:r>
-        <w:rPr>
-          <w:color w:val="666666"/>
-          <w:sz w:val="20"/>
-        </w:rPr>
-        <w:t>Jurisdiccion Sanitaria de Huejutla de Reyes, Hidalgo - Version 1.1 - Actualizado 2026-07-13</w:t>
+        <w:t>Versión 2.0 · Cierre de auditoría y actualización integral · 2026-07-16</w:t>
       </w:r>
     </w:p>
     <w:p>
@@ -48,22 +42,17 @@
     </w:p>
     <w:p>
       <w:r>
-        <w:t>La baseline documental sigue completa y el proyecto ya avanzo en la preparacion tecnica del repositorio. Al 13 de julio de 2026 existe un monorepo pnpm con apps base React/Vite y NestJS, paquete shared, schema Prisma operativo en raiz y .env.example. El MVP funcional aun no existe: no hay migraciones, base de datos conectada, autenticacion, modulos CMS ni despliegue.</w:t>
+        <w:t>La baseline documental, los slices 0–13 de implementación y los bloques 0–7 de remediación de auditoría se encuentran cerrados para el alcance vigente del MVP. El sistema cuenta con gestión editorial, fuentes, validaciones, publicación institucional, consulta pública, multimedia, clasificación, línea del tiempo, canales, trazabilidad, seguridad de sesión y preparación DevOps.</w:t>
       </w:r>
     </w:p>
     <w:p>
       <w:r>
-        <w:t>Ubicacion real: baseline documental completa -&gt; implementation-start aprobado -&gt; Slice 0 mayormente ejecutado -&gt; Slice 1 iniciado con backend base y health check -&gt; Prisma, autenticacion, CMS y publicacion publica pendientes.</w:t>
-      </w:r>
-    </w:p>
-    <w:p>
-      <w:r>
-        <w:t>Porcentaje recomendado para seguimiento: 42% del proyecto total completado. Sube desde 35% porque ya existe scaffolding tecnico verificable, pero no debe reportarse como MVP avanzado: el valor funcional para usuarios aun esta pendiente.</w:t>
+        <w:t>Las capacidades de configuración básica del sitio, banners y menús fueron diferidas explícitamente fuera del MVP actual. IA/RAG, roles avanzados, integración real automatizada con redes sociales y despliegue productivo siguen fuera de alcance hasta recibir una nueva autorización.</w:t>
       </w:r>
     </w:p>
     <w:p>
       <w:pPr>
-        <w:pStyle w:val="Heading2"/>
+        <w:pStyle w:val="Heading1"/>
       </w:pPr>
       <w:r>
         <w:t>Semáforo actual</w:t>
@@ -78,27 +67,27 @@
         <w:tblLook w:firstColumn="1" w:firstRow="1" w:lastColumn="0" w:lastRow="0" w:noHBand="0" w:noVBand="1" w:val="04A0"/>
       </w:tblPr>
       <w:tblGrid>
-        <w:gridCol w:w="2520"/>
-        <w:gridCol w:w="2520"/>
-        <w:gridCol w:w="2520"/>
-        <w:gridCol w:w="2520"/>
+        <w:gridCol w:w="3120"/>
+        <w:gridCol w:w="3120"/>
+        <w:gridCol w:w="3120"/>
       </w:tblGrid>
       <w:tr>
         <w:tc>
           <w:tcPr>
-            <w:tcW w:type="dxa" w:w="1440"/>
+            <w:tcW w:type="dxa" w:w="1300"/>
+            <w:tcMar>
+              <w:top w:w="80" w:type="dxa"/>
+              <w:start w:w="120" w:type="dxa"/>
+              <w:bottom w:w="80" w:type="dxa"/>
+              <w:end w:w="120" w:type="dxa"/>
+            </w:tcMar>
             <w:shd w:fill="F2F4F7"/>
             <w:vAlign w:val="center"/>
           </w:tcPr>
           <w:p>
-            <w:pPr>
-              <w:spacing w:after="40" w:before="40"/>
-            </w:pPr>
-            <w:r/>
             <w:r>
               <w:rPr>
                 <w:b/>
-                <w:color w:val="1F4D78"/>
                 <w:sz w:val="18"/>
               </w:rPr>
               <w:t>Estado</w:t>
@@ -107,61 +96,42 @@
         </w:tc>
         <w:tc>
           <w:tcPr>
-            <w:tcW w:type="dxa" w:w="2880"/>
+            <w:tcW w:type="dxa" w:w="3500"/>
+            <w:tcMar>
+              <w:top w:w="80" w:type="dxa"/>
+              <w:start w:w="120" w:type="dxa"/>
+              <w:bottom w:w="80" w:type="dxa"/>
+              <w:end w:w="120" w:type="dxa"/>
+            </w:tcMar>
             <w:shd w:fill="F2F4F7"/>
             <w:vAlign w:val="center"/>
           </w:tcPr>
           <w:p>
-            <w:pPr>
-              <w:spacing w:after="40" w:before="40"/>
-            </w:pPr>
-            <w:r/>
             <w:r>
               <w:rPr>
                 <w:b/>
-                <w:color w:val="1F4D78"/>
                 <w:sz w:val="18"/>
               </w:rPr>
-              <w:t>Interpretación</w:t>
+              <w:t>Resultado</w:t>
             </w:r>
           </w:p>
         </w:tc>
         <w:tc>
           <w:tcPr>
-            <w:tcW w:type="dxa" w:w="2592"/>
+            <w:tcW w:type="dxa" w:w="4560"/>
+            <w:tcMar>
+              <w:top w:w="80" w:type="dxa"/>
+              <w:start w:w="120" w:type="dxa"/>
+              <w:bottom w:w="80" w:type="dxa"/>
+              <w:end w:w="120" w:type="dxa"/>
+            </w:tcMar>
             <w:shd w:fill="F2F4F7"/>
             <w:vAlign w:val="center"/>
           </w:tcPr>
           <w:p>
-            <w:pPr>
-              <w:spacing w:after="40" w:before="40"/>
-            </w:pPr>
-            <w:r/>
             <w:r>
               <w:rPr>
                 <w:b/>
-                <w:color w:val="1F4D78"/>
-                <w:sz w:val="18"/>
-              </w:rPr>
-              <w:t>Uso en control</w:t>
-            </w:r>
-          </w:p>
-        </w:tc>
-        <w:tc>
-          <w:tcPr>
-            <w:tcW w:type="dxa" w:w="2448"/>
-            <w:shd w:fill="F2F4F7"/>
-            <w:vAlign w:val="center"/>
-          </w:tcPr>
-          <w:p>
-            <w:pPr>
-              <w:spacing w:after="40" w:before="40"/>
-            </w:pPr>
-            <w:r/>
-            <w:r>
-              <w:rPr>
-                <w:b/>
-                <w:color w:val="1F4D78"/>
                 <w:sz w:val="18"/>
               </w:rPr>
               <w:t>Evidencia</w:t>
@@ -172,7 +142,13 @@
       <w:tr>
         <w:tc>
           <w:tcPr>
-            <w:tcW w:type="dxa" w:w="1440"/>
+            <w:tcW w:type="dxa" w:w="1300"/>
+            <w:tcMar>
+              <w:top w:w="80" w:type="dxa"/>
+              <w:start w:w="120" w:type="dxa"/>
+              <w:bottom w:w="80" w:type="dxa"/>
+              <w:end w:w="120" w:type="dxa"/>
+            </w:tcMar>
             <w:vAlign w:val="center"/>
           </w:tcPr>
           <w:p>
@@ -186,7 +162,13 @@
         </w:tc>
         <w:tc>
           <w:tcPr>
-            <w:tcW w:type="dxa" w:w="2880"/>
+            <w:tcW w:type="dxa" w:w="3500"/>
+            <w:tcMar>
+              <w:top w:w="80" w:type="dxa"/>
+              <w:start w:w="120" w:type="dxa"/>
+              <w:bottom w:w="80" w:type="dxa"/>
+              <w:end w:w="120" w:type="dxa"/>
+            </w:tcMar>
             <w:vAlign w:val="center"/>
           </w:tcPr>
           <w:p>
@@ -194,13 +176,19 @@
               <w:rPr>
                 <w:sz w:val="18"/>
               </w:rPr>
-              <w:t>Foundation, producto, dominio, arquitectura, base de datos, API, frontend, backend, IA y DevOps documentados; monorepo base creado.</w:t>
+              <w:t>MVP vigente y auditoría completados.</w:t>
             </w:r>
           </w:p>
         </w:tc>
         <w:tc>
           <w:tcPr>
-            <w:tcW w:type="dxa" w:w="2592"/>
+            <w:tcW w:type="dxa" w:w="4560"/>
+            <w:tcMar>
+              <w:top w:w="80" w:type="dxa"/>
+              <w:start w:w="120" w:type="dxa"/>
+              <w:bottom w:w="80" w:type="dxa"/>
+              <w:end w:w="120" w:type="dxa"/>
+            </w:tcMar>
             <w:vAlign w:val="center"/>
           </w:tcPr>
           <w:p>
@@ -208,13 +196,21 @@
               <w:rPr>
                 <w:sz w:val="18"/>
               </w:rPr>
-              <w:t>Conservar baseline; no reabrir sin ADR. Usar estructura actual como punto de partida tecnico.</w:t>
+              <w:t>Checklist de auditoría, slices 0–13, módulos API/web, ADRs y pruebas.</w:t>
             </w:r>
           </w:p>
         </w:tc>
+      </w:tr>
+      <w:tr>
         <w:tc>
           <w:tcPr>
-            <w:tcW w:type="dxa" w:w="2448"/>
+            <w:tcW w:type="dxa" w:w="1300"/>
+            <w:tcMar>
+              <w:top w:w="80" w:type="dxa"/>
+              <w:start w:w="120" w:type="dxa"/>
+              <w:bottom w:w="80" w:type="dxa"/>
+              <w:end w:w="120" w:type="dxa"/>
+            </w:tcMar>
             <w:vAlign w:val="center"/>
           </w:tcPr>
           <w:p>
@@ -222,7 +218,47 @@
               <w:rPr>
                 <w:sz w:val="18"/>
               </w:rPr>
-              <w:t>docs/00 a docs/10, package.json, pnpm-workspace.yaml, apps/, packages/, prisma/.</w:t>
+              <w:t>VERDE</w:t>
+            </w:r>
+          </w:p>
+        </w:tc>
+        <w:tc>
+          <w:tcPr>
+            <w:tcW w:type="dxa" w:w="3500"/>
+            <w:tcMar>
+              <w:top w:w="80" w:type="dxa"/>
+              <w:start w:w="120" w:type="dxa"/>
+              <w:bottom w:w="80" w:type="dxa"/>
+              <w:end w:w="120" w:type="dxa"/>
+            </w:tcMar>
+            <w:vAlign w:val="center"/>
+          </w:tcPr>
+          <w:p>
+            <w:r>
+              <w:rPr>
+                <w:sz w:val="18"/>
+              </w:rPr>
+              <w:t>Seguridad y calidad verificables.</w:t>
+            </w:r>
+          </w:p>
+        </w:tc>
+        <w:tc>
+          <w:tcPr>
+            <w:tcW w:type="dxa" w:w="4560"/>
+            <w:tcMar>
+              <w:top w:w="80" w:type="dxa"/>
+              <w:start w:w="120" w:type="dxa"/>
+              <w:bottom w:w="80" w:type="dxa"/>
+              <w:end w:w="120" w:type="dxa"/>
+            </w:tcMar>
+            <w:vAlign w:val="center"/>
+          </w:tcPr>
+          <w:p>
+            <w:r>
+              <w:rPr>
+                <w:sz w:val="18"/>
+              </w:rPr>
+              <w:t>JWT, refresh rotativo e invalidable, DTOs, sanitización, CI y pruebas.</w:t>
             </w:r>
           </w:p>
         </w:tc>
@@ -230,7 +266,13 @@
       <w:tr>
         <w:tc>
           <w:tcPr>
-            <w:tcW w:type="dxa" w:w="1440"/>
+            <w:tcW w:type="dxa" w:w="1300"/>
+            <w:tcMar>
+              <w:top w:w="80" w:type="dxa"/>
+              <w:start w:w="120" w:type="dxa"/>
+              <w:bottom w:w="80" w:type="dxa"/>
+              <w:end w:w="120" w:type="dxa"/>
+            </w:tcMar>
             <w:vAlign w:val="center"/>
           </w:tcPr>
           <w:p>
@@ -238,13 +280,19 @@
               <w:rPr>
                 <w:sz w:val="18"/>
               </w:rPr>
-              <w:t>AMBAR</w:t>
+              <w:t>ÁMBAR</w:t>
             </w:r>
           </w:p>
         </w:tc>
         <w:tc>
           <w:tcPr>
-            <w:tcW w:type="dxa" w:w="2880"/>
+            <w:tcW w:type="dxa" w:w="3500"/>
+            <w:tcMar>
+              <w:top w:w="80" w:type="dxa"/>
+              <w:start w:w="120" w:type="dxa"/>
+              <w:bottom w:w="80" w:type="dxa"/>
+              <w:end w:w="120" w:type="dxa"/>
+            </w:tcMar>
             <w:vAlign w:val="center"/>
           </w:tcPr>
           <w:p>
@@ -252,13 +300,19 @@
               <w:rPr>
                 <w:sz w:val="18"/>
               </w:rPr>
-              <w:t>Slice 0 esta mayormente ejecutado y Slice 1 inicio con backend base; faltan verificacion estable de build/lint, DB, auth y modulos funcionales.</w:t>
+              <w:t>Capacidades diferidas que requieren nueva decisión.</w:t>
             </w:r>
           </w:p>
         </w:tc>
         <w:tc>
           <w:tcPr>
-            <w:tcW w:type="dxa" w:w="2592"/>
+            <w:tcW w:type="dxa" w:w="4560"/>
+            <w:tcMar>
+              <w:top w:w="80" w:type="dxa"/>
+              <w:start w:w="120" w:type="dxa"/>
+              <w:bottom w:w="80" w:type="dxa"/>
+              <w:end w:w="120" w:type="dxa"/>
+            </w:tcMar>
             <w:vAlign w:val="center"/>
           </w:tcPr>
           <w:p>
@@ -266,113 +320,19 @@
               <w:rPr>
                 <w:sz w:val="18"/>
               </w:rPr>
-              <w:t>Cerrar evidencia tecnica antes de autorizar Prisma o autenticacion.</w:t>
-            </w:r>
-          </w:p>
-        </w:tc>
-        <w:tc>
-          <w:tcPr>
-            <w:tcW w:type="dxa" w:w="2448"/>
-            <w:vAlign w:val="center"/>
-          </w:tcPr>
-          <w:p>
-            <w:r>
-              <w:rPr>
-                <w:sz w:val="18"/>
-              </w:rPr>
-              <w:t>apps/api, apps/web, packages/shared, docs/10-implementation/schema-review-findings.md.</w:t>
-            </w:r>
-          </w:p>
-        </w:tc>
-      </w:tr>
-      <w:tr>
-        <w:tc>
-          <w:tcPr>
-            <w:tcW w:type="dxa" w:w="1440"/>
-            <w:vAlign w:val="center"/>
-          </w:tcPr>
-          <w:p>
-            <w:r>
-              <w:rPr>
-                <w:sz w:val="18"/>
-              </w:rPr>
-              <w:t>ROJO</w:t>
-            </w:r>
-          </w:p>
-        </w:tc>
-        <w:tc>
-          <w:tcPr>
-            <w:tcW w:type="dxa" w:w="2880"/>
-            <w:vAlign w:val="center"/>
-          </w:tcPr>
-          <w:p>
-            <w:r>
-              <w:rPr>
-                <w:sz w:val="18"/>
-              </w:rPr>
-              <w:t>No existe MVP funcional: sin migraciones, PostgreSQL conectado, login, CMS, portal publico dinamico, CI ni despliegue.</w:t>
-            </w:r>
-          </w:p>
-        </w:tc>
-        <w:tc>
-          <w:tcPr>
-            <w:tcW w:type="dxa" w:w="2592"/>
-            <w:vAlign w:val="center"/>
-          </w:tcPr>
-          <w:p>
-            <w:r>
-              <w:rPr>
-                <w:sz w:val="18"/>
-              </w:rPr>
-              <w:t>No declarar produccion, staging ni IA funcional.</w:t>
-            </w:r>
-          </w:p>
-        </w:tc>
-        <w:tc>
-          <w:tcPr>
-            <w:tcW w:type="dxa" w:w="2448"/>
-            <w:vAlign w:val="center"/>
-          </w:tcPr>
-          <w:p>
-            <w:r>
-              <w:rPr>
-                <w:sz w:val="18"/>
-              </w:rPr>
-              <w:t>Checklist operativo y estado real del repositorio.</w:t>
+              <w:t>Configuración, banners, menús, proveedor final y despliegue productivo.</w:t>
             </w:r>
           </w:p>
         </w:tc>
       </w:tr>
     </w:tbl>
+    <w:p/>
     <w:p>
       <w:pPr>
         <w:pStyle w:val="Heading1"/>
       </w:pPr>
       <w:r>
-        <w:t>Metodología que ya sigue el proyecto</w:t>
-      </w:r>
-    </w:p>
-    <w:p>
-      <w:r>
-        <w:t>La documentación adopta un enfoque secuencial de baseline (producto → dominio → arquitectura → base de datos → API → frontend → backend → DevOps) y una ejecución incremental mediante vertical slices. No es Scrum formalmente descrito; es un proceso de arquitectura dirigida por dominio, con monolito modular, Clean Architecture y DDD Lite.</w:t>
-      </w:r>
-    </w:p>
-    <w:p>
-      <w:r>
-        <w:t>Regla operativa: cada slice debe producir un resultado verificable, conservar las decisiones del dominio y cerrar evidencia antes de iniciar el siguiente. La publicación pública no puede avanzar sin soporte mínimo de fuente, validación y trazabilidad.</w:t>
-      </w:r>
-    </w:p>
-    <w:p>
-      <w:pPr>
-        <w:pStyle w:val="Heading1"/>
-      </w:pPr>
-      <w:r>
-        <w:t>Estimación para terminar el MVP</w:t>
-      </w:r>
-    </w:p>
-    <w:p>
-      <w:r>
-        <w:t>Estimación de trabajo restante: 8–12 semanas-persona de desarrollo, incluyendo pruebas, endurecimiento y despliegue controlado. Con una persona a tiempo completo y decisiones rápidas: 8–10 semanas calendario; con dedicación parcial: 12–16 semanas. La estimación documental original de “aproximadamente un mes” solo sería viable con alcance muy estricto, infraestructura resuelta y al menos dos perfiles trabajando en paralelo.</w:t>
+        <w:t>Control de bloques de auditoría</w:t>
       </w:r>
     </w:p>
     <w:tbl>
@@ -384,27 +344,27 @@
         <w:tblLook w:firstColumn="1" w:firstRow="1" w:lastColumn="0" w:lastRow="0" w:noHBand="0" w:noVBand="1" w:val="04A0"/>
       </w:tblPr>
       <w:tblGrid>
-        <w:gridCol w:w="2520"/>
-        <w:gridCol w:w="2520"/>
-        <w:gridCol w:w="2520"/>
-        <w:gridCol w:w="2520"/>
+        <w:gridCol w:w="3120"/>
+        <w:gridCol w:w="3120"/>
+        <w:gridCol w:w="3120"/>
       </w:tblGrid>
       <w:tr>
         <w:tc>
           <w:tcPr>
-            <w:tcW w:type="dxa" w:w="2232"/>
+            <w:tcW w:type="dxa" w:w="2450"/>
+            <w:tcMar>
+              <w:top w:w="80" w:type="dxa"/>
+              <w:start w:w="120" w:type="dxa"/>
+              <w:bottom w:w="80" w:type="dxa"/>
+              <w:end w:w="120" w:type="dxa"/>
+            </w:tcMar>
             <w:shd w:fill="F2F4F7"/>
             <w:vAlign w:val="center"/>
           </w:tcPr>
           <w:p>
-            <w:pPr>
-              <w:spacing w:after="40" w:before="40"/>
-            </w:pPr>
-            <w:r/>
             <w:r>
               <w:rPr>
                 <w:b/>
-                <w:color w:val="1F4D78"/>
                 <w:sz w:val="18"/>
               </w:rPr>
               <w:t>Bloque</w:t>
@@ -413,64 +373,45 @@
         </w:tc>
         <w:tc>
           <w:tcPr>
-            <w:tcW w:type="dxa" w:w="1728"/>
+            <w:tcW w:type="dxa" w:w="900"/>
+            <w:tcMar>
+              <w:top w:w="80" w:type="dxa"/>
+              <w:start w:w="120" w:type="dxa"/>
+              <w:bottom w:w="80" w:type="dxa"/>
+              <w:end w:w="120" w:type="dxa"/>
+            </w:tcMar>
             <w:shd w:fill="F2F4F7"/>
             <w:vAlign w:val="center"/>
           </w:tcPr>
           <w:p>
-            <w:pPr>
-              <w:spacing w:after="40" w:before="40"/>
-            </w:pPr>
-            <w:r/>
             <w:r>
               <w:rPr>
                 <w:b/>
-                <w:color w:val="1F4D78"/>
                 <w:sz w:val="18"/>
               </w:rPr>
-              <w:t>Duración estimada</w:t>
+              <w:t>Estado</w:t>
             </w:r>
           </w:p>
         </w:tc>
         <w:tc>
           <w:tcPr>
-            <w:tcW w:type="dxa" w:w="2232"/>
+            <w:tcW w:type="dxa" w:w="6010"/>
+            <w:tcMar>
+              <w:top w:w="80" w:type="dxa"/>
+              <w:start w:w="120" w:type="dxa"/>
+              <w:bottom w:w="80" w:type="dxa"/>
+              <w:end w:w="120" w:type="dxa"/>
+            </w:tcMar>
             <w:shd w:fill="F2F4F7"/>
             <w:vAlign w:val="center"/>
           </w:tcPr>
           <w:p>
-            <w:pPr>
-              <w:spacing w:after="40" w:before="40"/>
-            </w:pPr>
-            <w:r/>
             <w:r>
               <w:rPr>
                 <w:b/>
-                <w:color w:val="1F4D78"/>
                 <w:sz w:val="18"/>
               </w:rPr>
-              <w:t>Dependencia</w:t>
-            </w:r>
-          </w:p>
-        </w:tc>
-        <w:tc>
-          <w:tcPr>
-            <w:tcW w:type="dxa" w:w="3168"/>
-            <w:shd w:fill="F2F4F7"/>
-            <w:vAlign w:val="center"/>
-          </w:tcPr>
-          <w:p>
-            <w:pPr>
-              <w:spacing w:after="40" w:before="40"/>
-            </w:pPr>
-            <w:r/>
-            <w:r>
-              <w:rPr>
-                <w:b/>
-                <w:color w:val="1F4D78"/>
-                <w:sz w:val="18"/>
-              </w:rPr>
-              <w:t>Salida verificable</w:t>
+              <w:t>Resultado verificable</w:t>
             </w:r>
           </w:p>
         </w:tc>
@@ -478,7 +419,13 @@
       <w:tr>
         <w:tc>
           <w:tcPr>
-            <w:tcW w:type="dxa" w:w="2232"/>
+            <w:tcW w:type="dxa" w:w="2450"/>
+            <w:tcMar>
+              <w:top w:w="80" w:type="dxa"/>
+              <w:start w:w="120" w:type="dxa"/>
+              <w:bottom w:w="80" w:type="dxa"/>
+              <w:end w:w="120" w:type="dxa"/>
+            </w:tcMar>
             <w:vAlign w:val="center"/>
           </w:tcPr>
           <w:p>
@@ -486,557 +433,19 @@
               <w:rPr>
                 <w:sz w:val="18"/>
               </w:rPr>
-              <w:t>Slice 0 + decisiones tecnicas</w:t>
+              <w:t>0. Normalización documental</w:t>
             </w:r>
           </w:p>
         </w:tc>
         <w:tc>
           <w:tcPr>
-            <w:tcW w:type="dxa" w:w="1728"/>
-            <w:vAlign w:val="center"/>
-          </w:tcPr>
-          <w:p>
-            <w:r>
-              <w:rPr>
-                <w:sz w:val="18"/>
-              </w:rPr>
-              <w:t>1-2 dias para cierre formal</w:t>
-            </w:r>
-          </w:p>
-        </w:tc>
-        <w:tc>
-          <w:tcPr>
-            <w:tcW w:type="dxa" w:w="2232"/>
-            <w:vAlign w:val="center"/>
-          </w:tcPr>
-          <w:p>
-            <w:r>
-              <w:rPr>
-                <w:sz w:val="18"/>
-              </w:rPr>
-              <w:t>Confirmar rama, resolver evidencia de build/lint, decidir PostgreSQL local</w:t>
-            </w:r>
-          </w:p>
-        </w:tc>
-        <w:tc>
-          <w:tcPr>
-            <w:tcW w:type="dxa" w:w="3168"/>
-            <w:vAlign w:val="center"/>
-          </w:tcPr>
-          <w:p>
-            <w:r>
-              <w:rPr>
-                <w:sz w:val="18"/>
-              </w:rPr>
-              <w:t>Monorepo ya creado; cierre con validacion documental y comandos reproducibles</w:t>
-            </w:r>
-          </w:p>
-        </w:tc>
-      </w:tr>
-      <w:tr>
-        <w:tc>
-          <w:tcPr>
-            <w:tcW w:type="dxa" w:w="2232"/>
-            <w:vAlign w:val="center"/>
-          </w:tcPr>
-          <w:p>
-            <w:r>
-              <w:rPr>
-                <w:sz w:val="18"/>
-              </w:rPr>
-              <w:t>Base, Prisma y autenticacion</w:t>
-            </w:r>
-          </w:p>
-        </w:tc>
-        <w:tc>
-          <w:tcPr>
-            <w:tcW w:type="dxa" w:w="1728"/>
-            <w:vAlign w:val="center"/>
-          </w:tcPr>
-          <w:p>
-            <w:r>
-              <w:rPr>
-                <w:sz w:val="18"/>
-              </w:rPr>
-              <w:t>1-2 semanas</w:t>
-            </w:r>
-          </w:p>
-        </w:tc>
-        <w:tc>
-          <w:tcPr>
-            <w:tcW w:type="dxa" w:w="2232"/>
-            <w:vAlign w:val="center"/>
-          </w:tcPr>
-          <w:p>
-            <w:r>
-              <w:rPr>
-                <w:sz w:val="18"/>
-              </w:rPr>
-              <w:t>Autorizacion Prisma y primer admin</w:t>
-            </w:r>
-          </w:p>
-        </w:tc>
-        <w:tc>
-          <w:tcPr>
-            <w:tcW w:type="dxa" w:w="3168"/>
-            <w:vAlign w:val="center"/>
-          </w:tcPr>
-          <w:p>
-            <w:r>
-              <w:rPr>
-                <w:sz w:val="18"/>
-              </w:rPr>
-              <w:t>Login, refresh, /me, rutas protegidas</w:t>
-            </w:r>
-          </w:p>
-        </w:tc>
-      </w:tr>
-      <w:tr>
-        <w:tc>
-          <w:tcPr>
-            <w:tcW w:type="dxa" w:w="2232"/>
-            <w:vAlign w:val="center"/>
-          </w:tcPr>
-          <w:p>
-            <w:r>
-              <w:rPr>
-                <w:sz w:val="18"/>
-              </w:rPr>
-              <w:t>Nucleo editorial confiable</w:t>
-            </w:r>
-          </w:p>
-        </w:tc>
-        <w:tc>
-          <w:tcPr>
-            <w:tcW w:type="dxa" w:w="1728"/>
-            <w:vAlign w:val="center"/>
-          </w:tcPr>
-          <w:p>
-            <w:r>
-              <w:rPr>
-                <w:sz w:val="18"/>
-              </w:rPr>
-              <w:t>2-3 semanas</w:t>
-            </w:r>
-          </w:p>
-        </w:tc>
-        <w:tc>
-          <w:tcPr>
-            <w:tcW w:type="dxa" w:w="2232"/>
-            <w:vAlign w:val="center"/>
-          </w:tcPr>
-          <w:p>
-            <w:r>
-              <w:rPr>
-                <w:sz w:val="18"/>
-              </w:rPr>
-              <w:t>Auth y DB local</w:t>
-            </w:r>
-          </w:p>
-        </w:tc>
-        <w:tc>
-          <w:tcPr>
-            <w:tcW w:type="dxa" w:w="3168"/>
-            <w:vAlign w:val="center"/>
-          </w:tcPr>
-          <w:p>
-            <w:r>
-              <w:rPr>
-                <w:sz w:val="18"/>
-              </w:rPr>
-              <w:t>Content + Source + Validation + trazabilidad</w:t>
-            </w:r>
-          </w:p>
-        </w:tc>
-      </w:tr>
-      <w:tr>
-        <w:tc>
-          <w:tcPr>
-            <w:tcW w:type="dxa" w:w="2232"/>
-            <w:vAlign w:val="center"/>
-          </w:tcPr>
-          <w:p>
-            <w:r>
-              <w:rPr>
-                <w:sz w:val="18"/>
-              </w:rPr>
-              <w:t>Publicacion y portal publico</w:t>
-            </w:r>
-          </w:p>
-        </w:tc>
-        <w:tc>
-          <w:tcPr>
-            <w:tcW w:type="dxa" w:w="1728"/>
-            <w:vAlign w:val="center"/>
-          </w:tcPr>
-          <w:p>
-            <w:r>
-              <w:rPr>
-                <w:sz w:val="18"/>
-              </w:rPr>
-              <w:t>1-2 semanas</w:t>
-            </w:r>
-          </w:p>
-        </w:tc>
-        <w:tc>
-          <w:tcPr>
-            <w:tcW w:type="dxa" w:w="2232"/>
-            <w:vAlign w:val="center"/>
-          </w:tcPr>
-          <w:p>
-            <w:r>
-              <w:rPr>
-                <w:sz w:val="18"/>
-              </w:rPr>
-              <w:t>Nucleo editorial</w:t>
-            </w:r>
-          </w:p>
-        </w:tc>
-        <w:tc>
-          <w:tcPr>
-            <w:tcW w:type="dxa" w:w="3168"/>
-            <w:vAlign w:val="center"/>
-          </w:tcPr>
-          <w:p>
-            <w:r>
-              <w:rPr>
-                <w:sz w:val="18"/>
-              </w:rPr>
-              <w:t>Publication, detalle, busqueda basica</w:t>
-            </w:r>
-          </w:p>
-        </w:tc>
-      </w:tr>
-      <w:tr>
-        <w:tc>
-          <w:tcPr>
-            <w:tcW w:type="dxa" w:w="2232"/>
-            <w:vAlign w:val="center"/>
-          </w:tcPr>
-          <w:p>
-            <w:r>
-              <w:rPr>
-                <w:sz w:val="18"/>
-              </w:rPr>
-              <w:t>Multimedia, clasificacion, timeline y canales</w:t>
-            </w:r>
-          </w:p>
-        </w:tc>
-        <w:tc>
-          <w:tcPr>
-            <w:tcW w:type="dxa" w:w="1728"/>
-            <w:vAlign w:val="center"/>
-          </w:tcPr>
-          <w:p>
-            <w:r>
-              <w:rPr>
-                <w:sz w:val="18"/>
-              </w:rPr>
-              <w:t>2-3 semanas</w:t>
-            </w:r>
-          </w:p>
-        </w:tc>
-        <w:tc>
-          <w:tcPr>
-            <w:tcW w:type="dxa" w:w="2232"/>
-            <w:vAlign w:val="center"/>
-          </w:tcPr>
-          <w:p>
-            <w:r>
-              <w:rPr>
-                <w:sz w:val="18"/>
-              </w:rPr>
-              <w:t>Publicacion</w:t>
-            </w:r>
-          </w:p>
-        </w:tc>
-        <w:tc>
-          <w:tcPr>
-            <w:tcW w:type="dxa" w:w="3168"/>
-            <w:vAlign w:val="center"/>
-          </w:tcPr>
-          <w:p>
-            <w:r>
-              <w:rPr>
-                <w:sz w:val="18"/>
-              </w:rPr>
-              <w:t>Capacidades MVP restantes</w:t>
-            </w:r>
-          </w:p>
-        </w:tc>
-      </w:tr>
-      <w:tr>
-        <w:tc>
-          <w:tcPr>
-            <w:tcW w:type="dxa" w:w="2232"/>
-            <w:vAlign w:val="center"/>
-          </w:tcPr>
-          <w:p>
-            <w:r>
-              <w:rPr>
-                <w:sz w:val="18"/>
-              </w:rPr>
-              <w:t>E2E, seguridad, CI y despliegue</w:t>
-            </w:r>
-          </w:p>
-        </w:tc>
-        <w:tc>
-          <w:tcPr>
-            <w:tcW w:type="dxa" w:w="1728"/>
-            <w:vAlign w:val="center"/>
-          </w:tcPr>
-          <w:p>
-            <w:r>
-              <w:rPr>
-                <w:sz w:val="18"/>
-              </w:rPr>
-              <w:t>1-2 semanas</w:t>
-            </w:r>
-          </w:p>
-        </w:tc>
-        <w:tc>
-          <w:tcPr>
-            <w:tcW w:type="dxa" w:w="2232"/>
-            <w:vAlign w:val="center"/>
-          </w:tcPr>
-          <w:p>
-            <w:r>
-              <w:rPr>
-                <w:sz w:val="18"/>
-              </w:rPr>
-              <w:t>Proveedor / staging</w:t>
-            </w:r>
-          </w:p>
-        </w:tc>
-        <w:tc>
-          <w:tcPr>
-            <w:tcW w:type="dxa" w:w="3168"/>
-            <w:vAlign w:val="center"/>
-          </w:tcPr>
-          <w:p>
-            <w:r>
-              <w:rPr>
-                <w:sz w:val="18"/>
-              </w:rPr>
-              <w:t>MVP probado y operable</w:t>
-            </w:r>
-          </w:p>
-        </w:tc>
-      </w:tr>
-    </w:tbl>
-    <w:p>
-      <w:pPr>
-        <w:pStyle w:val="Heading1"/>
-      </w:pPr>
-      <w:r>
-        <w:t>Decisiones que deben resolverse antes de avanzar</w:t>
-      </w:r>
-    </w:p>
-    <w:p>
-      <w:pPr>
-        <w:pStyle w:val="Heading2"/>
-      </w:pPr>
-      <w:r>
-        <w:t>Gate A — autorización de ejecución real</w:t>
-      </w:r>
-    </w:p>
-    <w:tbl>
-      <w:tblPr>
-        <w:tblStyle w:val="TableGrid"/>
-        <w:tblW w:type="auto" w:w="0"/>
-        <w:jc w:val="left"/>
-        <w:tblLayout w:type="fixed"/>
-        <w:tblLook w:firstColumn="1" w:firstRow="1" w:lastColumn="0" w:lastRow="0" w:noHBand="0" w:noVBand="1" w:val="04A0"/>
-      </w:tblPr>
-      <w:tblGrid>
-        <w:gridCol w:w="2016"/>
-        <w:gridCol w:w="2016"/>
-        <w:gridCol w:w="2016"/>
-        <w:gridCol w:w="2016"/>
-        <w:gridCol w:w="2016"/>
-      </w:tblGrid>
-      <w:tr>
-        <w:tc>
-          <w:tcPr>
-            <w:tcW w:type="dxa" w:w="503"/>
-            <w:shd w:fill="F2F4F7"/>
-            <w:vAlign w:val="center"/>
-          </w:tcPr>
-          <w:p>
-            <w:pPr>
-              <w:spacing w:after="40" w:before="40"/>
-            </w:pPr>
-            <w:r/>
-            <w:r>
-              <w:rPr>
-                <w:b/>
-                <w:color w:val="1F4D78"/>
-                <w:sz w:val="18"/>
-              </w:rPr>
-              <w:t>☐</w:t>
-            </w:r>
-          </w:p>
-        </w:tc>
-        <w:tc>
-          <w:tcPr>
-            <w:tcW w:type="dxa" w:w="4031"/>
-            <w:shd w:fill="F2F4F7"/>
-            <w:vAlign w:val="center"/>
-          </w:tcPr>
-          <w:p>
-            <w:pPr>
-              <w:spacing w:after="40" w:before="40"/>
-            </w:pPr>
-            <w:r/>
-            <w:r>
-              <w:rPr>
-                <w:b/>
-                <w:color w:val="1F4D78"/>
-                <w:sz w:val="18"/>
-              </w:rPr>
-              <w:t>Actividad / criterio de aceptación</w:t>
-            </w:r>
-          </w:p>
-        </w:tc>
-        <w:tc>
-          <w:tcPr>
-            <w:tcW w:type="dxa" w:w="1800"/>
-            <w:shd w:fill="F2F4F7"/>
-            <w:vAlign w:val="center"/>
-          </w:tcPr>
-          <w:p>
-            <w:pPr>
-              <w:spacing w:after="40" w:before="40"/>
-            </w:pPr>
-            <w:r/>
-            <w:r>
-              <w:rPr>
-                <w:b/>
-                <w:color w:val="1F4D78"/>
-                <w:sz w:val="18"/>
-              </w:rPr>
-              <w:t>Evidencia o enlace</w:t>
-            </w:r>
-          </w:p>
-        </w:tc>
-        <w:tc>
-          <w:tcPr>
-            <w:tcW w:type="dxa" w:w="792"/>
-            <w:shd w:fill="F2F4F7"/>
-            <w:vAlign w:val="center"/>
-          </w:tcPr>
-          <w:p>
-            <w:pPr>
-              <w:spacing w:after="40" w:before="40"/>
-            </w:pPr>
-            <w:r/>
-            <w:r>
-              <w:rPr>
-                <w:b/>
-                <w:color w:val="1F4D78"/>
-                <w:sz w:val="18"/>
-              </w:rPr>
-              <w:t>Fecha</w:t>
-            </w:r>
-          </w:p>
-        </w:tc>
-        <w:tc>
-          <w:tcPr>
-            <w:tcW w:type="dxa" w:w="2232"/>
-            <w:shd w:fill="F2F4F7"/>
-            <w:vAlign w:val="center"/>
-          </w:tcPr>
-          <w:p>
-            <w:pPr>
-              <w:spacing w:after="40" w:before="40"/>
-            </w:pPr>
-            <w:r/>
-            <w:r>
-              <w:rPr>
-                <w:b/>
-                <w:color w:val="1F4D78"/>
-                <w:sz w:val="18"/>
-              </w:rPr>
-              <w:t>Notas / bloqueo</w:t>
-            </w:r>
-          </w:p>
-        </w:tc>
-      </w:tr>
-      <w:tr>
-        <w:tc>
-          <w:tcPr>
-            <w:tcW w:type="dxa" w:w="503"/>
-            <w:vAlign w:val="center"/>
-          </w:tcPr>
-          <w:p>
-            <w:r>
-              <w:rPr>
-                <w:sz w:val="18"/>
-              </w:rPr>
-              <w:t>[ ]</w:t>
-            </w:r>
-          </w:p>
-        </w:tc>
-        <w:tc>
-          <w:tcPr>
-            <w:tcW w:type="dxa" w:w="4031"/>
-            <w:vAlign w:val="center"/>
-          </w:tcPr>
-          <w:p>
-            <w:r>
-              <w:rPr>
-                <w:sz w:val="18"/>
-              </w:rPr>
-              <w:t>Confirmar rama de trabajo y responsable tecnico.</w:t>
-            </w:r>
-          </w:p>
-        </w:tc>
-        <w:tc>
-          <w:tcPr>
-            <w:tcW w:type="dxa" w:w="1800"/>
-            <w:vAlign w:val="center"/>
-          </w:tcPr>
-          <w:p>
-            <w:r>
-              <w:rPr>
-                <w:sz w:val="18"/>
-              </w:rPr>
-            </w:r>
-          </w:p>
-        </w:tc>
-        <w:tc>
-          <w:tcPr>
-            <w:tcW w:type="dxa" w:w="792"/>
-            <w:vAlign w:val="center"/>
-          </w:tcPr>
-          <w:p>
-            <w:r>
-              <w:rPr>
-                <w:sz w:val="18"/>
-              </w:rPr>
-              <w:t>2026-07-13</w:t>
-            </w:r>
-          </w:p>
-        </w:tc>
-        <w:tc>
-          <w:tcPr>
-            <w:tcW w:type="dxa" w:w="2232"/>
-            <w:vAlign w:val="center"/>
-          </w:tcPr>
-          <w:p>
-            <w:r>
-              <w:rPr>
-                <w:sz w:val="18"/>
-              </w:rPr>
-              <w:t>Pendiente; el repositorio muestra cambios sin seguimiento en Git.</w:t>
-            </w:r>
-          </w:p>
-        </w:tc>
-      </w:tr>
-      <w:tr>
-        <w:tc>
-          <w:tcPr>
-            <w:tcW w:type="dxa" w:w="503"/>
+            <w:tcW w:type="dxa" w:w="900"/>
+            <w:tcMar>
+              <w:top w:w="80" w:type="dxa"/>
+              <w:start w:w="120" w:type="dxa"/>
+              <w:bottom w:w="80" w:type="dxa"/>
+              <w:end w:w="120" w:type="dxa"/>
+            </w:tcMar>
             <w:vAlign w:val="center"/>
           </w:tcPr>
           <w:p>
@@ -1050,7 +459,13 @@
         </w:tc>
         <w:tc>
           <w:tcPr>
-            <w:tcW w:type="dxa" w:w="4031"/>
+            <w:tcW w:type="dxa" w:w="6010"/>
+            <w:tcMar>
+              <w:top w:w="80" w:type="dxa"/>
+              <w:start w:w="120" w:type="dxa"/>
+              <w:bottom w:w="80" w:type="dxa"/>
+              <w:end w:w="120" w:type="dxa"/>
+            </w:tcMar>
             <w:vAlign w:val="center"/>
           </w:tcPr>
           <w:p>
@@ -1058,13 +473,21 @@
               <w:rPr>
                 <w:sz w:val="18"/>
               </w:rPr>
-              <w:t>Autorizar creacion de la estructura tecnica y dependencias del monorepo.</w:t>
+              <w:t>Checklists y esquema documental alineados con el estado operativo.</w:t>
             </w:r>
           </w:p>
         </w:tc>
+      </w:tr>
+      <w:tr>
         <w:tc>
           <w:tcPr>
-            <w:tcW w:type="dxa" w:w="1800"/>
+            <w:tcW w:type="dxa" w:w="2450"/>
+            <w:tcMar>
+              <w:top w:w="80" w:type="dxa"/>
+              <w:start w:w="120" w:type="dxa"/>
+              <w:bottom w:w="80" w:type="dxa"/>
+              <w:end w:w="120" w:type="dxa"/>
+            </w:tcMar>
             <w:vAlign w:val="center"/>
           </w:tcPr>
           <w:p>
@@ -1072,601 +495,19 @@
               <w:rPr>
                 <w:sz w:val="18"/>
               </w:rPr>
-              <w:t>package.json, pnpm-workspace.yaml, apps/, packages/, prisma/</w:t>
+              <w:t>1. Fuentes y validaciones</w:t>
             </w:r>
           </w:p>
         </w:tc>
         <w:tc>
           <w:tcPr>
-            <w:tcW w:type="dxa" w:w="792"/>
-            <w:vAlign w:val="center"/>
-          </w:tcPr>
-          <w:p>
-            <w:r>
-              <w:rPr>
-                <w:sz w:val="18"/>
-              </w:rPr>
-              <w:t>2026-07-13</w:t>
-            </w:r>
-          </w:p>
-        </w:tc>
-        <w:tc>
-          <w:tcPr>
-            <w:tcW w:type="dxa" w:w="2232"/>
-            <w:vAlign w:val="center"/>
-          </w:tcPr>
-          <w:p>
-            <w:r>
-              <w:rPr>
-                <w:sz w:val="18"/>
-              </w:rPr>
-              <w:t>Ejecutado en repositorio local.</w:t>
-            </w:r>
-          </w:p>
-        </w:tc>
-      </w:tr>
-      <w:tr>
-        <w:tc>
-          <w:tcPr>
-            <w:tcW w:type="dxa" w:w="503"/>
-            <w:vAlign w:val="center"/>
-          </w:tcPr>
-          <w:p>
-            <w:r>
-              <w:rPr>
-                <w:sz w:val="18"/>
-              </w:rPr>
-              <w:t>[ ]</w:t>
-            </w:r>
-          </w:p>
-        </w:tc>
-        <w:tc>
-          <w:tcPr>
-            <w:tcW w:type="dxa" w:w="4031"/>
-            <w:vAlign w:val="center"/>
-          </w:tcPr>
-          <w:p>
-            <w:r>
-              <w:rPr>
-                <w:sz w:val="18"/>
-              </w:rPr>
-              <w:t>Definir PostgreSQL local (Docker o instalacion local) y datos no productivos.</w:t>
-            </w:r>
-          </w:p>
-        </w:tc>
-        <w:tc>
-          <w:tcPr>
-            <w:tcW w:type="dxa" w:w="1800"/>
-            <w:vAlign w:val="center"/>
-          </w:tcPr>
-          <w:p>
-            <w:r>
-              <w:rPr>
-                <w:sz w:val="18"/>
-              </w:rPr>
-            </w:r>
-          </w:p>
-        </w:tc>
-        <w:tc>
-          <w:tcPr>
-            <w:tcW w:type="dxa" w:w="792"/>
-            <w:vAlign w:val="center"/>
-          </w:tcPr>
-          <w:p>
-            <w:r>
-              <w:rPr>
-                <w:sz w:val="18"/>
-              </w:rPr>
-              <w:t>2026-07-13</w:t>
-            </w:r>
-          </w:p>
-        </w:tc>
-        <w:tc>
-          <w:tcPr>
-            <w:tcW w:type="dxa" w:w="2232"/>
-            <w:vAlign w:val="center"/>
-          </w:tcPr>
-          <w:p>
-            <w:r>
-              <w:rPr>
-                <w:sz w:val="18"/>
-              </w:rPr>
-              <w:t>Pendiente.</w:t>
-            </w:r>
-          </w:p>
-        </w:tc>
-      </w:tr>
-      <w:tr>
-        <w:tc>
-          <w:tcPr>
-            <w:tcW w:type="dxa" w:w="503"/>
-            <w:vAlign w:val="center"/>
-          </w:tcPr>
-          <w:p>
-            <w:r>
-              <w:rPr>
-                <w:sz w:val="18"/>
-              </w:rPr>
-              <w:t>[ ]</w:t>
-            </w:r>
-          </w:p>
-        </w:tc>
-        <w:tc>
-          <w:tcPr>
-            <w:tcW w:type="dxa" w:w="4031"/>
-            <w:vAlign w:val="center"/>
-          </w:tcPr>
-          <w:p>
-            <w:r>
-              <w:rPr>
-                <w:sz w:val="18"/>
-              </w:rPr>
-              <w:t>Autorizar el ciclo Prisma por etapas: validate -&gt; generate -&gt; migracion local.</w:t>
-            </w:r>
-          </w:p>
-        </w:tc>
-        <w:tc>
-          <w:tcPr>
-            <w:tcW w:type="dxa" w:w="1800"/>
-            <w:vAlign w:val="center"/>
-          </w:tcPr>
-          <w:p>
-            <w:r>
-              <w:rPr>
-                <w:sz w:val="18"/>
-              </w:rPr>
-            </w:r>
-          </w:p>
-        </w:tc>
-        <w:tc>
-          <w:tcPr>
-            <w:tcW w:type="dxa" w:w="792"/>
-            <w:vAlign w:val="center"/>
-          </w:tcPr>
-          <w:p>
-            <w:r>
-              <w:rPr>
-                <w:sz w:val="18"/>
-              </w:rPr>
-              <w:t>2026-07-13</w:t>
-            </w:r>
-          </w:p>
-        </w:tc>
-        <w:tc>
-          <w:tcPr>
-            <w:tcW w:type="dxa" w:w="2232"/>
-            <w:vAlign w:val="center"/>
-          </w:tcPr>
-          <w:p>
-            <w:r>
-              <w:rPr>
-                <w:sz w:val="18"/>
-              </w:rPr>
-              <w:t>Pendiente; no ejecutar aun.</w:t>
-            </w:r>
-          </w:p>
-        </w:tc>
-      </w:tr>
-      <w:tr>
-        <w:tc>
-          <w:tcPr>
-            <w:tcW w:type="dxa" w:w="503"/>
-            <w:vAlign w:val="center"/>
-          </w:tcPr>
-          <w:p>
-            <w:r>
-              <w:rPr>
-                <w:sz w:val="18"/>
-              </w:rPr>
-              <w:t>[ ]</w:t>
-            </w:r>
-          </w:p>
-        </w:tc>
-        <w:tc>
-          <w:tcPr>
-            <w:tcW w:type="dxa" w:w="4031"/>
-            <w:vAlign w:val="center"/>
-          </w:tcPr>
-          <w:p>
-            <w:r>
-              <w:rPr>
-                <w:sz w:val="18"/>
-              </w:rPr>
-              <w:t>Definir mecanismo tecnico controlado para el primer usuario administrador.</w:t>
-            </w:r>
-          </w:p>
-        </w:tc>
-        <w:tc>
-          <w:tcPr>
-            <w:tcW w:type="dxa" w:w="1800"/>
-            <w:vAlign w:val="center"/>
-          </w:tcPr>
-          <w:p>
-            <w:r>
-              <w:rPr>
-                <w:sz w:val="18"/>
-              </w:rPr>
-            </w:r>
-          </w:p>
-        </w:tc>
-        <w:tc>
-          <w:tcPr>
-            <w:tcW w:type="dxa" w:w="792"/>
-            <w:vAlign w:val="center"/>
-          </w:tcPr>
-          <w:p>
-            <w:r>
-              <w:rPr>
-                <w:sz w:val="18"/>
-              </w:rPr>
-              <w:t>2026-07-13</w:t>
-            </w:r>
-          </w:p>
-        </w:tc>
-        <w:tc>
-          <w:tcPr>
-            <w:tcW w:type="dxa" w:w="2232"/>
-            <w:vAlign w:val="center"/>
-          </w:tcPr>
-          <w:p>
-            <w:r>
-              <w:rPr>
-                <w:sz w:val="18"/>
-              </w:rPr>
-              <w:t>Pendiente.</w:t>
-            </w:r>
-          </w:p>
-        </w:tc>
-      </w:tr>
-      <w:tr>
-        <w:tc>
-          <w:tcPr>
-            <w:tcW w:type="dxa" w:w="503"/>
-            <w:vAlign w:val="center"/>
-          </w:tcPr>
-          <w:p>
-            <w:r>
-              <w:rPr>
-                <w:sz w:val="18"/>
-              </w:rPr>
-              <w:t>[ ]</w:t>
-            </w:r>
-          </w:p>
-        </w:tc>
-        <w:tc>
-          <w:tcPr>
-            <w:tcW w:type="dxa" w:w="4031"/>
-            <w:vAlign w:val="center"/>
-          </w:tcPr>
-          <w:p>
-            <w:r>
-              <w:rPr>
-                <w:sz w:val="18"/>
-              </w:rPr>
-              <w:t>Elegir almacenamiento multimedia inicial y criterio de persistencia/respaldo.</w:t>
-            </w:r>
-          </w:p>
-        </w:tc>
-        <w:tc>
-          <w:tcPr>
-            <w:tcW w:type="dxa" w:w="1800"/>
-            <w:vAlign w:val="center"/>
-          </w:tcPr>
-          <w:p>
-            <w:r>
-              <w:rPr>
-                <w:sz w:val="18"/>
-              </w:rPr>
-              <w:t>.env.example</w:t>
-            </w:r>
-          </w:p>
-        </w:tc>
-        <w:tc>
-          <w:tcPr>
-            <w:tcW w:type="dxa" w:w="792"/>
-            <w:vAlign w:val="center"/>
-          </w:tcPr>
-          <w:p>
-            <w:r>
-              <w:rPr>
-                <w:sz w:val="18"/>
-              </w:rPr>
-              <w:t>2026-07-13</w:t>
-            </w:r>
-          </w:p>
-        </w:tc>
-        <w:tc>
-          <w:tcPr>
-            <w:tcW w:type="dxa" w:w="2232"/>
-            <w:vAlign w:val="center"/>
-          </w:tcPr>
-          <w:p>
-            <w:r>
-              <w:rPr>
-                <w:sz w:val="18"/>
-              </w:rPr>
-              <w:t>Solo existe variable STORAGE_PROVIDER=local; falta diseno de StorageProvider.</w:t>
-            </w:r>
-          </w:p>
-        </w:tc>
-      </w:tr>
-      <w:tr>
-        <w:tc>
-          <w:tcPr>
-            <w:tcW w:type="dxa" w:w="503"/>
-            <w:vAlign w:val="center"/>
-          </w:tcPr>
-          <w:p>
-            <w:r>
-              <w:rPr>
-                <w:sz w:val="18"/>
-              </w:rPr>
-              <w:t>[ ]</w:t>
-            </w:r>
-          </w:p>
-        </w:tc>
-        <w:tc>
-          <w:tcPr>
-            <w:tcW w:type="dxa" w:w="4031"/>
-            <w:vAlign w:val="center"/>
-          </w:tcPr>
-          <w:p>
-            <w:r>
-              <w:rPr>
-                <w:sz w:val="18"/>
-              </w:rPr>
-              <w:t>Definir entorno de validacion (development/staging) y responsable de aprobacion.</w:t>
-            </w:r>
-          </w:p>
-        </w:tc>
-        <w:tc>
-          <w:tcPr>
-            <w:tcW w:type="dxa" w:w="1800"/>
-            <w:vAlign w:val="center"/>
-          </w:tcPr>
-          <w:p>
-            <w:r>
-              <w:rPr>
-                <w:sz w:val="18"/>
-              </w:rPr>
-            </w:r>
-          </w:p>
-        </w:tc>
-        <w:tc>
-          <w:tcPr>
-            <w:tcW w:type="dxa" w:w="792"/>
-            <w:vAlign w:val="center"/>
-          </w:tcPr>
-          <w:p>
-            <w:r>
-              <w:rPr>
-                <w:sz w:val="18"/>
-              </w:rPr>
-              <w:t>2026-07-13</w:t>
-            </w:r>
-          </w:p>
-        </w:tc>
-        <w:tc>
-          <w:tcPr>
-            <w:tcW w:type="dxa" w:w="2232"/>
-            <w:vAlign w:val="center"/>
-          </w:tcPr>
-          <w:p>
-            <w:r>
-              <w:rPr>
-                <w:sz w:val="18"/>
-              </w:rPr>
-              <w:t>Pendiente.</w:t>
-            </w:r>
-          </w:p>
-        </w:tc>
-      </w:tr>
-    </w:tbl>
-    <w:p>
-      <w:pPr>
-        <w:pStyle w:val="Heading2"/>
-      </w:pPr>
-      <w:r>
-        <w:t>Slice 0 — preparación controlada (autorizado)</w:t>
-      </w:r>
-    </w:p>
-    <w:tbl>
-      <w:tblPr>
-        <w:tblStyle w:val="TableGrid"/>
-        <w:tblW w:type="auto" w:w="0"/>
-        <w:jc w:val="left"/>
-        <w:tblLayout w:type="fixed"/>
-        <w:tblLook w:firstColumn="1" w:firstRow="1" w:lastColumn="0" w:lastRow="0" w:noHBand="0" w:noVBand="1" w:val="04A0"/>
-      </w:tblPr>
-      <w:tblGrid>
-        <w:gridCol w:w="2016"/>
-        <w:gridCol w:w="2016"/>
-        <w:gridCol w:w="2016"/>
-        <w:gridCol w:w="2016"/>
-        <w:gridCol w:w="2016"/>
-      </w:tblGrid>
-      <w:tr>
-        <w:tc>
-          <w:tcPr>
-            <w:tcW w:type="dxa" w:w="503"/>
-            <w:shd w:fill="F2F4F7"/>
-            <w:vAlign w:val="center"/>
-          </w:tcPr>
-          <w:p>
-            <w:pPr>
-              <w:spacing w:after="40" w:before="40"/>
-            </w:pPr>
-            <w:r/>
-            <w:r>
-              <w:rPr>
-                <w:b/>
-                <w:color w:val="1F4D78"/>
-                <w:sz w:val="18"/>
-              </w:rPr>
-              <w:t>☐</w:t>
-            </w:r>
-          </w:p>
-        </w:tc>
-        <w:tc>
-          <w:tcPr>
-            <w:tcW w:type="dxa" w:w="4031"/>
-            <w:shd w:fill="F2F4F7"/>
-            <w:vAlign w:val="center"/>
-          </w:tcPr>
-          <w:p>
-            <w:pPr>
-              <w:spacing w:after="40" w:before="40"/>
-            </w:pPr>
-            <w:r/>
-            <w:r>
-              <w:rPr>
-                <w:b/>
-                <w:color w:val="1F4D78"/>
-                <w:sz w:val="18"/>
-              </w:rPr>
-              <w:t>Actividad / criterio de aceptación</w:t>
-            </w:r>
-          </w:p>
-        </w:tc>
-        <w:tc>
-          <w:tcPr>
-            <w:tcW w:type="dxa" w:w="1800"/>
-            <w:shd w:fill="F2F4F7"/>
-            <w:vAlign w:val="center"/>
-          </w:tcPr>
-          <w:p>
-            <w:pPr>
-              <w:spacing w:after="40" w:before="40"/>
-            </w:pPr>
-            <w:r/>
-            <w:r>
-              <w:rPr>
-                <w:b/>
-                <w:color w:val="1F4D78"/>
-                <w:sz w:val="18"/>
-              </w:rPr>
-              <w:t>Evidencia o enlace</w:t>
-            </w:r>
-          </w:p>
-        </w:tc>
-        <w:tc>
-          <w:tcPr>
-            <w:tcW w:type="dxa" w:w="792"/>
-            <w:shd w:fill="F2F4F7"/>
-            <w:vAlign w:val="center"/>
-          </w:tcPr>
-          <w:p>
-            <w:pPr>
-              <w:spacing w:after="40" w:before="40"/>
-            </w:pPr>
-            <w:r/>
-            <w:r>
-              <w:rPr>
-                <w:b/>
-                <w:color w:val="1F4D78"/>
-                <w:sz w:val="18"/>
-              </w:rPr>
-              <w:t>Fecha</w:t>
-            </w:r>
-          </w:p>
-        </w:tc>
-        <w:tc>
-          <w:tcPr>
-            <w:tcW w:type="dxa" w:w="2232"/>
-            <w:shd w:fill="F2F4F7"/>
-            <w:vAlign w:val="center"/>
-          </w:tcPr>
-          <w:p>
-            <w:pPr>
-              <w:spacing w:after="40" w:before="40"/>
-            </w:pPr>
-            <w:r/>
-            <w:r>
-              <w:rPr>
-                <w:b/>
-                <w:color w:val="1F4D78"/>
-                <w:sz w:val="18"/>
-              </w:rPr>
-              <w:t>Notas / bloqueo</w:t>
-            </w:r>
-          </w:p>
-        </w:tc>
-      </w:tr>
-      <w:tr>
-        <w:tc>
-          <w:tcPr>
-            <w:tcW w:type="dxa" w:w="503"/>
-            <w:vAlign w:val="center"/>
-          </w:tcPr>
-          <w:p>
-            <w:r>
-              <w:rPr>
-                <w:sz w:val="18"/>
-              </w:rPr>
-              <w:t>[ ]</w:t>
-            </w:r>
-          </w:p>
-        </w:tc>
-        <w:tc>
-          <w:tcPr>
-            <w:tcW w:type="dxa" w:w="4031"/>
-            <w:vAlign w:val="center"/>
-          </w:tcPr>
-          <w:p>
-            <w:r>
-              <w:rPr>
-                <w:sz w:val="18"/>
-              </w:rPr>
-              <w:t>Confirmar rama de trabajo.</w:t>
-            </w:r>
-          </w:p>
-        </w:tc>
-        <w:tc>
-          <w:tcPr>
-            <w:tcW w:type="dxa" w:w="1800"/>
-            <w:vAlign w:val="center"/>
-          </w:tcPr>
-          <w:p>
-            <w:r>
-              <w:rPr>
-                <w:sz w:val="18"/>
-              </w:rPr>
-            </w:r>
-          </w:p>
-        </w:tc>
-        <w:tc>
-          <w:tcPr>
-            <w:tcW w:type="dxa" w:w="792"/>
-            <w:vAlign w:val="center"/>
-          </w:tcPr>
-          <w:p>
-            <w:r>
-              <w:rPr>
-                <w:sz w:val="18"/>
-              </w:rPr>
-              <w:t>2026-07-13</w:t>
-            </w:r>
-          </w:p>
-        </w:tc>
-        <w:tc>
-          <w:tcPr>
-            <w:tcW w:type="dxa" w:w="2232"/>
-            <w:vAlign w:val="center"/>
-          </w:tcPr>
-          <w:p>
-            <w:r>
-              <w:rPr>
-                <w:sz w:val="18"/>
-              </w:rPr>
-              <w:t>Pendiente; no hay rama/commit de control registrado.</w:t>
-            </w:r>
-          </w:p>
-        </w:tc>
-      </w:tr>
-      <w:tr>
-        <w:tc>
-          <w:tcPr>
-            <w:tcW w:type="dxa" w:w="503"/>
+            <w:tcW w:type="dxa" w:w="900"/>
+            <w:tcMar>
+              <w:top w:w="80" w:type="dxa"/>
+              <w:start w:w="120" w:type="dxa"/>
+              <w:bottom w:w="80" w:type="dxa"/>
+              <w:end w:w="120" w:type="dxa"/>
+            </w:tcMar>
             <w:vAlign w:val="center"/>
           </w:tcPr>
           <w:p>
@@ -1680,7 +521,13 @@
         </w:tc>
         <w:tc>
           <w:tcPr>
-            <w:tcW w:type="dxa" w:w="4031"/>
+            <w:tcW w:type="dxa" w:w="6010"/>
+            <w:tcMar>
+              <w:top w:w="80" w:type="dxa"/>
+              <w:start w:w="120" w:type="dxa"/>
+              <w:bottom w:w="80" w:type="dxa"/>
+              <w:end w:w="120" w:type="dxa"/>
+            </w:tcMar>
             <w:vAlign w:val="center"/>
           </w:tcPr>
           <w:p>
@@ -1688,13 +535,21 @@
               <w:rPr>
                 <w:sz w:val="18"/>
               </w:rPr>
-              <w:t>Crear package.json raiz y workspace pnpm.</w:t>
+              <w:t>Módulos, administración, asociaciones con Content, Swagger y pruebas.</w:t>
             </w:r>
           </w:p>
         </w:tc>
+      </w:tr>
+      <w:tr>
         <w:tc>
           <w:tcPr>
-            <w:tcW w:type="dxa" w:w="1800"/>
+            <w:tcW w:type="dxa" w:w="2450"/>
+            <w:tcMar>
+              <w:top w:w="80" w:type="dxa"/>
+              <w:start w:w="120" w:type="dxa"/>
+              <w:bottom w:w="80" w:type="dxa"/>
+              <w:end w:w="120" w:type="dxa"/>
+            </w:tcMar>
             <w:vAlign w:val="center"/>
           </w:tcPr>
           <w:p>
@@ -1702,43 +557,19 @@
               <w:rPr>
                 <w:sz w:val="18"/>
               </w:rPr>
-              <w:t>package.json, pnpm-workspace.yaml, pnpm-lock.yaml</w:t>
+              <w:t>2. Publicación institucional</w:t>
             </w:r>
           </w:p>
         </w:tc>
         <w:tc>
           <w:tcPr>
-            <w:tcW w:type="dxa" w:w="792"/>
-            <w:vAlign w:val="center"/>
-          </w:tcPr>
-          <w:p>
-            <w:r>
-              <w:rPr>
-                <w:sz w:val="18"/>
-              </w:rPr>
-              <w:t>2026-07-13</w:t>
-            </w:r>
-          </w:p>
-        </w:tc>
-        <w:tc>
-          <w:tcPr>
-            <w:tcW w:type="dxa" w:w="2232"/>
-            <w:vAlign w:val="center"/>
-          </w:tcPr>
-          <w:p>
-            <w:r>
-              <w:rPr>
-                <w:sz w:val="18"/>
-              </w:rPr>
-              <w:t>Completado.</w:t>
-            </w:r>
-          </w:p>
-        </w:tc>
-      </w:tr>
-      <w:tr>
-        <w:tc>
-          <w:tcPr>
-            <w:tcW w:type="dxa" w:w="503"/>
+            <w:tcW w:type="dxa" w:w="900"/>
+            <w:tcMar>
+              <w:top w:w="80" w:type="dxa"/>
+              <w:start w:w="120" w:type="dxa"/>
+              <w:bottom w:w="80" w:type="dxa"/>
+              <w:end w:w="120" w:type="dxa"/>
+            </w:tcMar>
             <w:vAlign w:val="center"/>
           </w:tcPr>
           <w:p>
@@ -1752,7 +583,13 @@
         </w:tc>
         <w:tc>
           <w:tcPr>
-            <w:tcW w:type="dxa" w:w="4031"/>
+            <w:tcW w:type="dxa" w:w="6010"/>
+            <w:tcMar>
+              <w:top w:w="80" w:type="dxa"/>
+              <w:start w:w="120" w:type="dxa"/>
+              <w:bottom w:w="80" w:type="dxa"/>
+              <w:end w:w="120" w:type="dxa"/>
+            </w:tcMar>
             <w:vAlign w:val="center"/>
           </w:tcPr>
           <w:p>
@@ -1760,13 +597,21 @@
               <w:rPr>
                 <w:sz w:val="18"/>
               </w:rPr>
-              <w:t>Crear apps/web, apps/api, packages/shared y prisma.</w:t>
+              <w:t>Elegibilidad, responsabilidad institucional y respuesta pública segura.</w:t>
             </w:r>
           </w:p>
         </w:tc>
+      </w:tr>
+      <w:tr>
         <w:tc>
           <w:tcPr>
-            <w:tcW w:type="dxa" w:w="1800"/>
+            <w:tcW w:type="dxa" w:w="2450"/>
+            <w:tcMar>
+              <w:top w:w="80" w:type="dxa"/>
+              <w:start w:w="120" w:type="dxa"/>
+              <w:bottom w:w="80" w:type="dxa"/>
+              <w:end w:w="120" w:type="dxa"/>
+            </w:tcMar>
             <w:vAlign w:val="center"/>
           </w:tcPr>
           <w:p>
@@ -1774,43 +619,19 @@
               <w:rPr>
                 <w:sz w:val="18"/>
               </w:rPr>
-              <w:t>apps/web, apps/api, packages/shared, prisma</w:t>
+              <w:t>3. Clasificación y multimedia</w:t>
             </w:r>
           </w:p>
         </w:tc>
         <w:tc>
           <w:tcPr>
-            <w:tcW w:type="dxa" w:w="792"/>
-            <w:vAlign w:val="center"/>
-          </w:tcPr>
-          <w:p>
-            <w:r>
-              <w:rPr>
-                <w:sz w:val="18"/>
-              </w:rPr>
-              <w:t>2026-07-13</w:t>
-            </w:r>
-          </w:p>
-        </w:tc>
-        <w:tc>
-          <w:tcPr>
-            <w:tcW w:type="dxa" w:w="2232"/>
-            <w:vAlign w:val="center"/>
-          </w:tcPr>
-          <w:p>
-            <w:r>
-              <w:rPr>
-                <w:sz w:val="18"/>
-              </w:rPr>
-              <w:t>Completado.</w:t>
-            </w:r>
-          </w:p>
-        </w:tc>
-      </w:tr>
-      <w:tr>
-        <w:tc>
-          <w:tcPr>
-            <w:tcW w:type="dxa" w:w="503"/>
+            <w:tcW w:type="dxa" w:w="900"/>
+            <w:tcMar>
+              <w:top w:w="80" w:type="dxa"/>
+              <w:start w:w="120" w:type="dxa"/>
+              <w:bottom w:w="80" w:type="dxa"/>
+              <w:end w:w="120" w:type="dxa"/>
+            </w:tcMar>
             <w:vAlign w:val="center"/>
           </w:tcPr>
           <w:p>
@@ -1824,7 +645,13 @@
         </w:tc>
         <w:tc>
           <w:tcPr>
-            <w:tcW w:type="dxa" w:w="4031"/>
+            <w:tcW w:type="dxa" w:w="6010"/>
+            <w:tcMar>
+              <w:top w:w="80" w:type="dxa"/>
+              <w:start w:w="120" w:type="dxa"/>
+              <w:bottom w:w="80" w:type="dxa"/>
+              <w:end w:w="120" w:type="dxa"/>
+            </w:tcMar>
             <w:vAlign w:val="center"/>
           </w:tcPr>
           <w:p>
@@ -1832,13 +659,21 @@
               <w:rPr>
                 <w:sz w:val="18"/>
               </w:rPr>
-              <w:t>Copiar o mover schema de referencia a prisma/schema.prisma sin modificar dominio.</w:t>
+              <w:t>Filtros públicos, contrato multimedia y Timeline alineados.</w:t>
             </w:r>
           </w:p>
         </w:tc>
+      </w:tr>
+      <w:tr>
         <w:tc>
           <w:tcPr>
-            <w:tcW w:type="dxa" w:w="1800"/>
+            <w:tcW w:type="dxa" w:w="2450"/>
+            <w:tcMar>
+              <w:top w:w="80" w:type="dxa"/>
+              <w:start w:w="120" w:type="dxa"/>
+              <w:bottom w:w="80" w:type="dxa"/>
+              <w:end w:w="120" w:type="dxa"/>
+            </w:tcMar>
             <w:vAlign w:val="center"/>
           </w:tcPr>
           <w:p>
@@ -1846,43 +681,19 @@
               <w:rPr>
                 <w:sz w:val="18"/>
               </w:rPr>
-              <w:t>prisma/schema.prisma</w:t>
+              <w:t>4. Administración MVP</w:t>
             </w:r>
           </w:p>
         </w:tc>
         <w:tc>
           <w:tcPr>
-            <w:tcW w:type="dxa" w:w="792"/>
-            <w:vAlign w:val="center"/>
-          </w:tcPr>
-          <w:p>
-            <w:r>
-              <w:rPr>
-                <w:sz w:val="18"/>
-              </w:rPr>
-              <w:t>2026-07-13</w:t>
-            </w:r>
-          </w:p>
-        </w:tc>
-        <w:tc>
-          <w:tcPr>
-            <w:tcW w:type="dxa" w:w="2232"/>
-            <w:vAlign w:val="center"/>
-          </w:tcPr>
-          <w:p>
-            <w:r>
-              <w:rPr>
-                <w:sz w:val="18"/>
-              </w:rPr>
-              <w:t>Completado; existe schema operativo en raiz.</w:t>
-            </w:r>
-          </w:p>
-        </w:tc>
-      </w:tr>
-      <w:tr>
-        <w:tc>
-          <w:tcPr>
-            <w:tcW w:type="dxa" w:w="503"/>
+            <w:tcW w:type="dxa" w:w="900"/>
+            <w:tcMar>
+              <w:top w:w="80" w:type="dxa"/>
+              <w:start w:w="120" w:type="dxa"/>
+              <w:bottom w:w="80" w:type="dxa"/>
+              <w:end w:w="120" w:type="dxa"/>
+            </w:tcMar>
             <w:vAlign w:val="center"/>
           </w:tcPr>
           <w:p>
@@ -1896,7 +707,13 @@
         </w:tc>
         <w:tc>
           <w:tcPr>
-            <w:tcW w:type="dxa" w:w="4031"/>
+            <w:tcW w:type="dxa" w:w="6010"/>
+            <w:tcMar>
+              <w:top w:w="80" w:type="dxa"/>
+              <w:start w:w="120" w:type="dxa"/>
+              <w:bottom w:w="80" w:type="dxa"/>
+              <w:end w:w="120" w:type="dxa"/>
+            </w:tcMar>
             <w:vAlign w:val="center"/>
           </w:tcPr>
           <w:p>
@@ -1904,13 +721,21 @@
               <w:rPr>
                 <w:sz w:val="18"/>
               </w:rPr>
-              <w:t>Crear .env.example sin secretos.</w:t>
+              <w:t>Dashboard y perfil; capacidades no soportadas diferidas formalmente.</w:t>
             </w:r>
           </w:p>
         </w:tc>
+      </w:tr>
+      <w:tr>
         <w:tc>
           <w:tcPr>
-            <w:tcW w:type="dxa" w:w="1800"/>
+            <w:tcW w:type="dxa" w:w="2450"/>
+            <w:tcMar>
+              <w:top w:w="80" w:type="dxa"/>
+              <w:start w:w="120" w:type="dxa"/>
+              <w:bottom w:w="80" w:type="dxa"/>
+              <w:end w:w="120" w:type="dxa"/>
+            </w:tcMar>
             <w:vAlign w:val="center"/>
           </w:tcPr>
           <w:p>
@@ -1918,43 +743,19 @@
               <w:rPr>
                 <w:sz w:val="18"/>
               </w:rPr>
-              <w:t>.env.example</w:t>
+              <w:t>5. Sesión, pruebas y calidad</w:t>
             </w:r>
           </w:p>
         </w:tc>
         <w:tc>
           <w:tcPr>
-            <w:tcW w:type="dxa" w:w="792"/>
-            <w:vAlign w:val="center"/>
-          </w:tcPr>
-          <w:p>
-            <w:r>
-              <w:rPr>
-                <w:sz w:val="18"/>
-              </w:rPr>
-              <w:t>2026-07-13</w:t>
-            </w:r>
-          </w:p>
-        </w:tc>
-        <w:tc>
-          <w:tcPr>
-            <w:tcW w:type="dxa" w:w="2232"/>
-            <w:vAlign w:val="center"/>
-          </w:tcPr>
-          <w:p>
-            <w:r>
-              <w:rPr>
-                <w:sz w:val="18"/>
-              </w:rPr>
-              <w:t>Completado con valores placeholder; no usar en produccion.</w:t>
-            </w:r>
-          </w:p>
-        </w:tc>
-      </w:tr>
-      <w:tr>
-        <w:tc>
-          <w:tcPr>
-            <w:tcW w:type="dxa" w:w="503"/>
+            <w:tcW w:type="dxa" w:w="900"/>
+            <w:tcMar>
+              <w:top w:w="80" w:type="dxa"/>
+              <w:start w:w="120" w:type="dxa"/>
+              <w:bottom w:w="80" w:type="dxa"/>
+              <w:end w:w="120" w:type="dxa"/>
+            </w:tcMar>
             <w:vAlign w:val="center"/>
           </w:tcPr>
           <w:p>
@@ -1968,7 +769,13 @@
         </w:tc>
         <w:tc>
           <w:tcPr>
-            <w:tcW w:type="dxa" w:w="4031"/>
+            <w:tcW w:type="dxa" w:w="6010"/>
+            <w:tcMar>
+              <w:top w:w="80" w:type="dxa"/>
+              <w:start w:w="120" w:type="dxa"/>
+              <w:bottom w:w="80" w:type="dxa"/>
+              <w:end w:w="120" w:type="dxa"/>
+            </w:tcMar>
             <w:vAlign w:val="center"/>
           </w:tcPr>
           <w:p>
@@ -1976,13 +783,21 @@
               <w:rPr>
                 <w:sz w:val="18"/>
               </w:rPr>
-              <w:t>Documentar scripts base y version Node LTS.</w:t>
+              <w:t>Invalidación/rotación de refresh token y verificación automatizada.</w:t>
             </w:r>
           </w:p>
         </w:tc>
+      </w:tr>
+      <w:tr>
         <w:tc>
           <w:tcPr>
-            <w:tcW w:type="dxa" w:w="1800"/>
+            <w:tcW w:type="dxa" w:w="2450"/>
+            <w:tcMar>
+              <w:top w:w="80" w:type="dxa"/>
+              <w:start w:w="120" w:type="dxa"/>
+              <w:bottom w:w="80" w:type="dxa"/>
+              <w:end w:w="120" w:type="dxa"/>
+            </w:tcMar>
             <w:vAlign w:val="center"/>
           </w:tcPr>
           <w:p>
@@ -1990,43 +805,19 @@
               <w:rPr>
                 <w:sz w:val="18"/>
               </w:rPr>
-              <w:t>package.json y package.json de apps</w:t>
+              <w:t>6. Arquitectura</w:t>
             </w:r>
           </w:p>
         </w:tc>
         <w:tc>
           <w:tcPr>
-            <w:tcW w:type="dxa" w:w="792"/>
-            <w:vAlign w:val="center"/>
-          </w:tcPr>
-          <w:p>
-            <w:r>
-              <w:rPr>
-                <w:sz w:val="18"/>
-              </w:rPr>
-              <w:t>2026-07-13</w:t>
-            </w:r>
-          </w:p>
-        </w:tc>
-        <w:tc>
-          <w:tcPr>
-            <w:tcW w:type="dxa" w:w="2232"/>
-            <w:vAlign w:val="center"/>
-          </w:tcPr>
-          <w:p>
-            <w:r>
-              <w:rPr>
-                <w:sz w:val="18"/>
-              </w:rPr>
-              <w:t>Scripts dev/build/lint disponibles; Node &gt;=22 definido.</w:t>
-            </w:r>
-          </w:p>
-        </w:tc>
-      </w:tr>
-      <w:tr>
-        <w:tc>
-          <w:tcPr>
-            <w:tcW w:type="dxa" w:w="503"/>
+            <w:tcW w:type="dxa" w:w="900"/>
+            <w:tcMar>
+              <w:top w:w="80" w:type="dxa"/>
+              <w:start w:w="120" w:type="dxa"/>
+              <w:bottom w:w="80" w:type="dxa"/>
+              <w:end w:w="120" w:type="dxa"/>
+            </w:tcMar>
             <w:vAlign w:val="center"/>
           </w:tcPr>
           <w:p>
@@ -2040,7 +831,13 @@
         </w:tc>
         <w:tc>
           <w:tcPr>
-            <w:tcW w:type="dxa" w:w="4031"/>
+            <w:tcW w:type="dxa" w:w="6010"/>
+            <w:tcMar>
+              <w:top w:w="80" w:type="dxa"/>
+              <w:start w:w="120" w:type="dxa"/>
+              <w:bottom w:w="80" w:type="dxa"/>
+              <w:end w:w="120" w:type="dxa"/>
+            </w:tcMar>
             <w:vAlign w:val="center"/>
           </w:tcPr>
           <w:p>
@@ -2048,13 +845,21 @@
               <w:rPr>
                 <w:sz w:val="18"/>
               </w:rPr>
-              <w:t>Revisar schema.prisma de forma estatica.</w:t>
+              <w:t>ADR-013, repositorios en módulos nuevos y límites de infraestructura revisados.</w:t>
             </w:r>
           </w:p>
         </w:tc>
+      </w:tr>
+      <w:tr>
         <w:tc>
           <w:tcPr>
-            <w:tcW w:type="dxa" w:w="1800"/>
+            <w:tcW w:type="dxa" w:w="2450"/>
+            <w:tcMar>
+              <w:top w:w="80" w:type="dxa"/>
+              <w:start w:w="120" w:type="dxa"/>
+              <w:bottom w:w="80" w:type="dxa"/>
+              <w:end w:w="120" w:type="dxa"/>
+            </w:tcMar>
             <w:vAlign w:val="center"/>
           </w:tcPr>
           <w:p>
@@ -2062,43 +867,19 @@
               <w:rPr>
                 <w:sz w:val="18"/>
               </w:rPr>
-              <w:t>docs/10-implementation/schema-review-findings.md</w:t>
+              <w:t>7. DevOps</w:t>
             </w:r>
           </w:p>
         </w:tc>
         <w:tc>
           <w:tcPr>
-            <w:tcW w:type="dxa" w:w="792"/>
-            <w:vAlign w:val="center"/>
-          </w:tcPr>
-          <w:p>
-            <w:r>
-              <w:rPr>
-                <w:sz w:val="18"/>
-              </w:rPr>
-              <w:t>2026-07-13</w:t>
-            </w:r>
-          </w:p>
-        </w:tc>
-        <w:tc>
-          <w:tcPr>
-            <w:tcW w:type="dxa" w:w="2232"/>
-            <w:vAlign w:val="center"/>
-          </w:tcPr>
-          <w:p>
-            <w:r>
-              <w:rPr>
-                <w:sz w:val="18"/>
-              </w:rPr>
-              <w:t>Revision estatica registrada; no equivale a prisma validate.</w:t>
-            </w:r>
-          </w:p>
-        </w:tc>
-      </w:tr>
-      <w:tr>
-        <w:tc>
-          <w:tcPr>
-            <w:tcW w:type="dxa" w:w="503"/>
+            <w:tcW w:type="dxa" w:w="900"/>
+            <w:tcMar>
+              <w:top w:w="80" w:type="dxa"/>
+              <w:start w:w="120" w:type="dxa"/>
+              <w:bottom w:w="80" w:type="dxa"/>
+              <w:end w:w="120" w:type="dxa"/>
+            </w:tcMar>
             <w:vAlign w:val="center"/>
           </w:tcPr>
           <w:p>
@@ -2112,7 +893,13 @@
         </w:tc>
         <w:tc>
           <w:tcPr>
-            <w:tcW w:type="dxa" w:w="4031"/>
+            <w:tcW w:type="dxa" w:w="6010"/>
+            <w:tcMar>
+              <w:top w:w="80" w:type="dxa"/>
+              <w:start w:w="120" w:type="dxa"/>
+              <w:bottom w:w="80" w:type="dxa"/>
+              <w:end w:w="120" w:type="dxa"/>
+            </w:tcMar>
             <w:vAlign w:val="center"/>
           </w:tcPr>
           <w:p>
@@ -2120,131 +907,19 @@
               <w:rPr>
                 <w:sz w:val="18"/>
               </w:rPr>
-              <w:t>Registrar contradicciones documentales, si existen.</w:t>
-            </w:r>
-          </w:p>
-        </w:tc>
-        <w:tc>
-          <w:tcPr>
-            <w:tcW w:type="dxa" w:w="1800"/>
-            <w:vAlign w:val="center"/>
-          </w:tcPr>
-          <w:p>
-            <w:r>
-              <w:rPr>
-                <w:sz w:val="18"/>
-              </w:rPr>
-              <w:t>README.md, checklist previo</w:t>
-            </w:r>
-          </w:p>
-        </w:tc>
-        <w:tc>
-          <w:tcPr>
-            <w:tcW w:type="dxa" w:w="792"/>
-            <w:vAlign w:val="center"/>
-          </w:tcPr>
-          <w:p>
-            <w:r>
-              <w:rPr>
-                <w:sz w:val="18"/>
-              </w:rPr>
-              <w:t>2026-07-13</w:t>
-            </w:r>
-          </w:p>
-        </w:tc>
-        <w:tc>
-          <w:tcPr>
-            <w:tcW w:type="dxa" w:w="2232"/>
-            <w:vAlign w:val="center"/>
-          </w:tcPr>
-          <w:p>
-            <w:r>
-              <w:rPr>
-                <w:sz w:val="18"/>
-              </w:rPr>
-              <w:t>README y checklist aun describian codigo pendiente; este documento queda actualizado.</w:t>
-            </w:r>
-          </w:p>
-        </w:tc>
-      </w:tr>
-      <w:tr>
-        <w:tc>
-          <w:tcPr>
-            <w:tcW w:type="dxa" w:w="503"/>
-            <w:vAlign w:val="center"/>
-          </w:tcPr>
-          <w:p>
-            <w:r>
-              <w:rPr>
-                <w:sz w:val="18"/>
-              </w:rPr>
-              <w:t>[ ]</w:t>
-            </w:r>
-          </w:p>
-        </w:tc>
-        <w:tc>
-          <w:tcPr>
-            <w:tcW w:type="dxa" w:w="4031"/>
-            <w:vAlign w:val="center"/>
-          </w:tcPr>
-          <w:p>
-            <w:r>
-              <w:rPr>
-                <w:sz w:val="18"/>
-              </w:rPr>
-              <w:t>Cerrar Slice 0: repositorio preparado, sin migraciones, seeds, DB real ni despliegue.</w:t>
-            </w:r>
-          </w:p>
-        </w:tc>
-        <w:tc>
-          <w:tcPr>
-            <w:tcW w:type="dxa" w:w="1800"/>
-            <w:vAlign w:val="center"/>
-          </w:tcPr>
-          <w:p>
-            <w:r>
-              <w:rPr>
-                <w:sz w:val="18"/>
-              </w:rPr>
-            </w:r>
-          </w:p>
-        </w:tc>
-        <w:tc>
-          <w:tcPr>
-            <w:tcW w:type="dxa" w:w="792"/>
-            <w:vAlign w:val="center"/>
-          </w:tcPr>
-          <w:p>
-            <w:r>
-              <w:rPr>
-                <w:sz w:val="18"/>
-              </w:rPr>
-              <w:t>2026-07-13</w:t>
-            </w:r>
-          </w:p>
-        </w:tc>
-        <w:tc>
-          <w:tcPr>
-            <w:tcW w:type="dxa" w:w="2232"/>
-            <w:vAlign w:val="center"/>
-          </w:tcPr>
-          <w:p>
-            <w:r>
-              <w:rPr>
-                <w:sz w:val="18"/>
-              </w:rPr>
-              <w:t>Casi listo; falta confirmar rama y verificar comandos en entorno estable.</w:t>
+              <w:t>Docker local para PostgreSQL, CI, respaldo, restauración y procedimientos.</w:t>
             </w:r>
           </w:p>
         </w:tc>
       </w:tr>
     </w:tbl>
+    <w:p/>
     <w:p>
       <w:pPr>
-        <w:pStyle w:val="Heading2"/>
+        <w:pStyle w:val="Heading1"/>
       </w:pPr>
       <w:r>
-        <w:t>Slice 1 — backend base y health check</w:t>
+        <w:t>Control de slices de implementación</w:t>
       </w:r>
     </w:p>
     <w:tbl>
@@ -2256,115 +931,97 @@
         <w:tblLook w:firstColumn="1" w:firstRow="1" w:lastColumn="0" w:lastRow="0" w:noHBand="0" w:noVBand="1" w:val="04A0"/>
       </w:tblPr>
       <w:tblGrid>
-        <w:gridCol w:w="2016"/>
-        <w:gridCol w:w="2016"/>
-        <w:gridCol w:w="2016"/>
-        <w:gridCol w:w="2016"/>
-        <w:gridCol w:w="2016"/>
+        <w:gridCol w:w="2340"/>
+        <w:gridCol w:w="2340"/>
+        <w:gridCol w:w="2340"/>
+        <w:gridCol w:w="2340"/>
       </w:tblGrid>
       <w:tr>
         <w:tc>
           <w:tcPr>
-            <w:tcW w:type="dxa" w:w="503"/>
+            <w:tcW w:type="dxa" w:w="500"/>
+            <w:tcMar>
+              <w:top w:w="80" w:type="dxa"/>
+              <w:start w:w="120" w:type="dxa"/>
+              <w:bottom w:w="80" w:type="dxa"/>
+              <w:end w:w="120" w:type="dxa"/>
+            </w:tcMar>
             <w:shd w:fill="F2F4F7"/>
             <w:vAlign w:val="center"/>
           </w:tcPr>
           <w:p>
-            <w:pPr>
-              <w:spacing w:after="40" w:before="40"/>
-            </w:pPr>
-            <w:r/>
             <w:r>
               <w:rPr>
                 <w:b/>
-                <w:color w:val="1F4D78"/>
                 <w:sz w:val="18"/>
               </w:rPr>
-              <w:t>☐</w:t>
+              <w:t>#</w:t>
             </w:r>
           </w:p>
         </w:tc>
         <w:tc>
           <w:tcPr>
-            <w:tcW w:type="dxa" w:w="4031"/>
+            <w:tcW w:type="dxa" w:w="2250"/>
+            <w:tcMar>
+              <w:top w:w="80" w:type="dxa"/>
+              <w:start w:w="120" w:type="dxa"/>
+              <w:bottom w:w="80" w:type="dxa"/>
+              <w:end w:w="120" w:type="dxa"/>
+            </w:tcMar>
             <w:shd w:fill="F2F4F7"/>
             <w:vAlign w:val="center"/>
           </w:tcPr>
           <w:p>
-            <w:pPr>
-              <w:spacing w:after="40" w:before="40"/>
-            </w:pPr>
-            <w:r/>
             <w:r>
               <w:rPr>
                 <w:b/>
-                <w:color w:val="1F4D78"/>
                 <w:sz w:val="18"/>
               </w:rPr>
-              <w:t>Actividad / criterio de aceptación</w:t>
+              <w:t>Slice</w:t>
             </w:r>
           </w:p>
         </w:tc>
         <w:tc>
           <w:tcPr>
-            <w:tcW w:type="dxa" w:w="1800"/>
+            <w:tcW w:type="dxa" w:w="900"/>
+            <w:tcMar>
+              <w:top w:w="80" w:type="dxa"/>
+              <w:start w:w="120" w:type="dxa"/>
+              <w:bottom w:w="80" w:type="dxa"/>
+              <w:end w:w="120" w:type="dxa"/>
+            </w:tcMar>
             <w:shd w:fill="F2F4F7"/>
             <w:vAlign w:val="center"/>
           </w:tcPr>
           <w:p>
-            <w:pPr>
-              <w:spacing w:after="40" w:before="40"/>
-            </w:pPr>
-            <w:r/>
             <w:r>
               <w:rPr>
                 <w:b/>
-                <w:color w:val="1F4D78"/>
                 <w:sz w:val="18"/>
               </w:rPr>
-              <w:t>Evidencia o enlace</w:t>
+              <w:t>Estado</w:t>
             </w:r>
           </w:p>
         </w:tc>
         <w:tc>
           <w:tcPr>
-            <w:tcW w:type="dxa" w:w="792"/>
+            <w:tcW w:type="dxa" w:w="5710"/>
+            <w:tcMar>
+              <w:top w:w="80" w:type="dxa"/>
+              <w:start w:w="120" w:type="dxa"/>
+              <w:bottom w:w="80" w:type="dxa"/>
+              <w:end w:w="120" w:type="dxa"/>
+            </w:tcMar>
             <w:shd w:fill="F2F4F7"/>
             <w:vAlign w:val="center"/>
           </w:tcPr>
           <w:p>
-            <w:pPr>
-              <w:spacing w:after="40" w:before="40"/>
-            </w:pPr>
-            <w:r/>
             <w:r>
               <w:rPr>
                 <w:b/>
-                <w:color w:val="1F4D78"/>
                 <w:sz w:val="18"/>
               </w:rPr>
-              <w:t>Fecha</w:t>
-            </w:r>
-          </w:p>
-        </w:tc>
-        <w:tc>
-          <w:tcPr>
-            <w:tcW w:type="dxa" w:w="2232"/>
-            <w:shd w:fill="F2F4F7"/>
-            <w:vAlign w:val="center"/>
-          </w:tcPr>
-          <w:p>
-            <w:pPr>
-              <w:spacing w:after="40" w:before="40"/>
-            </w:pPr>
-            <w:r/>
-            <w:r>
-              <w:rPr>
-                <w:b/>
-                <w:color w:val="1F4D78"/>
-                <w:sz w:val="18"/>
-              </w:rPr>
-              <w:t>Notas / bloqueo</w:t>
+              <w:t>Resultado</w:t>
             </w:r>
           </w:p>
         </w:tc>
@@ -2372,7 +1029,53 @@
       <w:tr>
         <w:tc>
           <w:tcPr>
-            <w:tcW w:type="dxa" w:w="503"/>
+            <w:tcW w:type="dxa" w:w="500"/>
+            <w:tcMar>
+              <w:top w:w="80" w:type="dxa"/>
+              <w:start w:w="120" w:type="dxa"/>
+              <w:bottom w:w="80" w:type="dxa"/>
+              <w:end w:w="120" w:type="dxa"/>
+            </w:tcMar>
+            <w:vAlign w:val="center"/>
+          </w:tcPr>
+          <w:p>
+            <w:r>
+              <w:rPr>
+                <w:sz w:val="18"/>
+              </w:rPr>
+              <w:t>0</w:t>
+            </w:r>
+          </w:p>
+        </w:tc>
+        <w:tc>
+          <w:tcPr>
+            <w:tcW w:type="dxa" w:w="2250"/>
+            <w:tcMar>
+              <w:top w:w="80" w:type="dxa"/>
+              <w:start w:w="120" w:type="dxa"/>
+              <w:bottom w:w="80" w:type="dxa"/>
+              <w:end w:w="120" w:type="dxa"/>
+            </w:tcMar>
+            <w:vAlign w:val="center"/>
+          </w:tcPr>
+          <w:p>
+            <w:r>
+              <w:rPr>
+                <w:sz w:val="18"/>
+              </w:rPr>
+              <w:t>Preparación controlada</w:t>
+            </w:r>
+          </w:p>
+        </w:tc>
+        <w:tc>
+          <w:tcPr>
+            <w:tcW w:type="dxa" w:w="900"/>
+            <w:tcMar>
+              <w:top w:w="80" w:type="dxa"/>
+              <w:start w:w="120" w:type="dxa"/>
+              <w:bottom w:w="80" w:type="dxa"/>
+              <w:end w:w="120" w:type="dxa"/>
+            </w:tcMar>
             <w:vAlign w:val="center"/>
           </w:tcPr>
           <w:p>
@@ -2386,7 +1089,13 @@
         </w:tc>
         <w:tc>
           <w:tcPr>
-            <w:tcW w:type="dxa" w:w="4031"/>
+            <w:tcW w:type="dxa" w:w="5710"/>
+            <w:tcMar>
+              <w:top w:w="80" w:type="dxa"/>
+              <w:start w:w="120" w:type="dxa"/>
+              <w:bottom w:w="80" w:type="dxa"/>
+              <w:end w:w="120" w:type="dxa"/>
+            </w:tcMar>
             <w:vAlign w:val="center"/>
           </w:tcPr>
           <w:p>
@@ -2394,13 +1103,21 @@
               <w:rPr>
                 <w:sz w:val="18"/>
               </w:rPr>
-              <w:t>Crear backend NestJS con TypeScript strict.</w:t>
+              <w:t>Monorepo, workspaces, esquema, variables y documentación base.</w:t>
             </w:r>
           </w:p>
         </w:tc>
+      </w:tr>
+      <w:tr>
         <w:tc>
           <w:tcPr>
-            <w:tcW w:type="dxa" w:w="1800"/>
+            <w:tcW w:type="dxa" w:w="500"/>
+            <w:tcMar>
+              <w:top w:w="80" w:type="dxa"/>
+              <w:start w:w="120" w:type="dxa"/>
+              <w:bottom w:w="80" w:type="dxa"/>
+              <w:end w:w="120" w:type="dxa"/>
+            </w:tcMar>
             <w:vAlign w:val="center"/>
           </w:tcPr>
           <w:p>
@@ -2408,13 +1125,19 @@
               <w:rPr>
                 <w:sz w:val="18"/>
               </w:rPr>
-              <w:t>apps/api/src, apps/api/tsconfig.json</w:t>
+              <w:t>1</w:t>
             </w:r>
           </w:p>
         </w:tc>
         <w:tc>
           <w:tcPr>
-            <w:tcW w:type="dxa" w:w="792"/>
+            <w:tcW w:type="dxa" w:w="2250"/>
+            <w:tcMar>
+              <w:top w:w="80" w:type="dxa"/>
+              <w:start w:w="120" w:type="dxa"/>
+              <w:bottom w:w="80" w:type="dxa"/>
+              <w:end w:w="120" w:type="dxa"/>
+            </w:tcMar>
             <w:vAlign w:val="center"/>
           </w:tcPr>
           <w:p>
@@ -2422,29 +1145,19 @@
               <w:rPr>
                 <w:sz w:val="18"/>
               </w:rPr>
-              <w:t>2026-07-13</w:t>
+              <w:t>Backend y health check</w:t>
             </w:r>
           </w:p>
         </w:tc>
         <w:tc>
           <w:tcPr>
-            <w:tcW w:type="dxa" w:w="2232"/>
-            <w:vAlign w:val="center"/>
-          </w:tcPr>
-          <w:p>
-            <w:r>
-              <w:rPr>
-                <w:sz w:val="18"/>
-              </w:rPr>
-              <w:t>Base NestJS creada; strict=true.</w:t>
-            </w:r>
-          </w:p>
-        </w:tc>
-      </w:tr>
-      <w:tr>
-        <w:tc>
-          <w:tcPr>
-            <w:tcW w:type="dxa" w:w="503"/>
+            <w:tcW w:type="dxa" w:w="900"/>
+            <w:tcMar>
+              <w:top w:w="80" w:type="dxa"/>
+              <w:start w:w="120" w:type="dxa"/>
+              <w:bottom w:w="80" w:type="dxa"/>
+              <w:end w:w="120" w:type="dxa"/>
+            </w:tcMar>
             <w:vAlign w:val="center"/>
           </w:tcPr>
           <w:p>
@@ -2458,7 +1171,13 @@
         </w:tc>
         <w:tc>
           <w:tcPr>
-            <w:tcW w:type="dxa" w:w="4031"/>
+            <w:tcW w:type="dxa" w:w="5710"/>
+            <w:tcMar>
+              <w:top w:w="80" w:type="dxa"/>
+              <w:start w:w="120" w:type="dxa"/>
+              <w:bottom w:w="80" w:type="dxa"/>
+              <w:end w:w="120" w:type="dxa"/>
+            </w:tcMar>
             <w:vAlign w:val="center"/>
           </w:tcPr>
           <w:p>
@@ -2466,13 +1185,21 @@
               <w:rPr>
                 <w:sz w:val="18"/>
               </w:rPr>
-              <w:t>Configurar variables de entorno, validacion global y manejo de errores.</w:t>
+              <w:t>NestJS, validación, errores, CORS, Swagger y health check.</w:t>
             </w:r>
           </w:p>
         </w:tc>
+      </w:tr>
+      <w:tr>
         <w:tc>
           <w:tcPr>
-            <w:tcW w:type="dxa" w:w="1800"/>
+            <w:tcW w:type="dxa" w:w="500"/>
+            <w:tcMar>
+              <w:top w:w="80" w:type="dxa"/>
+              <w:start w:w="120" w:type="dxa"/>
+              <w:bottom w:w="80" w:type="dxa"/>
+              <w:end w:w="120" w:type="dxa"/>
+            </w:tcMar>
             <w:vAlign w:val="center"/>
           </w:tcPr>
           <w:p>
@@ -2480,13 +1207,19 @@
               <w:rPr>
                 <w:sz w:val="18"/>
               </w:rPr>
-              <w:t>apps/api/src/main.ts, apps/api/src/app.module.ts</w:t>
+              <w:t>2</w:t>
             </w:r>
           </w:p>
         </w:tc>
         <w:tc>
           <w:tcPr>
-            <w:tcW w:type="dxa" w:w="792"/>
+            <w:tcW w:type="dxa" w:w="2250"/>
+            <w:tcMar>
+              <w:top w:w="80" w:type="dxa"/>
+              <w:start w:w="120" w:type="dxa"/>
+              <w:bottom w:w="80" w:type="dxa"/>
+              <w:end w:w="120" w:type="dxa"/>
+            </w:tcMar>
             <w:vAlign w:val="center"/>
           </w:tcPr>
           <w:p>
@@ -2494,29 +1227,19 @@
               <w:rPr>
                 <w:sz w:val="18"/>
               </w:rPr>
-              <w:t>2026-07-13</w:t>
+              <w:t>Prisma local</w:t>
             </w:r>
           </w:p>
         </w:tc>
         <w:tc>
           <w:tcPr>
-            <w:tcW w:type="dxa" w:w="2232"/>
-            <w:vAlign w:val="center"/>
-          </w:tcPr>
-          <w:p>
-            <w:r>
-              <w:rPr>
-                <w:sz w:val="18"/>
-              </w:rPr>
-              <w:t>ConfigModule y ValidationPipe global configurados; manejo de errores avanzado pendiente.</w:t>
-            </w:r>
-          </w:p>
-        </w:tc>
-      </w:tr>
-      <w:tr>
-        <w:tc>
-          <w:tcPr>
-            <w:tcW w:type="dxa" w:w="503"/>
+            <w:tcW w:type="dxa" w:w="900"/>
+            <w:tcMar>
+              <w:top w:w="80" w:type="dxa"/>
+              <w:start w:w="120" w:type="dxa"/>
+              <w:bottom w:w="80" w:type="dxa"/>
+              <w:end w:w="120" w:type="dxa"/>
+            </w:tcMar>
             <w:vAlign w:val="center"/>
           </w:tcPr>
           <w:p>
@@ -2530,7 +1253,13 @@
         </w:tc>
         <w:tc>
           <w:tcPr>
-            <w:tcW w:type="dxa" w:w="4031"/>
+            <w:tcW w:type="dxa" w:w="5710"/>
+            <w:tcMar>
+              <w:top w:w="80" w:type="dxa"/>
+              <w:start w:w="120" w:type="dxa"/>
+              <w:bottom w:w="80" w:type="dxa"/>
+              <w:end w:w="120" w:type="dxa"/>
+            </w:tcMar>
             <w:vAlign w:val="center"/>
           </w:tcPr>
           <w:p>
@@ -2538,13 +1267,21 @@
               <w:rPr>
                 <w:sz w:val="18"/>
               </w:rPr>
-              <w:t>Implementar endpoint tecnico /health sin datos sensibles.</w:t>
+              <w:t>Prisma 7, migración, generación, PostgreSQL y seed controlado.</w:t>
             </w:r>
           </w:p>
         </w:tc>
+      </w:tr>
+      <w:tr>
         <w:tc>
           <w:tcPr>
-            <w:tcW w:type="dxa" w:w="1800"/>
+            <w:tcW w:type="dxa" w:w="500"/>
+            <w:tcMar>
+              <w:top w:w="80" w:type="dxa"/>
+              <w:start w:w="120" w:type="dxa"/>
+              <w:bottom w:w="80" w:type="dxa"/>
+              <w:end w:w="120" w:type="dxa"/>
+            </w:tcMar>
             <w:vAlign w:val="center"/>
           </w:tcPr>
           <w:p>
@@ -2552,13 +1289,19 @@
               <w:rPr>
                 <w:sz w:val="18"/>
               </w:rPr>
-              <w:t>apps/api/src/health</w:t>
+              <w:t>3</w:t>
             </w:r>
           </w:p>
         </w:tc>
         <w:tc>
           <w:tcPr>
-            <w:tcW w:type="dxa" w:w="792"/>
+            <w:tcW w:type="dxa" w:w="2250"/>
+            <w:tcMar>
+              <w:top w:w="80" w:type="dxa"/>
+              <w:start w:w="120" w:type="dxa"/>
+              <w:bottom w:w="80" w:type="dxa"/>
+              <w:end w:w="120" w:type="dxa"/>
+            </w:tcMar>
             <w:vAlign w:val="center"/>
           </w:tcPr>
           <w:p>
@@ -2566,3943 +1309,19 @@
               <w:rPr>
                 <w:sz w:val="18"/>
               </w:rPr>
-              <w:t>2026-07-13</w:t>
+              <w:t>Autenticación</w:t>
             </w:r>
           </w:p>
         </w:tc>
         <w:tc>
           <w:tcPr>
-            <w:tcW w:type="dxa" w:w="2232"/>
-            <w:vAlign w:val="center"/>
-          </w:tcPr>
-          <w:p>
-            <w:r>
-              <w:rPr>
-                <w:sz w:val="18"/>
-              </w:rPr>
-              <w:t>Health check devuelve status, timestamp y version.</w:t>
-            </w:r>
-          </w:p>
-        </w:tc>
-      </w:tr>
-      <w:tr>
-        <w:tc>
-          <w:tcPr>
-            <w:tcW w:type="dxa" w:w="503"/>
-            <w:vAlign w:val="center"/>
-          </w:tcPr>
-          <w:p>
-            <w:r>
-              <w:rPr>
-                <w:sz w:val="18"/>
-              </w:rPr>
-              <w:t>[ ]</w:t>
-            </w:r>
-          </w:p>
-        </w:tc>
-        <w:tc>
-          <w:tcPr>
-            <w:tcW w:type="dxa" w:w="4031"/>
-            <w:vAlign w:val="center"/>
-          </w:tcPr>
-          <w:p>
-            <w:r>
-              <w:rPr>
-                <w:sz w:val="18"/>
-              </w:rPr>
-              <w:t>Verificar arranque local y registrar evidencia.</w:t>
-            </w:r>
-          </w:p>
-        </w:tc>
-        <w:tc>
-          <w:tcPr>
-            <w:tcW w:type="dxa" w:w="1800"/>
-            <w:vAlign w:val="center"/>
-          </w:tcPr>
-          <w:p>
-            <w:r>
-              <w:rPr>
-                <w:sz w:val="18"/>
-              </w:rPr>
-            </w:r>
-          </w:p>
-        </w:tc>
-        <w:tc>
-          <w:tcPr>
-            <w:tcW w:type="dxa" w:w="792"/>
-            <w:vAlign w:val="center"/>
-          </w:tcPr>
-          <w:p>
-            <w:r>
-              <w:rPr>
-                <w:sz w:val="18"/>
-              </w:rPr>
-              <w:t>2026-07-13</w:t>
-            </w:r>
-          </w:p>
-        </w:tc>
-        <w:tc>
-          <w:tcPr>
-            <w:tcW w:type="dxa" w:w="2232"/>
-            <w:vAlign w:val="center"/>
-          </w:tcPr>
-          <w:p>
-            <w:r>
-              <w:rPr>
-                <w:sz w:val="18"/>
-              </w:rPr>
-              <w:t>Pendiente: build/lint no se verifico por reconstruccion de dependencias y timeout.</w:t>
-            </w:r>
-          </w:p>
-        </w:tc>
-      </w:tr>
-    </w:tbl>
-    <w:p>
-      <w:pPr>
-        <w:pStyle w:val="Heading2"/>
-      </w:pPr>
-      <w:r>
-        <w:t>Slice 2 — Prisma local controlado (requiere nueva autorización)</w:t>
-      </w:r>
-    </w:p>
-    <w:tbl>
-      <w:tblPr>
-        <w:tblStyle w:val="TableGrid"/>
-        <w:tblW w:type="auto" w:w="0"/>
-        <w:jc w:val="left"/>
-        <w:tblLayout w:type="fixed"/>
-        <w:tblLook w:firstColumn="1" w:firstRow="1" w:lastColumn="0" w:lastRow="0" w:noHBand="0" w:noVBand="1" w:val="04A0"/>
-      </w:tblPr>
-      <w:tblGrid>
-        <w:gridCol w:w="2016"/>
-        <w:gridCol w:w="2016"/>
-        <w:gridCol w:w="2016"/>
-        <w:gridCol w:w="2016"/>
-        <w:gridCol w:w="2016"/>
-      </w:tblGrid>
-      <w:tr>
-        <w:tc>
-          <w:tcPr>
-            <w:tcW w:type="dxa" w:w="503"/>
-            <w:shd w:fill="F2F4F7"/>
-            <w:vAlign w:val="center"/>
-          </w:tcPr>
-          <w:p>
-            <w:pPr>
-              <w:spacing w:after="40" w:before="40"/>
-            </w:pPr>
-            <w:r/>
-            <w:r>
-              <w:rPr>
-                <w:b/>
-                <w:color w:val="1F4D78"/>
-                <w:sz w:val="18"/>
-              </w:rPr>
-              <w:t>☐</w:t>
-            </w:r>
-          </w:p>
-        </w:tc>
-        <w:tc>
-          <w:tcPr>
-            <w:tcW w:type="dxa" w:w="4031"/>
-            <w:shd w:fill="F2F4F7"/>
-            <w:vAlign w:val="center"/>
-          </w:tcPr>
-          <w:p>
-            <w:pPr>
-              <w:spacing w:after="40" w:before="40"/>
-            </w:pPr>
-            <w:r/>
-            <w:r>
-              <w:rPr>
-                <w:b/>
-                <w:color w:val="1F4D78"/>
-                <w:sz w:val="18"/>
-              </w:rPr>
-              <w:t>Actividad / criterio de aceptación</w:t>
-            </w:r>
-          </w:p>
-        </w:tc>
-        <w:tc>
-          <w:tcPr>
-            <w:tcW w:type="dxa" w:w="1800"/>
-            <w:shd w:fill="F2F4F7"/>
-            <w:vAlign w:val="center"/>
-          </w:tcPr>
-          <w:p>
-            <w:pPr>
-              <w:spacing w:after="40" w:before="40"/>
-            </w:pPr>
-            <w:r/>
-            <w:r>
-              <w:rPr>
-                <w:b/>
-                <w:color w:val="1F4D78"/>
-                <w:sz w:val="18"/>
-              </w:rPr>
-              <w:t>Evidencia o enlace</w:t>
-            </w:r>
-          </w:p>
-        </w:tc>
-        <w:tc>
-          <w:tcPr>
-            <w:tcW w:type="dxa" w:w="792"/>
-            <w:shd w:fill="F2F4F7"/>
-            <w:vAlign w:val="center"/>
-          </w:tcPr>
-          <w:p>
-            <w:pPr>
-              <w:spacing w:after="40" w:before="40"/>
-            </w:pPr>
-            <w:r/>
-            <w:r>
-              <w:rPr>
-                <w:b/>
-                <w:color w:val="1F4D78"/>
-                <w:sz w:val="18"/>
-              </w:rPr>
-              <w:t>Fecha</w:t>
-            </w:r>
-          </w:p>
-        </w:tc>
-        <w:tc>
-          <w:tcPr>
-            <w:tcW w:type="dxa" w:w="2232"/>
-            <w:shd w:fill="F2F4F7"/>
-            <w:vAlign w:val="center"/>
-          </w:tcPr>
-          <w:p>
-            <w:pPr>
-              <w:spacing w:after="40" w:before="40"/>
-            </w:pPr>
-            <w:r/>
-            <w:r>
-              <w:rPr>
-                <w:b/>
-                <w:color w:val="1F4D78"/>
-                <w:sz w:val="18"/>
-              </w:rPr>
-              <w:t>Notas / bloqueo</w:t>
-            </w:r>
-          </w:p>
-        </w:tc>
-      </w:tr>
-      <w:tr>
-        <w:tc>
-          <w:tcPr>
-            <w:tcW w:type="dxa" w:w="503"/>
-            <w:vAlign w:val="center"/>
-          </w:tcPr>
-          <w:p>
-            <w:pPr>
-              <w:spacing w:after="40" w:before="40"/>
-            </w:pPr>
-            <w:r/>
-            <w:r>
-              <w:rPr>
-                <w:b w:val="0"/>
-                <w:sz w:val="18"/>
-              </w:rPr>
-              <w:t>☐</w:t>
-            </w:r>
-          </w:p>
-        </w:tc>
-        <w:tc>
-          <w:tcPr>
-            <w:tcW w:type="dxa" w:w="4031"/>
-            <w:vAlign w:val="center"/>
-          </w:tcPr>
-          <w:p>
-            <w:pPr>
-              <w:spacing w:after="40" w:before="40"/>
-            </w:pPr>
-            <w:r/>
-            <w:r>
-              <w:rPr>
-                <w:b w:val="0"/>
-                <w:sz w:val="18"/>
-              </w:rPr>
-              <w:t>Autorizar comandos Prisma.</w:t>
-            </w:r>
-          </w:p>
-        </w:tc>
-        <w:tc>
-          <w:tcPr>
-            <w:tcW w:type="dxa" w:w="1800"/>
-            <w:vAlign w:val="center"/>
-          </w:tcPr>
-          <w:p>
-            <w:pPr>
-              <w:spacing w:after="40" w:before="40"/>
-            </w:pPr>
-            <w:r/>
-            <w:r>
-              <w:rPr>
-                <w:b w:val="0"/>
-                <w:sz w:val="18"/>
-              </w:rPr>
-            </w:r>
-          </w:p>
-        </w:tc>
-        <w:tc>
-          <w:tcPr>
-            <w:tcW w:type="dxa" w:w="792"/>
-            <w:vAlign w:val="center"/>
-          </w:tcPr>
-          <w:p>
-            <w:pPr>
-              <w:spacing w:after="40" w:before="40"/>
-            </w:pPr>
-            <w:r/>
-            <w:r>
-              <w:rPr>
-                <w:b w:val="0"/>
-                <w:sz w:val="18"/>
-              </w:rPr>
-            </w:r>
-          </w:p>
-        </w:tc>
-        <w:tc>
-          <w:tcPr>
-            <w:tcW w:type="dxa" w:w="2232"/>
-            <w:vAlign w:val="center"/>
-          </w:tcPr>
-          <w:p>
-            <w:pPr>
-              <w:spacing w:after="40" w:before="40"/>
-            </w:pPr>
-            <w:r/>
-            <w:r>
-              <w:rPr>
-                <w:b w:val="0"/>
-                <w:sz w:val="18"/>
-              </w:rPr>
-            </w:r>
-          </w:p>
-        </w:tc>
-      </w:tr>
-      <w:tr>
-        <w:tc>
-          <w:tcPr>
-            <w:tcW w:type="dxa" w:w="503"/>
-            <w:vAlign w:val="center"/>
-          </w:tcPr>
-          <w:p>
-            <w:pPr>
-              <w:spacing w:after="40" w:before="40"/>
-            </w:pPr>
-            <w:r/>
-            <w:r>
-              <w:rPr>
-                <w:b w:val="0"/>
-                <w:sz w:val="18"/>
-              </w:rPr>
-              <w:t>☐</w:t>
-            </w:r>
-          </w:p>
-        </w:tc>
-        <w:tc>
-          <w:tcPr>
-            <w:tcW w:type="dxa" w:w="4031"/>
-            <w:vAlign w:val="center"/>
-          </w:tcPr>
-          <w:p>
-            <w:pPr>
-              <w:spacing w:after="40" w:before="40"/>
-            </w:pPr>
-            <w:r/>
-            <w:r>
-              <w:rPr>
-                <w:b w:val="0"/>
-                <w:sz w:val="18"/>
-              </w:rPr>
-              <w:t>Ejecutar prisma validate y corregir problemas documentados.</w:t>
-            </w:r>
-          </w:p>
-        </w:tc>
-        <w:tc>
-          <w:tcPr>
-            <w:tcW w:type="dxa" w:w="1800"/>
-            <w:vAlign w:val="center"/>
-          </w:tcPr>
-          <w:p>
-            <w:pPr>
-              <w:spacing w:after="40" w:before="40"/>
-            </w:pPr>
-            <w:r/>
-            <w:r>
-              <w:rPr>
-                <w:b w:val="0"/>
-                <w:sz w:val="18"/>
-              </w:rPr>
-            </w:r>
-          </w:p>
-        </w:tc>
-        <w:tc>
-          <w:tcPr>
-            <w:tcW w:type="dxa" w:w="792"/>
-            <w:vAlign w:val="center"/>
-          </w:tcPr>
-          <w:p>
-            <w:pPr>
-              <w:spacing w:after="40" w:before="40"/>
-            </w:pPr>
-            <w:r/>
-            <w:r>
-              <w:rPr>
-                <w:b w:val="0"/>
-                <w:sz w:val="18"/>
-              </w:rPr>
-            </w:r>
-          </w:p>
-        </w:tc>
-        <w:tc>
-          <w:tcPr>
-            <w:tcW w:type="dxa" w:w="2232"/>
-            <w:vAlign w:val="center"/>
-          </w:tcPr>
-          <w:p>
-            <w:pPr>
-              <w:spacing w:after="40" w:before="40"/>
-            </w:pPr>
-            <w:r/>
-            <w:r>
-              <w:rPr>
-                <w:b w:val="0"/>
-                <w:sz w:val="18"/>
-              </w:rPr>
-            </w:r>
-          </w:p>
-        </w:tc>
-      </w:tr>
-      <w:tr>
-        <w:tc>
-          <w:tcPr>
-            <w:tcW w:type="dxa" w:w="503"/>
-            <w:vAlign w:val="center"/>
-          </w:tcPr>
-          <w:p>
-            <w:pPr>
-              <w:spacing w:after="40" w:before="40"/>
-            </w:pPr>
-            <w:r/>
-            <w:r>
-              <w:rPr>
-                <w:b w:val="0"/>
-                <w:sz w:val="18"/>
-              </w:rPr>
-              <w:t>☐</w:t>
-            </w:r>
-          </w:p>
-        </w:tc>
-        <w:tc>
-          <w:tcPr>
-            <w:tcW w:type="dxa" w:w="4031"/>
-            <w:vAlign w:val="center"/>
-          </w:tcPr>
-          <w:p>
-            <w:pPr>
-              <w:spacing w:after="40" w:before="40"/>
-            </w:pPr>
-            <w:r/>
-            <w:r>
-              <w:rPr>
-                <w:b w:val="0"/>
-                <w:sz w:val="18"/>
-              </w:rPr>
-              <w:t>Ejecutar prisma generate y configurar conexión PostgreSQL local.</w:t>
-            </w:r>
-          </w:p>
-        </w:tc>
-        <w:tc>
-          <w:tcPr>
-            <w:tcW w:type="dxa" w:w="1800"/>
-            <w:vAlign w:val="center"/>
-          </w:tcPr>
-          <w:p>
-            <w:pPr>
-              <w:spacing w:after="40" w:before="40"/>
-            </w:pPr>
-            <w:r/>
-            <w:r>
-              <w:rPr>
-                <w:b w:val="0"/>
-                <w:sz w:val="18"/>
-              </w:rPr>
-            </w:r>
-          </w:p>
-        </w:tc>
-        <w:tc>
-          <w:tcPr>
-            <w:tcW w:type="dxa" w:w="792"/>
-            <w:vAlign w:val="center"/>
-          </w:tcPr>
-          <w:p>
-            <w:pPr>
-              <w:spacing w:after="40" w:before="40"/>
-            </w:pPr>
-            <w:r/>
-            <w:r>
-              <w:rPr>
-                <w:b w:val="0"/>
-                <w:sz w:val="18"/>
-              </w:rPr>
-            </w:r>
-          </w:p>
-        </w:tc>
-        <w:tc>
-          <w:tcPr>
-            <w:tcW w:type="dxa" w:w="2232"/>
-            <w:vAlign w:val="center"/>
-          </w:tcPr>
-          <w:p>
-            <w:pPr>
-              <w:spacing w:after="40" w:before="40"/>
-            </w:pPr>
-            <w:r/>
-            <w:r>
-              <w:rPr>
-                <w:b w:val="0"/>
-                <w:sz w:val="18"/>
-              </w:rPr>
-            </w:r>
-          </w:p>
-        </w:tc>
-      </w:tr>
-      <w:tr>
-        <w:tc>
-          <w:tcPr>
-            <w:tcW w:type="dxa" w:w="503"/>
-            <w:vAlign w:val="center"/>
-          </w:tcPr>
-          <w:p>
-            <w:pPr>
-              <w:spacing w:after="40" w:before="40"/>
-            </w:pPr>
-            <w:r/>
-            <w:r>
-              <w:rPr>
-                <w:b w:val="0"/>
-                <w:sz w:val="18"/>
-              </w:rPr>
-              <w:t>☐</w:t>
-            </w:r>
-          </w:p>
-        </w:tc>
-        <w:tc>
-          <w:tcPr>
-            <w:tcW w:type="dxa" w:w="4031"/>
-            <w:vAlign w:val="center"/>
-          </w:tcPr>
-          <w:p>
-            <w:pPr>
-              <w:spacing w:after="40" w:before="40"/>
-            </w:pPr>
-            <w:r/>
-            <w:r>
-              <w:rPr>
-                <w:b w:val="0"/>
-                <w:sz w:val="18"/>
-              </w:rPr>
-              <w:t>Crear y probar migración solo en ambiente local.</w:t>
-            </w:r>
-          </w:p>
-        </w:tc>
-        <w:tc>
-          <w:tcPr>
-            <w:tcW w:type="dxa" w:w="1800"/>
-            <w:vAlign w:val="center"/>
-          </w:tcPr>
-          <w:p>
-            <w:pPr>
-              <w:spacing w:after="40" w:before="40"/>
-            </w:pPr>
-            <w:r/>
-            <w:r>
-              <w:rPr>
-                <w:b w:val="0"/>
-                <w:sz w:val="18"/>
-              </w:rPr>
-            </w:r>
-          </w:p>
-        </w:tc>
-        <w:tc>
-          <w:tcPr>
-            <w:tcW w:type="dxa" w:w="792"/>
-            <w:vAlign w:val="center"/>
-          </w:tcPr>
-          <w:p>
-            <w:pPr>
-              <w:spacing w:after="40" w:before="40"/>
-            </w:pPr>
-            <w:r/>
-            <w:r>
-              <w:rPr>
-                <w:b w:val="0"/>
-                <w:sz w:val="18"/>
-              </w:rPr>
-            </w:r>
-          </w:p>
-        </w:tc>
-        <w:tc>
-          <w:tcPr>
-            <w:tcW w:type="dxa" w:w="2232"/>
-            <w:vAlign w:val="center"/>
-          </w:tcPr>
-          <w:p>
-            <w:pPr>
-              <w:spacing w:after="40" w:before="40"/>
-            </w:pPr>
-            <w:r/>
-            <w:r>
-              <w:rPr>
-                <w:b w:val="0"/>
-                <w:sz w:val="18"/>
-              </w:rPr>
-            </w:r>
-          </w:p>
-        </w:tc>
-      </w:tr>
-      <w:tr>
-        <w:tc>
-          <w:tcPr>
-            <w:tcW w:type="dxa" w:w="503"/>
-            <w:vAlign w:val="center"/>
-          </w:tcPr>
-          <w:p>
-            <w:pPr>
-              <w:spacing w:after="40" w:before="40"/>
-            </w:pPr>
-            <w:r/>
-            <w:r>
-              <w:rPr>
-                <w:b w:val="0"/>
-                <w:sz w:val="18"/>
-              </w:rPr>
-              <w:t>☐</w:t>
-            </w:r>
-          </w:p>
-        </w:tc>
-        <w:tc>
-          <w:tcPr>
-            <w:tcW w:type="dxa" w:w="4031"/>
-            <w:vAlign w:val="center"/>
-          </w:tcPr>
-          <w:p>
-            <w:pPr>
-              <w:spacing w:after="40" w:before="40"/>
-            </w:pPr>
-            <w:r/>
-            <w:r>
-              <w:rPr>
-                <w:b w:val="0"/>
-                <w:sz w:val="18"/>
-              </w:rPr>
-              <w:t>Definir procedimiento de rollback de migración.</w:t>
-            </w:r>
-          </w:p>
-        </w:tc>
-        <w:tc>
-          <w:tcPr>
-            <w:tcW w:type="dxa" w:w="1800"/>
-            <w:vAlign w:val="center"/>
-          </w:tcPr>
-          <w:p>
-            <w:pPr>
-              <w:spacing w:after="40" w:before="40"/>
-            </w:pPr>
-            <w:r/>
-            <w:r>
-              <w:rPr>
-                <w:b w:val="0"/>
-                <w:sz w:val="18"/>
-              </w:rPr>
-            </w:r>
-          </w:p>
-        </w:tc>
-        <w:tc>
-          <w:tcPr>
-            <w:tcW w:type="dxa" w:w="792"/>
-            <w:vAlign w:val="center"/>
-          </w:tcPr>
-          <w:p>
-            <w:pPr>
-              <w:spacing w:after="40" w:before="40"/>
-            </w:pPr>
-            <w:r/>
-            <w:r>
-              <w:rPr>
-                <w:b w:val="0"/>
-                <w:sz w:val="18"/>
-              </w:rPr>
-            </w:r>
-          </w:p>
-        </w:tc>
-        <w:tc>
-          <w:tcPr>
-            <w:tcW w:type="dxa" w:w="2232"/>
-            <w:vAlign w:val="center"/>
-          </w:tcPr>
-          <w:p>
-            <w:pPr>
-              <w:spacing w:after="40" w:before="40"/>
-            </w:pPr>
-            <w:r/>
-            <w:r>
-              <w:rPr>
-                <w:b w:val="0"/>
-                <w:sz w:val="18"/>
-              </w:rPr>
-            </w:r>
-          </w:p>
-        </w:tc>
-      </w:tr>
-    </w:tbl>
-    <w:p>
-      <w:pPr>
-        <w:pStyle w:val="Heading2"/>
-      </w:pPr>
-      <w:r>
-        <w:t>Slice 3 — autenticación administrativa</w:t>
-      </w:r>
-    </w:p>
-    <w:tbl>
-      <w:tblPr>
-        <w:tblStyle w:val="TableGrid"/>
-        <w:tblW w:type="auto" w:w="0"/>
-        <w:jc w:val="left"/>
-        <w:tblLayout w:type="fixed"/>
-        <w:tblLook w:firstColumn="1" w:firstRow="1" w:lastColumn="0" w:lastRow="0" w:noHBand="0" w:noVBand="1" w:val="04A0"/>
-      </w:tblPr>
-      <w:tblGrid>
-        <w:gridCol w:w="2016"/>
-        <w:gridCol w:w="2016"/>
-        <w:gridCol w:w="2016"/>
-        <w:gridCol w:w="2016"/>
-        <w:gridCol w:w="2016"/>
-      </w:tblGrid>
-      <w:tr>
-        <w:tc>
-          <w:tcPr>
-            <w:tcW w:type="dxa" w:w="503"/>
-            <w:shd w:fill="F2F4F7"/>
-            <w:vAlign w:val="center"/>
-          </w:tcPr>
-          <w:p>
-            <w:pPr>
-              <w:spacing w:after="40" w:before="40"/>
-            </w:pPr>
-            <w:r/>
-            <w:r>
-              <w:rPr>
-                <w:b/>
-                <w:color w:val="1F4D78"/>
-                <w:sz w:val="18"/>
-              </w:rPr>
-              <w:t>☐</w:t>
-            </w:r>
-          </w:p>
-        </w:tc>
-        <w:tc>
-          <w:tcPr>
-            <w:tcW w:type="dxa" w:w="4031"/>
-            <w:shd w:fill="F2F4F7"/>
-            <w:vAlign w:val="center"/>
-          </w:tcPr>
-          <w:p>
-            <w:pPr>
-              <w:spacing w:after="40" w:before="40"/>
-            </w:pPr>
-            <w:r/>
-            <w:r>
-              <w:rPr>
-                <w:b/>
-                <w:color w:val="1F4D78"/>
-                <w:sz w:val="18"/>
-              </w:rPr>
-              <w:t>Actividad / criterio de aceptación</w:t>
-            </w:r>
-          </w:p>
-        </w:tc>
-        <w:tc>
-          <w:tcPr>
-            <w:tcW w:type="dxa" w:w="1800"/>
-            <w:shd w:fill="F2F4F7"/>
-            <w:vAlign w:val="center"/>
-          </w:tcPr>
-          <w:p>
-            <w:pPr>
-              <w:spacing w:after="40" w:before="40"/>
-            </w:pPr>
-            <w:r/>
-            <w:r>
-              <w:rPr>
-                <w:b/>
-                <w:color w:val="1F4D78"/>
-                <w:sz w:val="18"/>
-              </w:rPr>
-              <w:t>Evidencia o enlace</w:t>
-            </w:r>
-          </w:p>
-        </w:tc>
-        <w:tc>
-          <w:tcPr>
-            <w:tcW w:type="dxa" w:w="792"/>
-            <w:shd w:fill="F2F4F7"/>
-            <w:vAlign w:val="center"/>
-          </w:tcPr>
-          <w:p>
-            <w:pPr>
-              <w:spacing w:after="40" w:before="40"/>
-            </w:pPr>
-            <w:r/>
-            <w:r>
-              <w:rPr>
-                <w:b/>
-                <w:color w:val="1F4D78"/>
-                <w:sz w:val="18"/>
-              </w:rPr>
-              <w:t>Fecha</w:t>
-            </w:r>
-          </w:p>
-        </w:tc>
-        <w:tc>
-          <w:tcPr>
-            <w:tcW w:type="dxa" w:w="2232"/>
-            <w:shd w:fill="F2F4F7"/>
-            <w:vAlign w:val="center"/>
-          </w:tcPr>
-          <w:p>
-            <w:pPr>
-              <w:spacing w:after="40" w:before="40"/>
-            </w:pPr>
-            <w:r/>
-            <w:r>
-              <w:rPr>
-                <w:b/>
-                <w:color w:val="1F4D78"/>
-                <w:sz w:val="18"/>
-              </w:rPr>
-              <w:t>Notas / bloqueo</w:t>
-            </w:r>
-          </w:p>
-        </w:tc>
-      </w:tr>
-      <w:tr>
-        <w:tc>
-          <w:tcPr>
-            <w:tcW w:type="dxa" w:w="503"/>
-            <w:vAlign w:val="center"/>
-          </w:tcPr>
-          <w:p>
-            <w:pPr>
-              <w:spacing w:after="40" w:before="40"/>
-            </w:pPr>
-            <w:r/>
-            <w:r>
-              <w:rPr>
-                <w:b w:val="0"/>
-                <w:sz w:val="18"/>
-              </w:rPr>
-              <w:t>☐</w:t>
-            </w:r>
-          </w:p>
-        </w:tc>
-        <w:tc>
-          <w:tcPr>
-            <w:tcW w:type="dxa" w:w="4031"/>
-            <w:vAlign w:val="center"/>
-          </w:tcPr>
-          <w:p>
-            <w:pPr>
-              <w:spacing w:after="40" w:before="40"/>
-            </w:pPr>
-            <w:r/>
-            <w:r>
-              <w:rPr>
-                <w:b w:val="0"/>
-                <w:sz w:val="18"/>
-              </w:rPr>
-              <w:t>Implementar login, refresh, logout y /auth/me.</w:t>
-            </w:r>
-          </w:p>
-        </w:tc>
-        <w:tc>
-          <w:tcPr>
-            <w:tcW w:type="dxa" w:w="1800"/>
-            <w:vAlign w:val="center"/>
-          </w:tcPr>
-          <w:p>
-            <w:pPr>
-              <w:spacing w:after="40" w:before="40"/>
-            </w:pPr>
-            <w:r/>
-            <w:r>
-              <w:rPr>
-                <w:b w:val="0"/>
-                <w:sz w:val="18"/>
-              </w:rPr>
-            </w:r>
-          </w:p>
-        </w:tc>
-        <w:tc>
-          <w:tcPr>
-            <w:tcW w:type="dxa" w:w="792"/>
-            <w:vAlign w:val="center"/>
-          </w:tcPr>
-          <w:p>
-            <w:pPr>
-              <w:spacing w:after="40" w:before="40"/>
-            </w:pPr>
-            <w:r/>
-            <w:r>
-              <w:rPr>
-                <w:b w:val="0"/>
-                <w:sz w:val="18"/>
-              </w:rPr>
-            </w:r>
-          </w:p>
-        </w:tc>
-        <w:tc>
-          <w:tcPr>
-            <w:tcW w:type="dxa" w:w="2232"/>
-            <w:vAlign w:val="center"/>
-          </w:tcPr>
-          <w:p>
-            <w:pPr>
-              <w:spacing w:after="40" w:before="40"/>
-            </w:pPr>
-            <w:r/>
-            <w:r>
-              <w:rPr>
-                <w:b w:val="0"/>
-                <w:sz w:val="18"/>
-              </w:rPr>
-            </w:r>
-          </w:p>
-        </w:tc>
-      </w:tr>
-      <w:tr>
-        <w:tc>
-          <w:tcPr>
-            <w:tcW w:type="dxa" w:w="503"/>
-            <w:vAlign w:val="center"/>
-          </w:tcPr>
-          <w:p>
-            <w:pPr>
-              <w:spacing w:after="40" w:before="40"/>
-            </w:pPr>
-            <w:r/>
-            <w:r>
-              <w:rPr>
-                <w:b w:val="0"/>
-                <w:sz w:val="18"/>
-              </w:rPr>
-              <w:t>☐</w:t>
-            </w:r>
-          </w:p>
-        </w:tc>
-        <w:tc>
-          <w:tcPr>
-            <w:tcW w:type="dxa" w:w="4031"/>
-            <w:vAlign w:val="center"/>
-          </w:tcPr>
-          <w:p>
-            <w:pPr>
-              <w:spacing w:after="40" w:before="40"/>
-            </w:pPr>
-            <w:r/>
-            <w:r>
-              <w:rPr>
-                <w:b w:val="0"/>
-                <w:sz w:val="18"/>
-              </w:rPr>
-              <w:t>Usar Argon2, JWT y refresh token HttpOnly.</w:t>
-            </w:r>
-          </w:p>
-        </w:tc>
-        <w:tc>
-          <w:tcPr>
-            <w:tcW w:type="dxa" w:w="1800"/>
-            <w:vAlign w:val="center"/>
-          </w:tcPr>
-          <w:p>
-            <w:pPr>
-              <w:spacing w:after="40" w:before="40"/>
-            </w:pPr>
-            <w:r/>
-            <w:r>
-              <w:rPr>
-                <w:b w:val="0"/>
-                <w:sz w:val="18"/>
-              </w:rPr>
-            </w:r>
-          </w:p>
-        </w:tc>
-        <w:tc>
-          <w:tcPr>
-            <w:tcW w:type="dxa" w:w="792"/>
-            <w:vAlign w:val="center"/>
-          </w:tcPr>
-          <w:p>
-            <w:pPr>
-              <w:spacing w:after="40" w:before="40"/>
-            </w:pPr>
-            <w:r/>
-            <w:r>
-              <w:rPr>
-                <w:b w:val="0"/>
-                <w:sz w:val="18"/>
-              </w:rPr>
-            </w:r>
-          </w:p>
-        </w:tc>
-        <w:tc>
-          <w:tcPr>
-            <w:tcW w:type="dxa" w:w="2232"/>
-            <w:vAlign w:val="center"/>
-          </w:tcPr>
-          <w:p>
-            <w:pPr>
-              <w:spacing w:after="40" w:before="40"/>
-            </w:pPr>
-            <w:r/>
-            <w:r>
-              <w:rPr>
-                <w:b w:val="0"/>
-                <w:sz w:val="18"/>
-              </w:rPr>
-            </w:r>
-          </w:p>
-        </w:tc>
-      </w:tr>
-      <w:tr>
-        <w:tc>
-          <w:tcPr>
-            <w:tcW w:type="dxa" w:w="503"/>
-            <w:vAlign w:val="center"/>
-          </w:tcPr>
-          <w:p>
-            <w:pPr>
-              <w:spacing w:after="40" w:before="40"/>
-            </w:pPr>
-            <w:r/>
-            <w:r>
-              <w:rPr>
-                <w:b w:val="0"/>
-                <w:sz w:val="18"/>
-              </w:rPr>
-              <w:t>☐</w:t>
-            </w:r>
-          </w:p>
-        </w:tc>
-        <w:tc>
-          <w:tcPr>
-            <w:tcW w:type="dxa" w:w="4031"/>
-            <w:vAlign w:val="center"/>
-          </w:tcPr>
-          <w:p>
-            <w:pPr>
-              <w:spacing w:after="40" w:before="40"/>
-            </w:pPr>
-            <w:r/>
-            <w:r>
-              <w:rPr>
-                <w:b w:val="0"/>
-                <w:sz w:val="18"/>
-              </w:rPr>
-              <w:t>Proteger /api/v1/admin/*.</w:t>
-            </w:r>
-          </w:p>
-        </w:tc>
-        <w:tc>
-          <w:tcPr>
-            <w:tcW w:type="dxa" w:w="1800"/>
-            <w:vAlign w:val="center"/>
-          </w:tcPr>
-          <w:p>
-            <w:pPr>
-              <w:spacing w:after="40" w:before="40"/>
-            </w:pPr>
-            <w:r/>
-            <w:r>
-              <w:rPr>
-                <w:b w:val="0"/>
-                <w:sz w:val="18"/>
-              </w:rPr>
-            </w:r>
-          </w:p>
-        </w:tc>
-        <w:tc>
-          <w:tcPr>
-            <w:tcW w:type="dxa" w:w="792"/>
-            <w:vAlign w:val="center"/>
-          </w:tcPr>
-          <w:p>
-            <w:pPr>
-              <w:spacing w:after="40" w:before="40"/>
-            </w:pPr>
-            <w:r/>
-            <w:r>
-              <w:rPr>
-                <w:b w:val="0"/>
-                <w:sz w:val="18"/>
-              </w:rPr>
-            </w:r>
-          </w:p>
-        </w:tc>
-        <w:tc>
-          <w:tcPr>
-            <w:tcW w:type="dxa" w:w="2232"/>
-            <w:vAlign w:val="center"/>
-          </w:tcPr>
-          <w:p>
-            <w:pPr>
-              <w:spacing w:after="40" w:before="40"/>
-            </w:pPr>
-            <w:r/>
-            <w:r>
-              <w:rPr>
-                <w:b w:val="0"/>
-                <w:sz w:val="18"/>
-              </w:rPr>
-            </w:r>
-          </w:p>
-        </w:tc>
-      </w:tr>
-      <w:tr>
-        <w:tc>
-          <w:tcPr>
-            <w:tcW w:type="dxa" w:w="503"/>
-            <w:vAlign w:val="center"/>
-          </w:tcPr>
-          <w:p>
-            <w:pPr>
-              <w:spacing w:after="40" w:before="40"/>
-            </w:pPr>
-            <w:r/>
-            <w:r>
-              <w:rPr>
-                <w:b w:val="0"/>
-                <w:sz w:val="18"/>
-              </w:rPr>
-              <w:t>☐</w:t>
-            </w:r>
-          </w:p>
-        </w:tc>
-        <w:tc>
-          <w:tcPr>
-            <w:tcW w:type="dxa" w:w="4031"/>
-            <w:vAlign w:val="center"/>
-          </w:tcPr>
-          <w:p>
-            <w:pPr>
-              <w:spacing w:after="40" w:before="40"/>
-            </w:pPr>
-            <w:r/>
-            <w:r>
-              <w:rPr>
-                <w:b w:val="0"/>
-                <w:sz w:val="18"/>
-              </w:rPr>
-              <w:t>Crear primer administrador mediante mecanismo fuera de API pública.</w:t>
-            </w:r>
-          </w:p>
-        </w:tc>
-        <w:tc>
-          <w:tcPr>
-            <w:tcW w:type="dxa" w:w="1800"/>
-            <w:vAlign w:val="center"/>
-          </w:tcPr>
-          <w:p>
-            <w:pPr>
-              <w:spacing w:after="40" w:before="40"/>
-            </w:pPr>
-            <w:r/>
-            <w:r>
-              <w:rPr>
-                <w:b w:val="0"/>
-                <w:sz w:val="18"/>
-              </w:rPr>
-            </w:r>
-          </w:p>
-        </w:tc>
-        <w:tc>
-          <w:tcPr>
-            <w:tcW w:type="dxa" w:w="792"/>
-            <w:vAlign w:val="center"/>
-          </w:tcPr>
-          <w:p>
-            <w:pPr>
-              <w:spacing w:after="40" w:before="40"/>
-            </w:pPr>
-            <w:r/>
-            <w:r>
-              <w:rPr>
-                <w:b w:val="0"/>
-                <w:sz w:val="18"/>
-              </w:rPr>
-            </w:r>
-          </w:p>
-        </w:tc>
-        <w:tc>
-          <w:tcPr>
-            <w:tcW w:type="dxa" w:w="2232"/>
-            <w:vAlign w:val="center"/>
-          </w:tcPr>
-          <w:p>
-            <w:pPr>
-              <w:spacing w:after="40" w:before="40"/>
-            </w:pPr>
-            <w:r/>
-            <w:r>
-              <w:rPr>
-                <w:b w:val="0"/>
-                <w:sz w:val="18"/>
-              </w:rPr>
-            </w:r>
-          </w:p>
-        </w:tc>
-      </w:tr>
-      <w:tr>
-        <w:tc>
-          <w:tcPr>
-            <w:tcW w:type="dxa" w:w="503"/>
-            <w:vAlign w:val="center"/>
-          </w:tcPr>
-          <w:p>
-            <w:pPr>
-              <w:spacing w:after="40" w:before="40"/>
-            </w:pPr>
-            <w:r/>
-            <w:r>
-              <w:rPr>
-                <w:b w:val="0"/>
-                <w:sz w:val="18"/>
-              </w:rPr>
-              <w:t>☐</w:t>
-            </w:r>
-          </w:p>
-        </w:tc>
-        <w:tc>
-          <w:tcPr>
-            <w:tcW w:type="dxa" w:w="4031"/>
-            <w:vAlign w:val="center"/>
-          </w:tcPr>
-          <w:p>
-            <w:pPr>
-              <w:spacing w:after="40" w:before="40"/>
-            </w:pPr>
-            <w:r/>
-            <w:r>
-              <w:rPr>
-                <w:b w:val="0"/>
-                <w:sz w:val="18"/>
-              </w:rPr>
-              <w:t>Confirmar: no existe registro público.</w:t>
-            </w:r>
-          </w:p>
-        </w:tc>
-        <w:tc>
-          <w:tcPr>
-            <w:tcW w:type="dxa" w:w="1800"/>
-            <w:vAlign w:val="center"/>
-          </w:tcPr>
-          <w:p>
-            <w:pPr>
-              <w:spacing w:after="40" w:before="40"/>
-            </w:pPr>
-            <w:r/>
-            <w:r>
-              <w:rPr>
-                <w:b w:val="0"/>
-                <w:sz w:val="18"/>
-              </w:rPr>
-            </w:r>
-          </w:p>
-        </w:tc>
-        <w:tc>
-          <w:tcPr>
-            <w:tcW w:type="dxa" w:w="792"/>
-            <w:vAlign w:val="center"/>
-          </w:tcPr>
-          <w:p>
-            <w:pPr>
-              <w:spacing w:after="40" w:before="40"/>
-            </w:pPr>
-            <w:r/>
-            <w:r>
-              <w:rPr>
-                <w:b w:val="0"/>
-                <w:sz w:val="18"/>
-              </w:rPr>
-            </w:r>
-          </w:p>
-        </w:tc>
-        <w:tc>
-          <w:tcPr>
-            <w:tcW w:type="dxa" w:w="2232"/>
-            <w:vAlign w:val="center"/>
-          </w:tcPr>
-          <w:p>
-            <w:pPr>
-              <w:spacing w:after="40" w:before="40"/>
-            </w:pPr>
-            <w:r/>
-            <w:r>
-              <w:rPr>
-                <w:b w:val="0"/>
-                <w:sz w:val="18"/>
-              </w:rPr>
-            </w:r>
-          </w:p>
-        </w:tc>
-      </w:tr>
-    </w:tbl>
-    <w:p>
-      <w:pPr>
-        <w:pStyle w:val="Heading2"/>
-      </w:pPr>
-      <w:r>
-        <w:t>Slices 4–6 — núcleo editorial y consulta pública</w:t>
-      </w:r>
-    </w:p>
-    <w:tbl>
-      <w:tblPr>
-        <w:tblStyle w:val="TableGrid"/>
-        <w:tblW w:type="auto" w:w="0"/>
-        <w:jc w:val="left"/>
-        <w:tblLayout w:type="fixed"/>
-        <w:tblLook w:firstColumn="1" w:firstRow="1" w:lastColumn="0" w:lastRow="0" w:noHBand="0" w:noVBand="1" w:val="04A0"/>
-      </w:tblPr>
-      <w:tblGrid>
-        <w:gridCol w:w="2016"/>
-        <w:gridCol w:w="2016"/>
-        <w:gridCol w:w="2016"/>
-        <w:gridCol w:w="2016"/>
-        <w:gridCol w:w="2016"/>
-      </w:tblGrid>
-      <w:tr>
-        <w:tc>
-          <w:tcPr>
-            <w:tcW w:type="dxa" w:w="503"/>
-            <w:shd w:fill="F2F4F7"/>
-            <w:vAlign w:val="center"/>
-          </w:tcPr>
-          <w:p>
-            <w:pPr>
-              <w:spacing w:after="40" w:before="40"/>
-            </w:pPr>
-            <w:r/>
-            <w:r>
-              <w:rPr>
-                <w:b/>
-                <w:color w:val="1F4D78"/>
-                <w:sz w:val="18"/>
-              </w:rPr>
-              <w:t>☐</w:t>
-            </w:r>
-          </w:p>
-        </w:tc>
-        <w:tc>
-          <w:tcPr>
-            <w:tcW w:type="dxa" w:w="4031"/>
-            <w:shd w:fill="F2F4F7"/>
-            <w:vAlign w:val="center"/>
-          </w:tcPr>
-          <w:p>
-            <w:pPr>
-              <w:spacing w:after="40" w:before="40"/>
-            </w:pPr>
-            <w:r/>
-            <w:r>
-              <w:rPr>
-                <w:b/>
-                <w:color w:val="1F4D78"/>
-                <w:sz w:val="18"/>
-              </w:rPr>
-              <w:t>Actividad / criterio de aceptación</w:t>
-            </w:r>
-          </w:p>
-        </w:tc>
-        <w:tc>
-          <w:tcPr>
-            <w:tcW w:type="dxa" w:w="1800"/>
-            <w:shd w:fill="F2F4F7"/>
-            <w:vAlign w:val="center"/>
-          </w:tcPr>
-          <w:p>
-            <w:pPr>
-              <w:spacing w:after="40" w:before="40"/>
-            </w:pPr>
-            <w:r/>
-            <w:r>
-              <w:rPr>
-                <w:b/>
-                <w:color w:val="1F4D78"/>
-                <w:sz w:val="18"/>
-              </w:rPr>
-              <w:t>Evidencia o enlace</w:t>
-            </w:r>
-          </w:p>
-        </w:tc>
-        <w:tc>
-          <w:tcPr>
-            <w:tcW w:type="dxa" w:w="792"/>
-            <w:shd w:fill="F2F4F7"/>
-            <w:vAlign w:val="center"/>
-          </w:tcPr>
-          <w:p>
-            <w:pPr>
-              <w:spacing w:after="40" w:before="40"/>
-            </w:pPr>
-            <w:r/>
-            <w:r>
-              <w:rPr>
-                <w:b/>
-                <w:color w:val="1F4D78"/>
-                <w:sz w:val="18"/>
-              </w:rPr>
-              <w:t>Fecha</w:t>
-            </w:r>
-          </w:p>
-        </w:tc>
-        <w:tc>
-          <w:tcPr>
-            <w:tcW w:type="dxa" w:w="2232"/>
-            <w:shd w:fill="F2F4F7"/>
-            <w:vAlign w:val="center"/>
-          </w:tcPr>
-          <w:p>
-            <w:pPr>
-              <w:spacing w:after="40" w:before="40"/>
-            </w:pPr>
-            <w:r/>
-            <w:r>
-              <w:rPr>
-                <w:b/>
-                <w:color w:val="1F4D78"/>
-                <w:sz w:val="18"/>
-              </w:rPr>
-              <w:t>Notas / bloqueo</w:t>
-            </w:r>
-          </w:p>
-        </w:tc>
-      </w:tr>
-      <w:tr>
-        <w:tc>
-          <w:tcPr>
-            <w:tcW w:type="dxa" w:w="503"/>
-            <w:vAlign w:val="center"/>
-          </w:tcPr>
-          <w:p>
-            <w:pPr>
-              <w:spacing w:after="40" w:before="40"/>
-            </w:pPr>
-            <w:r/>
-            <w:r>
-              <w:rPr>
-                <w:b w:val="0"/>
-                <w:sz w:val="18"/>
-              </w:rPr>
-              <w:t>☐</w:t>
-            </w:r>
-          </w:p>
-        </w:tc>
-        <w:tc>
-          <w:tcPr>
-            <w:tcW w:type="dxa" w:w="4031"/>
-            <w:vAlign w:val="center"/>
-          </w:tcPr>
-          <w:p>
-            <w:pPr>
-              <w:spacing w:after="40" w:before="40"/>
-            </w:pPr>
-            <w:r/>
-            <w:r>
-              <w:rPr>
-                <w:b w:val="0"/>
-                <w:sz w:val="18"/>
-              </w:rPr>
-              <w:t>Gestionar Content sin publicación automática.</w:t>
-            </w:r>
-          </w:p>
-        </w:tc>
-        <w:tc>
-          <w:tcPr>
-            <w:tcW w:type="dxa" w:w="1800"/>
-            <w:vAlign w:val="center"/>
-          </w:tcPr>
-          <w:p>
-            <w:pPr>
-              <w:spacing w:after="40" w:before="40"/>
-            </w:pPr>
-            <w:r/>
-            <w:r>
-              <w:rPr>
-                <w:b w:val="0"/>
-                <w:sz w:val="18"/>
-              </w:rPr>
-            </w:r>
-          </w:p>
-        </w:tc>
-        <w:tc>
-          <w:tcPr>
-            <w:tcW w:type="dxa" w:w="792"/>
-            <w:vAlign w:val="center"/>
-          </w:tcPr>
-          <w:p>
-            <w:pPr>
-              <w:spacing w:after="40" w:before="40"/>
-            </w:pPr>
-            <w:r/>
-            <w:r>
-              <w:rPr>
-                <w:b w:val="0"/>
-                <w:sz w:val="18"/>
-              </w:rPr>
-            </w:r>
-          </w:p>
-        </w:tc>
-        <w:tc>
-          <w:tcPr>
-            <w:tcW w:type="dxa" w:w="2232"/>
-            <w:vAlign w:val="center"/>
-          </w:tcPr>
-          <w:p>
-            <w:pPr>
-              <w:spacing w:after="40" w:before="40"/>
-            </w:pPr>
-            <w:r/>
-            <w:r>
-              <w:rPr>
-                <w:b w:val="0"/>
-                <w:sz w:val="18"/>
-              </w:rPr>
-            </w:r>
-          </w:p>
-        </w:tc>
-      </w:tr>
-      <w:tr>
-        <w:tc>
-          <w:tcPr>
-            <w:tcW w:type="dxa" w:w="503"/>
-            <w:vAlign w:val="center"/>
-          </w:tcPr>
-          <w:p>
-            <w:pPr>
-              <w:spacing w:after="40" w:before="40"/>
-            </w:pPr>
-            <w:r/>
-            <w:r>
-              <w:rPr>
-                <w:b w:val="0"/>
-                <w:sz w:val="18"/>
-              </w:rPr>
-              <w:t>☐</w:t>
-            </w:r>
-          </w:p>
-        </w:tc>
-        <w:tc>
-          <w:tcPr>
-            <w:tcW w:type="dxa" w:w="4031"/>
-            <w:vAlign w:val="center"/>
-          </w:tcPr>
-          <w:p>
-            <w:pPr>
-              <w:spacing w:after="40" w:before="40"/>
-            </w:pPr>
-            <w:r/>
-            <w:r>
-              <w:rPr>
-                <w:b w:val="0"/>
-                <w:sz w:val="18"/>
-              </w:rPr>
-              <w:t>Gestionar Source, Validation y trazabilidad mínima.</w:t>
-            </w:r>
-          </w:p>
-        </w:tc>
-        <w:tc>
-          <w:tcPr>
-            <w:tcW w:type="dxa" w:w="1800"/>
-            <w:vAlign w:val="center"/>
-          </w:tcPr>
-          <w:p>
-            <w:pPr>
-              <w:spacing w:after="40" w:before="40"/>
-            </w:pPr>
-            <w:r/>
-            <w:r>
-              <w:rPr>
-                <w:b w:val="0"/>
-                <w:sz w:val="18"/>
-              </w:rPr>
-            </w:r>
-          </w:p>
-        </w:tc>
-        <w:tc>
-          <w:tcPr>
-            <w:tcW w:type="dxa" w:w="792"/>
-            <w:vAlign w:val="center"/>
-          </w:tcPr>
-          <w:p>
-            <w:pPr>
-              <w:spacing w:after="40" w:before="40"/>
-            </w:pPr>
-            <w:r/>
-            <w:r>
-              <w:rPr>
-                <w:b w:val="0"/>
-                <w:sz w:val="18"/>
-              </w:rPr>
-            </w:r>
-          </w:p>
-        </w:tc>
-        <w:tc>
-          <w:tcPr>
-            <w:tcW w:type="dxa" w:w="2232"/>
-            <w:vAlign w:val="center"/>
-          </w:tcPr>
-          <w:p>
-            <w:pPr>
-              <w:spacing w:after="40" w:before="40"/>
-            </w:pPr>
-            <w:r/>
-            <w:r>
-              <w:rPr>
-                <w:b w:val="0"/>
-                <w:sz w:val="18"/>
-              </w:rPr>
-            </w:r>
-          </w:p>
-        </w:tc>
-      </w:tr>
-      <w:tr>
-        <w:tc>
-          <w:tcPr>
-            <w:tcW w:type="dxa" w:w="503"/>
-            <w:vAlign w:val="center"/>
-          </w:tcPr>
-          <w:p>
-            <w:pPr>
-              <w:spacing w:after="40" w:before="40"/>
-            </w:pPr>
-            <w:r/>
-            <w:r>
-              <w:rPr>
-                <w:b w:val="0"/>
-                <w:sz w:val="18"/>
-              </w:rPr>
-              <w:t>☐</w:t>
-            </w:r>
-          </w:p>
-        </w:tc>
-        <w:tc>
-          <w:tcPr>
-            <w:tcW w:type="dxa" w:w="4031"/>
-            <w:vAlign w:val="center"/>
-          </w:tcPr>
-          <w:p>
-            <w:pPr>
-              <w:spacing w:after="40" w:before="40"/>
-            </w:pPr>
-            <w:r/>
-            <w:r>
-              <w:rPr>
-                <w:b w:val="0"/>
-                <w:sz w:val="18"/>
-              </w:rPr>
-              <w:t>Crear Publication separada de Content, con slug y ciclo de vigencia.</w:t>
-            </w:r>
-          </w:p>
-        </w:tc>
-        <w:tc>
-          <w:tcPr>
-            <w:tcW w:type="dxa" w:w="1800"/>
-            <w:vAlign w:val="center"/>
-          </w:tcPr>
-          <w:p>
-            <w:pPr>
-              <w:spacing w:after="40" w:before="40"/>
-            </w:pPr>
-            <w:r/>
-            <w:r>
-              <w:rPr>
-                <w:b w:val="0"/>
-                <w:sz w:val="18"/>
-              </w:rPr>
-            </w:r>
-          </w:p>
-        </w:tc>
-        <w:tc>
-          <w:tcPr>
-            <w:tcW w:type="dxa" w:w="792"/>
-            <w:vAlign w:val="center"/>
-          </w:tcPr>
-          <w:p>
-            <w:pPr>
-              <w:spacing w:after="40" w:before="40"/>
-            </w:pPr>
-            <w:r/>
-            <w:r>
-              <w:rPr>
-                <w:b w:val="0"/>
-                <w:sz w:val="18"/>
-              </w:rPr>
-            </w:r>
-          </w:p>
-        </w:tc>
-        <w:tc>
-          <w:tcPr>
-            <w:tcW w:type="dxa" w:w="2232"/>
-            <w:vAlign w:val="center"/>
-          </w:tcPr>
-          <w:p>
-            <w:pPr>
-              <w:spacing w:after="40" w:before="40"/>
-            </w:pPr>
-            <w:r/>
-            <w:r>
-              <w:rPr>
-                <w:b w:val="0"/>
-                <w:sz w:val="18"/>
-              </w:rPr>
-            </w:r>
-          </w:p>
-        </w:tc>
-      </w:tr>
-      <w:tr>
-        <w:tc>
-          <w:tcPr>
-            <w:tcW w:type="dxa" w:w="503"/>
-            <w:vAlign w:val="center"/>
-          </w:tcPr>
-          <w:p>
-            <w:pPr>
-              <w:spacing w:after="40" w:before="40"/>
-            </w:pPr>
-            <w:r/>
-            <w:r>
-              <w:rPr>
-                <w:b w:val="0"/>
-                <w:sz w:val="18"/>
-              </w:rPr>
-              <w:t>☐</w:t>
-            </w:r>
-          </w:p>
-        </w:tc>
-        <w:tc>
-          <w:tcPr>
-            <w:tcW w:type="dxa" w:w="4031"/>
-            <w:vAlign w:val="center"/>
-          </w:tcPr>
-          <w:p>
-            <w:pPr>
-              <w:spacing w:after="40" w:before="40"/>
-            </w:pPr>
-            <w:r/>
-            <w:r>
-              <w:rPr>
-                <w:b w:val="0"/>
-                <w:sz w:val="18"/>
-              </w:rPr>
-              <w:t>Exponer listado, detalle y búsqueda pública.</w:t>
-            </w:r>
-          </w:p>
-        </w:tc>
-        <w:tc>
-          <w:tcPr>
-            <w:tcW w:type="dxa" w:w="1800"/>
-            <w:vAlign w:val="center"/>
-          </w:tcPr>
-          <w:p>
-            <w:pPr>
-              <w:spacing w:after="40" w:before="40"/>
-            </w:pPr>
-            <w:r/>
-            <w:r>
-              <w:rPr>
-                <w:b w:val="0"/>
-                <w:sz w:val="18"/>
-              </w:rPr>
-            </w:r>
-          </w:p>
-        </w:tc>
-        <w:tc>
-          <w:tcPr>
-            <w:tcW w:type="dxa" w:w="792"/>
-            <w:vAlign w:val="center"/>
-          </w:tcPr>
-          <w:p>
-            <w:pPr>
-              <w:spacing w:after="40" w:before="40"/>
-            </w:pPr>
-            <w:r/>
-            <w:r>
-              <w:rPr>
-                <w:b w:val="0"/>
-                <w:sz w:val="18"/>
-              </w:rPr>
-            </w:r>
-          </w:p>
-        </w:tc>
-        <w:tc>
-          <w:tcPr>
-            <w:tcW w:type="dxa" w:w="2232"/>
-            <w:vAlign w:val="center"/>
-          </w:tcPr>
-          <w:p>
-            <w:pPr>
-              <w:spacing w:after="40" w:before="40"/>
-            </w:pPr>
-            <w:r/>
-            <w:r>
-              <w:rPr>
-                <w:b w:val="0"/>
-                <w:sz w:val="18"/>
-              </w:rPr>
-            </w:r>
-          </w:p>
-        </w:tc>
-      </w:tr>
-      <w:tr>
-        <w:tc>
-          <w:tcPr>
-            <w:tcW w:type="dxa" w:w="503"/>
-            <w:vAlign w:val="center"/>
-          </w:tcPr>
-          <w:p>
-            <w:pPr>
-              <w:spacing w:after="40" w:before="40"/>
-            </w:pPr>
-            <w:r/>
-            <w:r>
-              <w:rPr>
-                <w:b w:val="0"/>
-                <w:sz w:val="18"/>
-              </w:rPr>
-              <w:t>☐</w:t>
-            </w:r>
-          </w:p>
-        </w:tc>
-        <w:tc>
-          <w:tcPr>
-            <w:tcW w:type="dxa" w:w="4031"/>
-            <w:vAlign w:val="center"/>
-          </w:tcPr>
-          <w:p>
-            <w:pPr>
-              <w:spacing w:after="40" w:before="40"/>
-            </w:pPr>
-            <w:r/>
-            <w:r>
-              <w:rPr>
-                <w:b w:val="0"/>
-                <w:sz w:val="18"/>
-              </w:rPr>
-              <w:t>Comprobar que borradores y datos administrativos no se exponen.</w:t>
-            </w:r>
-          </w:p>
-        </w:tc>
-        <w:tc>
-          <w:tcPr>
-            <w:tcW w:type="dxa" w:w="1800"/>
-            <w:vAlign w:val="center"/>
-          </w:tcPr>
-          <w:p>
-            <w:pPr>
-              <w:spacing w:after="40" w:before="40"/>
-            </w:pPr>
-            <w:r/>
-            <w:r>
-              <w:rPr>
-                <w:b w:val="0"/>
-                <w:sz w:val="18"/>
-              </w:rPr>
-            </w:r>
-          </w:p>
-        </w:tc>
-        <w:tc>
-          <w:tcPr>
-            <w:tcW w:type="dxa" w:w="792"/>
-            <w:vAlign w:val="center"/>
-          </w:tcPr>
-          <w:p>
-            <w:pPr>
-              <w:spacing w:after="40" w:before="40"/>
-            </w:pPr>
-            <w:r/>
-            <w:r>
-              <w:rPr>
-                <w:b w:val="0"/>
-                <w:sz w:val="18"/>
-              </w:rPr>
-            </w:r>
-          </w:p>
-        </w:tc>
-        <w:tc>
-          <w:tcPr>
-            <w:tcW w:type="dxa" w:w="2232"/>
-            <w:vAlign w:val="center"/>
-          </w:tcPr>
-          <w:p>
-            <w:pPr>
-              <w:spacing w:after="40" w:before="40"/>
-            </w:pPr>
-            <w:r/>
-            <w:r>
-              <w:rPr>
-                <w:b w:val="0"/>
-                <w:sz w:val="18"/>
-              </w:rPr>
-            </w:r>
-          </w:p>
-        </w:tc>
-      </w:tr>
-    </w:tbl>
-    <w:p>
-      <w:pPr>
-        <w:pStyle w:val="Heading2"/>
-      </w:pPr>
-      <w:r>
-        <w:t>Slices 7–12 — capacidades complementarias</w:t>
-      </w:r>
-    </w:p>
-    <w:tbl>
-      <w:tblPr>
-        <w:tblStyle w:val="TableGrid"/>
-        <w:tblW w:type="auto" w:w="0"/>
-        <w:jc w:val="left"/>
-        <w:tblLayout w:type="fixed"/>
-        <w:tblLook w:firstColumn="1" w:firstRow="1" w:lastColumn="0" w:lastRow="0" w:noHBand="0" w:noVBand="1" w:val="04A0"/>
-      </w:tblPr>
-      <w:tblGrid>
-        <w:gridCol w:w="2016"/>
-        <w:gridCol w:w="2016"/>
-        <w:gridCol w:w="2016"/>
-        <w:gridCol w:w="2016"/>
-        <w:gridCol w:w="2016"/>
-      </w:tblGrid>
-      <w:tr>
-        <w:tc>
-          <w:tcPr>
-            <w:tcW w:type="dxa" w:w="503"/>
-            <w:shd w:fill="F2F4F7"/>
-            <w:vAlign w:val="center"/>
-          </w:tcPr>
-          <w:p>
-            <w:pPr>
-              <w:spacing w:after="40" w:before="40"/>
-            </w:pPr>
-            <w:r/>
-            <w:r>
-              <w:rPr>
-                <w:b/>
-                <w:color w:val="1F4D78"/>
-                <w:sz w:val="18"/>
-              </w:rPr>
-              <w:t>☐</w:t>
-            </w:r>
-          </w:p>
-        </w:tc>
-        <w:tc>
-          <w:tcPr>
-            <w:tcW w:type="dxa" w:w="4031"/>
-            <w:shd w:fill="F2F4F7"/>
-            <w:vAlign w:val="center"/>
-          </w:tcPr>
-          <w:p>
-            <w:pPr>
-              <w:spacing w:after="40" w:before="40"/>
-            </w:pPr>
-            <w:r/>
-            <w:r>
-              <w:rPr>
-                <w:b/>
-                <w:color w:val="1F4D78"/>
-                <w:sz w:val="18"/>
-              </w:rPr>
-              <w:t>Actividad / criterio de aceptación</w:t>
-            </w:r>
-          </w:p>
-        </w:tc>
-        <w:tc>
-          <w:tcPr>
-            <w:tcW w:type="dxa" w:w="1800"/>
-            <w:shd w:fill="F2F4F7"/>
-            <w:vAlign w:val="center"/>
-          </w:tcPr>
-          <w:p>
-            <w:pPr>
-              <w:spacing w:after="40" w:before="40"/>
-            </w:pPr>
-            <w:r/>
-            <w:r>
-              <w:rPr>
-                <w:b/>
-                <w:color w:val="1F4D78"/>
-                <w:sz w:val="18"/>
-              </w:rPr>
-              <w:t>Evidencia o enlace</w:t>
-            </w:r>
-          </w:p>
-        </w:tc>
-        <w:tc>
-          <w:tcPr>
-            <w:tcW w:type="dxa" w:w="792"/>
-            <w:shd w:fill="F2F4F7"/>
-            <w:vAlign w:val="center"/>
-          </w:tcPr>
-          <w:p>
-            <w:pPr>
-              <w:spacing w:after="40" w:before="40"/>
-            </w:pPr>
-            <w:r/>
-            <w:r>
-              <w:rPr>
-                <w:b/>
-                <w:color w:val="1F4D78"/>
-                <w:sz w:val="18"/>
-              </w:rPr>
-              <w:t>Fecha</w:t>
-            </w:r>
-          </w:p>
-        </w:tc>
-        <w:tc>
-          <w:tcPr>
-            <w:tcW w:type="dxa" w:w="2232"/>
-            <w:shd w:fill="F2F4F7"/>
-            <w:vAlign w:val="center"/>
-          </w:tcPr>
-          <w:p>
-            <w:pPr>
-              <w:spacing w:after="40" w:before="40"/>
-            </w:pPr>
-            <w:r/>
-            <w:r>
-              <w:rPr>
-                <w:b/>
-                <w:color w:val="1F4D78"/>
-                <w:sz w:val="18"/>
-              </w:rPr>
-              <w:t>Notas / bloqueo</w:t>
-            </w:r>
-          </w:p>
-        </w:tc>
-      </w:tr>
-      <w:tr>
-        <w:tc>
-          <w:tcPr>
-            <w:tcW w:type="dxa" w:w="503"/>
-            <w:vAlign w:val="center"/>
-          </w:tcPr>
-          <w:p>
-            <w:pPr>
-              <w:spacing w:after="40" w:before="40"/>
-            </w:pPr>
-            <w:r/>
-            <w:r>
-              <w:rPr>
-                <w:b w:val="0"/>
-                <w:sz w:val="18"/>
-              </w:rPr>
-              <w:t>☐</w:t>
-            </w:r>
-          </w:p>
-        </w:tc>
-        <w:tc>
-          <w:tcPr>
-            <w:tcW w:type="dxa" w:w="4031"/>
-            <w:vAlign w:val="center"/>
-          </w:tcPr>
-          <w:p>
-            <w:pPr>
-              <w:spacing w:after="40" w:before="40"/>
-            </w:pPr>
-            <w:r/>
-            <w:r>
-              <w:rPr>
-                <w:b w:val="0"/>
-                <w:sz w:val="18"/>
-              </w:rPr>
-              <w:t>Implementar MediaResource detrás de StorageProvider.</w:t>
-            </w:r>
-          </w:p>
-        </w:tc>
-        <w:tc>
-          <w:tcPr>
-            <w:tcW w:type="dxa" w:w="1800"/>
-            <w:vAlign w:val="center"/>
-          </w:tcPr>
-          <w:p>
-            <w:pPr>
-              <w:spacing w:after="40" w:before="40"/>
-            </w:pPr>
-            <w:r/>
-            <w:r>
-              <w:rPr>
-                <w:b w:val="0"/>
-                <w:sz w:val="18"/>
-              </w:rPr>
-            </w:r>
-          </w:p>
-        </w:tc>
-        <w:tc>
-          <w:tcPr>
-            <w:tcW w:type="dxa" w:w="792"/>
-            <w:vAlign w:val="center"/>
-          </w:tcPr>
-          <w:p>
-            <w:pPr>
-              <w:spacing w:after="40" w:before="40"/>
-            </w:pPr>
-            <w:r/>
-            <w:r>
-              <w:rPr>
-                <w:b w:val="0"/>
-                <w:sz w:val="18"/>
-              </w:rPr>
-            </w:r>
-          </w:p>
-        </w:tc>
-        <w:tc>
-          <w:tcPr>
-            <w:tcW w:type="dxa" w:w="2232"/>
-            <w:vAlign w:val="center"/>
-          </w:tcPr>
-          <w:p>
-            <w:pPr>
-              <w:spacing w:after="40" w:before="40"/>
-            </w:pPr>
-            <w:r/>
-            <w:r>
-              <w:rPr>
-                <w:b w:val="0"/>
-                <w:sz w:val="18"/>
-              </w:rPr>
-            </w:r>
-          </w:p>
-        </w:tc>
-      </w:tr>
-      <w:tr>
-        <w:tc>
-          <w:tcPr>
-            <w:tcW w:type="dxa" w:w="503"/>
-            <w:vAlign w:val="center"/>
-          </w:tcPr>
-          <w:p>
-            <w:pPr>
-              <w:spacing w:after="40" w:before="40"/>
-            </w:pPr>
-            <w:r/>
-            <w:r>
-              <w:rPr>
-                <w:b w:val="0"/>
-                <w:sz w:val="18"/>
-              </w:rPr>
-              <w:t>☐</w:t>
-            </w:r>
-          </w:p>
-        </w:tc>
-        <w:tc>
-          <w:tcPr>
-            <w:tcW w:type="dxa" w:w="4031"/>
-            <w:vAlign w:val="center"/>
-          </w:tcPr>
-          <w:p>
-            <w:pPr>
-              <w:spacing w:after="40" w:before="40"/>
-            </w:pPr>
-            <w:r/>
-            <w:r>
-              <w:rPr>
-                <w:b w:val="0"/>
-                <w:sz w:val="18"/>
-              </w:rPr>
-              <w:t>Implementar ContentType, Category y Tag.</w:t>
-            </w:r>
-          </w:p>
-        </w:tc>
-        <w:tc>
-          <w:tcPr>
-            <w:tcW w:type="dxa" w:w="1800"/>
-            <w:vAlign w:val="center"/>
-          </w:tcPr>
-          <w:p>
-            <w:pPr>
-              <w:spacing w:after="40" w:before="40"/>
-            </w:pPr>
-            <w:r/>
-            <w:r>
-              <w:rPr>
-                <w:b w:val="0"/>
-                <w:sz w:val="18"/>
-              </w:rPr>
-            </w:r>
-          </w:p>
-        </w:tc>
-        <w:tc>
-          <w:tcPr>
-            <w:tcW w:type="dxa" w:w="792"/>
-            <w:vAlign w:val="center"/>
-          </w:tcPr>
-          <w:p>
-            <w:pPr>
-              <w:spacing w:after="40" w:before="40"/>
-            </w:pPr>
-            <w:r/>
-            <w:r>
-              <w:rPr>
-                <w:b w:val="0"/>
-                <w:sz w:val="18"/>
-              </w:rPr>
-            </w:r>
-          </w:p>
-        </w:tc>
-        <w:tc>
-          <w:tcPr>
-            <w:tcW w:type="dxa" w:w="2232"/>
-            <w:vAlign w:val="center"/>
-          </w:tcPr>
-          <w:p>
-            <w:pPr>
-              <w:spacing w:after="40" w:before="40"/>
-            </w:pPr>
-            <w:r/>
-            <w:r>
-              <w:rPr>
-                <w:b w:val="0"/>
-                <w:sz w:val="18"/>
-              </w:rPr>
-            </w:r>
-          </w:p>
-        </w:tc>
-      </w:tr>
-      <w:tr>
-        <w:tc>
-          <w:tcPr>
-            <w:tcW w:type="dxa" w:w="503"/>
-            <w:vAlign w:val="center"/>
-          </w:tcPr>
-          <w:p>
-            <w:pPr>
-              <w:spacing w:after="40" w:before="40"/>
-            </w:pPr>
-            <w:r/>
-            <w:r>
-              <w:rPr>
-                <w:b w:val="0"/>
-                <w:sz w:val="18"/>
-              </w:rPr>
-              <w:t>☐</w:t>
-            </w:r>
-          </w:p>
-        </w:tc>
-        <w:tc>
-          <w:tcPr>
-            <w:tcW w:type="dxa" w:w="4031"/>
-            <w:vAlign w:val="center"/>
-          </w:tcPr>
-          <w:p>
-            <w:pPr>
-              <w:spacing w:after="40" w:before="40"/>
-            </w:pPr>
-            <w:r/>
-            <w:r>
-              <w:rPr>
-                <w:b w:val="0"/>
-                <w:sz w:val="18"/>
-              </w:rPr>
-              <w:t>Implementar Campaign y Disease como entidades organizadoras.</w:t>
-            </w:r>
-          </w:p>
-        </w:tc>
-        <w:tc>
-          <w:tcPr>
-            <w:tcW w:type="dxa" w:w="1800"/>
-            <w:vAlign w:val="center"/>
-          </w:tcPr>
-          <w:p>
-            <w:pPr>
-              <w:spacing w:after="40" w:before="40"/>
-            </w:pPr>
-            <w:r/>
-            <w:r>
-              <w:rPr>
-                <w:b w:val="0"/>
-                <w:sz w:val="18"/>
-              </w:rPr>
-            </w:r>
-          </w:p>
-        </w:tc>
-        <w:tc>
-          <w:tcPr>
-            <w:tcW w:type="dxa" w:w="792"/>
-            <w:vAlign w:val="center"/>
-          </w:tcPr>
-          <w:p>
-            <w:pPr>
-              <w:spacing w:after="40" w:before="40"/>
-            </w:pPr>
-            <w:r/>
-            <w:r>
-              <w:rPr>
-                <w:b w:val="0"/>
-                <w:sz w:val="18"/>
-              </w:rPr>
-            </w:r>
-          </w:p>
-        </w:tc>
-        <w:tc>
-          <w:tcPr>
-            <w:tcW w:type="dxa" w:w="2232"/>
-            <w:vAlign w:val="center"/>
-          </w:tcPr>
-          <w:p>
-            <w:pPr>
-              <w:spacing w:after="40" w:before="40"/>
-            </w:pPr>
-            <w:r/>
-            <w:r>
-              <w:rPr>
-                <w:b w:val="0"/>
-                <w:sz w:val="18"/>
-              </w:rPr>
-            </w:r>
-          </w:p>
-        </w:tc>
-      </w:tr>
-      <w:tr>
-        <w:tc>
-          <w:tcPr>
-            <w:tcW w:type="dxa" w:w="503"/>
-            <w:vAlign w:val="center"/>
-          </w:tcPr>
-          <w:p>
-            <w:pPr>
-              <w:spacing w:after="40" w:before="40"/>
-            </w:pPr>
-            <w:r/>
-            <w:r>
-              <w:rPr>
-                <w:b w:val="0"/>
-                <w:sz w:val="18"/>
-              </w:rPr>
-              <w:t>☐</w:t>
-            </w:r>
-          </w:p>
-        </w:tc>
-        <w:tc>
-          <w:tcPr>
-            <w:tcW w:type="dxa" w:w="4031"/>
-            <w:vAlign w:val="center"/>
-          </w:tcPr>
-          <w:p>
-            <w:pPr>
-              <w:spacing w:after="40" w:before="40"/>
-            </w:pPr>
-            <w:r/>
-            <w:r>
-              <w:rPr>
-                <w:b w:val="0"/>
-                <w:sz w:val="18"/>
-              </w:rPr>
-              <w:t>Implementar TimelineEvent con multimedia propia.</w:t>
-            </w:r>
-          </w:p>
-        </w:tc>
-        <w:tc>
-          <w:tcPr>
-            <w:tcW w:type="dxa" w:w="1800"/>
-            <w:vAlign w:val="center"/>
-          </w:tcPr>
-          <w:p>
-            <w:pPr>
-              <w:spacing w:after="40" w:before="40"/>
-            </w:pPr>
-            <w:r/>
-            <w:r>
-              <w:rPr>
-                <w:b w:val="0"/>
-                <w:sz w:val="18"/>
-              </w:rPr>
-            </w:r>
-          </w:p>
-        </w:tc>
-        <w:tc>
-          <w:tcPr>
-            <w:tcW w:type="dxa" w:w="792"/>
-            <w:vAlign w:val="center"/>
-          </w:tcPr>
-          <w:p>
-            <w:pPr>
-              <w:spacing w:after="40" w:before="40"/>
-            </w:pPr>
-            <w:r/>
-            <w:r>
-              <w:rPr>
-                <w:b w:val="0"/>
-                <w:sz w:val="18"/>
-              </w:rPr>
-            </w:r>
-          </w:p>
-        </w:tc>
-        <w:tc>
-          <w:tcPr>
-            <w:tcW w:type="dxa" w:w="2232"/>
-            <w:vAlign w:val="center"/>
-          </w:tcPr>
-          <w:p>
-            <w:pPr>
-              <w:spacing w:after="40" w:before="40"/>
-            </w:pPr>
-            <w:r/>
-            <w:r>
-              <w:rPr>
-                <w:b w:val="0"/>
-                <w:sz w:val="18"/>
-              </w:rPr>
-            </w:r>
-          </w:p>
-        </w:tc>
-      </w:tr>
-      <w:tr>
-        <w:tc>
-          <w:tcPr>
-            <w:tcW w:type="dxa" w:w="503"/>
-            <w:vAlign w:val="center"/>
-          </w:tcPr>
-          <w:p>
-            <w:pPr>
-              <w:spacing w:after="40" w:before="40"/>
-            </w:pPr>
-            <w:r/>
-            <w:r>
-              <w:rPr>
-                <w:b w:val="0"/>
-                <w:sz w:val="18"/>
-              </w:rPr>
-              <w:t>☐</w:t>
-            </w:r>
-          </w:p>
-        </w:tc>
-        <w:tc>
-          <w:tcPr>
-            <w:tcW w:type="dxa" w:w="4031"/>
-            <w:vAlign w:val="center"/>
-          </w:tcPr>
-          <w:p>
-            <w:pPr>
-              <w:spacing w:after="40" w:before="40"/>
-            </w:pPr>
-            <w:r/>
-            <w:r>
-              <w:rPr>
-                <w:b w:val="0"/>
-                <w:sz w:val="18"/>
-              </w:rPr>
-              <w:t>Registrar distribución manual/asistida por CommunicationChannel.</w:t>
-            </w:r>
-          </w:p>
-        </w:tc>
-        <w:tc>
-          <w:tcPr>
-            <w:tcW w:type="dxa" w:w="1800"/>
-            <w:vAlign w:val="center"/>
-          </w:tcPr>
-          <w:p>
-            <w:pPr>
-              <w:spacing w:after="40" w:before="40"/>
-            </w:pPr>
-            <w:r/>
-            <w:r>
-              <w:rPr>
-                <w:b w:val="0"/>
-                <w:sz w:val="18"/>
-              </w:rPr>
-            </w:r>
-          </w:p>
-        </w:tc>
-        <w:tc>
-          <w:tcPr>
-            <w:tcW w:type="dxa" w:w="792"/>
-            <w:vAlign w:val="center"/>
-          </w:tcPr>
-          <w:p>
-            <w:pPr>
-              <w:spacing w:after="40" w:before="40"/>
-            </w:pPr>
-            <w:r/>
-            <w:r>
-              <w:rPr>
-                <w:b w:val="0"/>
-                <w:sz w:val="18"/>
-              </w:rPr>
-            </w:r>
-          </w:p>
-        </w:tc>
-        <w:tc>
-          <w:tcPr>
-            <w:tcW w:type="dxa" w:w="2232"/>
-            <w:vAlign w:val="center"/>
-          </w:tcPr>
-          <w:p>
-            <w:pPr>
-              <w:spacing w:after="40" w:before="40"/>
-            </w:pPr>
-            <w:r/>
-            <w:r>
-              <w:rPr>
-                <w:b w:val="0"/>
-                <w:sz w:val="18"/>
-              </w:rPr>
-            </w:r>
-          </w:p>
-        </w:tc>
-      </w:tr>
-      <w:tr>
-        <w:tc>
-          <w:tcPr>
-            <w:tcW w:type="dxa" w:w="503"/>
-            <w:vAlign w:val="center"/>
-          </w:tcPr>
-          <w:p>
-            <w:pPr>
-              <w:spacing w:after="40" w:before="40"/>
-            </w:pPr>
-            <w:r/>
-            <w:r>
-              <w:rPr>
-                <w:b w:val="0"/>
-                <w:sz w:val="18"/>
-              </w:rPr>
-              <w:t>☐</w:t>
-            </w:r>
-          </w:p>
-        </w:tc>
-        <w:tc>
-          <w:tcPr>
-            <w:tcW w:type="dxa" w:w="4031"/>
-            <w:vAlign w:val="center"/>
-          </w:tcPr>
-          <w:p>
-            <w:pPr>
-              <w:spacing w:after="40" w:before="40"/>
-            </w:pPr>
-            <w:r/>
-            <w:r>
-              <w:rPr>
-                <w:b w:val="0"/>
-                <w:sz w:val="18"/>
-              </w:rPr>
-              <w:t>Completar trazabilidad mínima para creación, validación, publicación, retiro y archivado.</w:t>
-            </w:r>
-          </w:p>
-        </w:tc>
-        <w:tc>
-          <w:tcPr>
-            <w:tcW w:type="dxa" w:w="1800"/>
-            <w:vAlign w:val="center"/>
-          </w:tcPr>
-          <w:p>
-            <w:pPr>
-              <w:spacing w:after="40" w:before="40"/>
-            </w:pPr>
-            <w:r/>
-            <w:r>
-              <w:rPr>
-                <w:b w:val="0"/>
-                <w:sz w:val="18"/>
-              </w:rPr>
-            </w:r>
-          </w:p>
-        </w:tc>
-        <w:tc>
-          <w:tcPr>
-            <w:tcW w:type="dxa" w:w="792"/>
-            <w:vAlign w:val="center"/>
-          </w:tcPr>
-          <w:p>
-            <w:pPr>
-              <w:spacing w:after="40" w:before="40"/>
-            </w:pPr>
-            <w:r/>
-            <w:r>
-              <w:rPr>
-                <w:b w:val="0"/>
-                <w:sz w:val="18"/>
-              </w:rPr>
-            </w:r>
-          </w:p>
-        </w:tc>
-        <w:tc>
-          <w:tcPr>
-            <w:tcW w:type="dxa" w:w="2232"/>
-            <w:vAlign w:val="center"/>
-          </w:tcPr>
-          <w:p>
-            <w:pPr>
-              <w:spacing w:after="40" w:before="40"/>
-            </w:pPr>
-            <w:r/>
-            <w:r>
-              <w:rPr>
-                <w:b w:val="0"/>
-                <w:sz w:val="18"/>
-              </w:rPr>
-            </w:r>
-          </w:p>
-        </w:tc>
-      </w:tr>
-    </w:tbl>
-    <w:p>
-      <w:pPr>
-        <w:pStyle w:val="Heading2"/>
-      </w:pPr>
-      <w:r>
-        <w:t>Slice 13 — cierre MVP</w:t>
-      </w:r>
-    </w:p>
-    <w:tbl>
-      <w:tblPr>
-        <w:tblStyle w:val="TableGrid"/>
-        <w:tblW w:type="auto" w:w="0"/>
-        <w:jc w:val="left"/>
-        <w:tblLayout w:type="fixed"/>
-        <w:tblLook w:firstColumn="1" w:firstRow="1" w:lastColumn="0" w:lastRow="0" w:noHBand="0" w:noVBand="1" w:val="04A0"/>
-      </w:tblPr>
-      <w:tblGrid>
-        <w:gridCol w:w="2016"/>
-        <w:gridCol w:w="2016"/>
-        <w:gridCol w:w="2016"/>
-        <w:gridCol w:w="2016"/>
-        <w:gridCol w:w="2016"/>
-      </w:tblGrid>
-      <w:tr>
-        <w:tc>
-          <w:tcPr>
-            <w:tcW w:type="dxa" w:w="503"/>
-            <w:shd w:fill="F2F4F7"/>
-            <w:vAlign w:val="center"/>
-          </w:tcPr>
-          <w:p>
-            <w:pPr>
-              <w:spacing w:after="40" w:before="40"/>
-            </w:pPr>
-            <w:r/>
-            <w:r>
-              <w:rPr>
-                <w:b/>
-                <w:color w:val="1F4D78"/>
-                <w:sz w:val="18"/>
-              </w:rPr>
-              <w:t>☐</w:t>
-            </w:r>
-          </w:p>
-        </w:tc>
-        <w:tc>
-          <w:tcPr>
-            <w:tcW w:type="dxa" w:w="4031"/>
-            <w:shd w:fill="F2F4F7"/>
-            <w:vAlign w:val="center"/>
-          </w:tcPr>
-          <w:p>
-            <w:pPr>
-              <w:spacing w:after="40" w:before="40"/>
-            </w:pPr>
-            <w:r/>
-            <w:r>
-              <w:rPr>
-                <w:b/>
-                <w:color w:val="1F4D78"/>
-                <w:sz w:val="18"/>
-              </w:rPr>
-              <w:t>Actividad / criterio de aceptación</w:t>
-            </w:r>
-          </w:p>
-        </w:tc>
-        <w:tc>
-          <w:tcPr>
-            <w:tcW w:type="dxa" w:w="1800"/>
-            <w:shd w:fill="F2F4F7"/>
-            <w:vAlign w:val="center"/>
-          </w:tcPr>
-          <w:p>
-            <w:pPr>
-              <w:spacing w:after="40" w:before="40"/>
-            </w:pPr>
-            <w:r/>
-            <w:r>
-              <w:rPr>
-                <w:b/>
-                <w:color w:val="1F4D78"/>
-                <w:sz w:val="18"/>
-              </w:rPr>
-              <w:t>Evidencia o enlace</w:t>
-            </w:r>
-          </w:p>
-        </w:tc>
-        <w:tc>
-          <w:tcPr>
-            <w:tcW w:type="dxa" w:w="792"/>
-            <w:shd w:fill="F2F4F7"/>
-            <w:vAlign w:val="center"/>
-          </w:tcPr>
-          <w:p>
-            <w:pPr>
-              <w:spacing w:after="40" w:before="40"/>
-            </w:pPr>
-            <w:r/>
-            <w:r>
-              <w:rPr>
-                <w:b/>
-                <w:color w:val="1F4D78"/>
-                <w:sz w:val="18"/>
-              </w:rPr>
-              <w:t>Fecha</w:t>
-            </w:r>
-          </w:p>
-        </w:tc>
-        <w:tc>
-          <w:tcPr>
-            <w:tcW w:type="dxa" w:w="2232"/>
-            <w:shd w:fill="F2F4F7"/>
-            <w:vAlign w:val="center"/>
-          </w:tcPr>
-          <w:p>
-            <w:pPr>
-              <w:spacing w:after="40" w:before="40"/>
-            </w:pPr>
-            <w:r/>
-            <w:r>
-              <w:rPr>
-                <w:b/>
-                <w:color w:val="1F4D78"/>
-                <w:sz w:val="18"/>
-              </w:rPr>
-              <w:t>Notas / bloqueo</w:t>
-            </w:r>
-          </w:p>
-        </w:tc>
-      </w:tr>
-      <w:tr>
-        <w:tc>
-          <w:tcPr>
-            <w:tcW w:type="dxa" w:w="503"/>
-            <w:vAlign w:val="center"/>
-          </w:tcPr>
-          <w:p>
-            <w:pPr>
-              <w:spacing w:after="40" w:before="40"/>
-            </w:pPr>
-            <w:r/>
-            <w:r>
-              <w:rPr>
-                <w:b w:val="0"/>
-                <w:sz w:val="18"/>
-              </w:rPr>
-              <w:t>☐</w:t>
-            </w:r>
-          </w:p>
-        </w:tc>
-        <w:tc>
-          <w:tcPr>
-            <w:tcW w:type="dxa" w:w="4031"/>
-            <w:vAlign w:val="center"/>
-          </w:tcPr>
-          <w:p>
-            <w:pPr>
-              <w:spacing w:after="40" w:before="40"/>
-            </w:pPr>
-            <w:r/>
-            <w:r>
-              <w:rPr>
-                <w:b w:val="0"/>
-                <w:sz w:val="18"/>
-              </w:rPr>
-              <w:t>Probar flujo E2E: login → content → fuente/validación → publicación → consulta pública.</w:t>
-            </w:r>
-          </w:p>
-        </w:tc>
-        <w:tc>
-          <w:tcPr>
-            <w:tcW w:type="dxa" w:w="1800"/>
-            <w:vAlign w:val="center"/>
-          </w:tcPr>
-          <w:p>
-            <w:pPr>
-              <w:spacing w:after="40" w:before="40"/>
-            </w:pPr>
-            <w:r/>
-            <w:r>
-              <w:rPr>
-                <w:b w:val="0"/>
-                <w:sz w:val="18"/>
-              </w:rPr>
-            </w:r>
-          </w:p>
-        </w:tc>
-        <w:tc>
-          <w:tcPr>
-            <w:tcW w:type="dxa" w:w="792"/>
-            <w:vAlign w:val="center"/>
-          </w:tcPr>
-          <w:p>
-            <w:pPr>
-              <w:spacing w:after="40" w:before="40"/>
-            </w:pPr>
-            <w:r/>
-            <w:r>
-              <w:rPr>
-                <w:b w:val="0"/>
-                <w:sz w:val="18"/>
-              </w:rPr>
-            </w:r>
-          </w:p>
-        </w:tc>
-        <w:tc>
-          <w:tcPr>
-            <w:tcW w:type="dxa" w:w="2232"/>
-            <w:vAlign w:val="center"/>
-          </w:tcPr>
-          <w:p>
-            <w:pPr>
-              <w:spacing w:after="40" w:before="40"/>
-            </w:pPr>
-            <w:r/>
-            <w:r>
-              <w:rPr>
-                <w:b w:val="0"/>
-                <w:sz w:val="18"/>
-              </w:rPr>
-            </w:r>
-          </w:p>
-        </w:tc>
-      </w:tr>
-      <w:tr>
-        <w:tc>
-          <w:tcPr>
-            <w:tcW w:type="dxa" w:w="503"/>
-            <w:vAlign w:val="center"/>
-          </w:tcPr>
-          <w:p>
-            <w:pPr>
-              <w:spacing w:after="40" w:before="40"/>
-            </w:pPr>
-            <w:r/>
-            <w:r>
-              <w:rPr>
-                <w:b w:val="0"/>
-                <w:sz w:val="18"/>
-              </w:rPr>
-              <w:t>☐</w:t>
-            </w:r>
-          </w:p>
-        </w:tc>
-        <w:tc>
-          <w:tcPr>
-            <w:tcW w:type="dxa" w:w="4031"/>
-            <w:vAlign w:val="center"/>
-          </w:tcPr>
-          <w:p>
-            <w:pPr>
-              <w:spacing w:after="40" w:before="40"/>
-            </w:pPr>
-            <w:r/>
-            <w:r>
-              <w:rPr>
-                <w:b w:val="0"/>
-                <w:sz w:val="18"/>
-              </w:rPr>
-              <w:t>Revisar seguridad: CORS, cookies, secretos, logs, sanitización y no registro.</w:t>
-            </w:r>
-          </w:p>
-        </w:tc>
-        <w:tc>
-          <w:tcPr>
-            <w:tcW w:type="dxa" w:w="1800"/>
-            <w:vAlign w:val="center"/>
-          </w:tcPr>
-          <w:p>
-            <w:pPr>
-              <w:spacing w:after="40" w:before="40"/>
-            </w:pPr>
-            <w:r/>
-            <w:r>
-              <w:rPr>
-                <w:b w:val="0"/>
-                <w:sz w:val="18"/>
-              </w:rPr>
-            </w:r>
-          </w:p>
-        </w:tc>
-        <w:tc>
-          <w:tcPr>
-            <w:tcW w:type="dxa" w:w="792"/>
-            <w:vAlign w:val="center"/>
-          </w:tcPr>
-          <w:p>
-            <w:pPr>
-              <w:spacing w:after="40" w:before="40"/>
-            </w:pPr>
-            <w:r/>
-            <w:r>
-              <w:rPr>
-                <w:b w:val="0"/>
-                <w:sz w:val="18"/>
-              </w:rPr>
-            </w:r>
-          </w:p>
-        </w:tc>
-        <w:tc>
-          <w:tcPr>
-            <w:tcW w:type="dxa" w:w="2232"/>
-            <w:vAlign w:val="center"/>
-          </w:tcPr>
-          <w:p>
-            <w:pPr>
-              <w:spacing w:after="40" w:before="40"/>
-            </w:pPr>
-            <w:r/>
-            <w:r>
-              <w:rPr>
-                <w:b w:val="0"/>
-                <w:sz w:val="18"/>
-              </w:rPr>
-            </w:r>
-          </w:p>
-        </w:tc>
-      </w:tr>
-      <w:tr>
-        <w:tc>
-          <w:tcPr>
-            <w:tcW w:type="dxa" w:w="503"/>
-            <w:vAlign w:val="center"/>
-          </w:tcPr>
-          <w:p>
-            <w:pPr>
-              <w:spacing w:after="40" w:before="40"/>
-            </w:pPr>
-            <w:r/>
-            <w:r>
-              <w:rPr>
-                <w:b w:val="0"/>
-                <w:sz w:val="18"/>
-              </w:rPr>
-              <w:t>☐</w:t>
-            </w:r>
-          </w:p>
-        </w:tc>
-        <w:tc>
-          <w:tcPr>
-            <w:tcW w:type="dxa" w:w="4031"/>
-            <w:vAlign w:val="center"/>
-          </w:tcPr>
-          <w:p>
-            <w:pPr>
-              <w:spacing w:after="40" w:before="40"/>
-            </w:pPr>
-            <w:r/>
-            <w:r>
-              <w:rPr>
-                <w:b w:val="0"/>
-                <w:sz w:val="18"/>
-              </w:rPr>
-              <w:t>Configurar CI básico.</w:t>
-            </w:r>
-          </w:p>
-        </w:tc>
-        <w:tc>
-          <w:tcPr>
-            <w:tcW w:type="dxa" w:w="1800"/>
-            <w:vAlign w:val="center"/>
-          </w:tcPr>
-          <w:p>
-            <w:pPr>
-              <w:spacing w:after="40" w:before="40"/>
-            </w:pPr>
-            <w:r/>
-            <w:r>
-              <w:rPr>
-                <w:b w:val="0"/>
-                <w:sz w:val="18"/>
-              </w:rPr>
-            </w:r>
-          </w:p>
-        </w:tc>
-        <w:tc>
-          <w:tcPr>
-            <w:tcW w:type="dxa" w:w="792"/>
-            <w:vAlign w:val="center"/>
-          </w:tcPr>
-          <w:p>
-            <w:pPr>
-              <w:spacing w:after="40" w:before="40"/>
-            </w:pPr>
-            <w:r/>
-            <w:r>
-              <w:rPr>
-                <w:b w:val="0"/>
-                <w:sz w:val="18"/>
-              </w:rPr>
-            </w:r>
-          </w:p>
-        </w:tc>
-        <w:tc>
-          <w:tcPr>
-            <w:tcW w:type="dxa" w:w="2232"/>
-            <w:vAlign w:val="center"/>
-          </w:tcPr>
-          <w:p>
-            <w:pPr>
-              <w:spacing w:after="40" w:before="40"/>
-            </w:pPr>
-            <w:r/>
-            <w:r>
-              <w:rPr>
-                <w:b w:val="0"/>
-                <w:sz w:val="18"/>
-              </w:rPr>
-            </w:r>
-          </w:p>
-        </w:tc>
-      </w:tr>
-      <w:tr>
-        <w:tc>
-          <w:tcPr>
-            <w:tcW w:type="dxa" w:w="503"/>
-            <w:vAlign w:val="center"/>
-          </w:tcPr>
-          <w:p>
-            <w:pPr>
-              <w:spacing w:after="40" w:before="40"/>
-            </w:pPr>
-            <w:r/>
-            <w:r>
-              <w:rPr>
-                <w:b w:val="0"/>
-                <w:sz w:val="18"/>
-              </w:rPr>
-              <w:t>☐</w:t>
-            </w:r>
-          </w:p>
-        </w:tc>
-        <w:tc>
-          <w:tcPr>
-            <w:tcW w:type="dxa" w:w="4031"/>
-            <w:vAlign w:val="center"/>
-          </w:tcPr>
-          <w:p>
-            <w:pPr>
-              <w:spacing w:after="40" w:before="40"/>
-            </w:pPr>
-            <w:r/>
-            <w:r>
-              <w:rPr>
-                <w:b w:val="0"/>
-                <w:sz w:val="18"/>
-              </w:rPr>
-              <w:t>Validar backup PostgreSQL y multimedia.</w:t>
-            </w:r>
-          </w:p>
-        </w:tc>
-        <w:tc>
-          <w:tcPr>
-            <w:tcW w:type="dxa" w:w="1800"/>
-            <w:vAlign w:val="center"/>
-          </w:tcPr>
-          <w:p>
-            <w:pPr>
-              <w:spacing w:after="40" w:before="40"/>
-            </w:pPr>
-            <w:r/>
-            <w:r>
-              <w:rPr>
-                <w:b w:val="0"/>
-                <w:sz w:val="18"/>
-              </w:rPr>
-            </w:r>
-          </w:p>
-        </w:tc>
-        <w:tc>
-          <w:tcPr>
-            <w:tcW w:type="dxa" w:w="792"/>
-            <w:vAlign w:val="center"/>
-          </w:tcPr>
-          <w:p>
-            <w:pPr>
-              <w:spacing w:after="40" w:before="40"/>
-            </w:pPr>
-            <w:r/>
-            <w:r>
-              <w:rPr>
-                <w:b w:val="0"/>
-                <w:sz w:val="18"/>
-              </w:rPr>
-            </w:r>
-          </w:p>
-        </w:tc>
-        <w:tc>
-          <w:tcPr>
-            <w:tcW w:type="dxa" w:w="2232"/>
-            <w:vAlign w:val="center"/>
-          </w:tcPr>
-          <w:p>
-            <w:pPr>
-              <w:spacing w:after="40" w:before="40"/>
-            </w:pPr>
-            <w:r/>
-            <w:r>
-              <w:rPr>
-                <w:b w:val="0"/>
-                <w:sz w:val="18"/>
-              </w:rPr>
-            </w:r>
-          </w:p>
-        </w:tc>
-      </w:tr>
-      <w:tr>
-        <w:tc>
-          <w:tcPr>
-            <w:tcW w:type="dxa" w:w="503"/>
-            <w:vAlign w:val="center"/>
-          </w:tcPr>
-          <w:p>
-            <w:pPr>
-              <w:spacing w:after="40" w:before="40"/>
-            </w:pPr>
-            <w:r/>
-            <w:r>
-              <w:rPr>
-                <w:b w:val="0"/>
-                <w:sz w:val="18"/>
-              </w:rPr>
-              <w:t>☐</w:t>
-            </w:r>
-          </w:p>
-        </w:tc>
-        <w:tc>
-          <w:tcPr>
-            <w:tcW w:type="dxa" w:w="4031"/>
-            <w:vAlign w:val="center"/>
-          </w:tcPr>
-          <w:p>
-            <w:pPr>
-              <w:spacing w:after="40" w:before="40"/>
-            </w:pPr>
-            <w:r/>
-            <w:r>
-              <w:rPr>
-                <w:b w:val="0"/>
-                <w:sz w:val="18"/>
-              </w:rPr>
-              <w:t>Desplegar de forma controlada y comprobar rollback básico.</w:t>
-            </w:r>
-          </w:p>
-        </w:tc>
-        <w:tc>
-          <w:tcPr>
-            <w:tcW w:type="dxa" w:w="1800"/>
-            <w:vAlign w:val="center"/>
-          </w:tcPr>
-          <w:p>
-            <w:pPr>
-              <w:spacing w:after="40" w:before="40"/>
-            </w:pPr>
-            <w:r/>
-            <w:r>
-              <w:rPr>
-                <w:b w:val="0"/>
-                <w:sz w:val="18"/>
-              </w:rPr>
-            </w:r>
-          </w:p>
-        </w:tc>
-        <w:tc>
-          <w:tcPr>
-            <w:tcW w:type="dxa" w:w="792"/>
-            <w:vAlign w:val="center"/>
-          </w:tcPr>
-          <w:p>
-            <w:pPr>
-              <w:spacing w:after="40" w:before="40"/>
-            </w:pPr>
-            <w:r/>
-            <w:r>
-              <w:rPr>
-                <w:b w:val="0"/>
-                <w:sz w:val="18"/>
-              </w:rPr>
-            </w:r>
-          </w:p>
-        </w:tc>
-        <w:tc>
-          <w:tcPr>
-            <w:tcW w:type="dxa" w:w="2232"/>
-            <w:vAlign w:val="center"/>
-          </w:tcPr>
-          <w:p>
-            <w:pPr>
-              <w:spacing w:after="40" w:before="40"/>
-            </w:pPr>
-            <w:r/>
-            <w:r>
-              <w:rPr>
-                <w:b w:val="0"/>
-                <w:sz w:val="18"/>
-              </w:rPr>
-            </w:r>
-          </w:p>
-        </w:tc>
-      </w:tr>
-      <w:tr>
-        <w:tc>
-          <w:tcPr>
-            <w:tcW w:type="dxa" w:w="503"/>
-            <w:vAlign w:val="center"/>
-          </w:tcPr>
-          <w:p>
-            <w:pPr>
-              <w:spacing w:after="40" w:before="40"/>
-            </w:pPr>
-            <w:r/>
-            <w:r>
-              <w:rPr>
-                <w:b w:val="0"/>
-                <w:sz w:val="18"/>
-              </w:rPr>
-              <w:t>☐</w:t>
-            </w:r>
-          </w:p>
-        </w:tc>
-        <w:tc>
-          <w:tcPr>
-            <w:tcW w:type="dxa" w:w="4031"/>
-            <w:vAlign w:val="center"/>
-          </w:tcPr>
-          <w:p>
-            <w:pPr>
-              <w:spacing w:after="40" w:before="40"/>
-            </w:pPr>
-            <w:r/>
-            <w:r>
-              <w:rPr>
-                <w:b w:val="0"/>
-                <w:sz w:val="18"/>
-              </w:rPr>
-              <w:t>Realizar aceptación institucional y actualizar el control de avance.</w:t>
-            </w:r>
-          </w:p>
-        </w:tc>
-        <w:tc>
-          <w:tcPr>
-            <w:tcW w:type="dxa" w:w="1800"/>
-            <w:vAlign w:val="center"/>
-          </w:tcPr>
-          <w:p>
-            <w:pPr>
-              <w:spacing w:after="40" w:before="40"/>
-            </w:pPr>
-            <w:r/>
-            <w:r>
-              <w:rPr>
-                <w:b w:val="0"/>
-                <w:sz w:val="18"/>
-              </w:rPr>
-            </w:r>
-          </w:p>
-        </w:tc>
-        <w:tc>
-          <w:tcPr>
-            <w:tcW w:type="dxa" w:w="792"/>
-            <w:vAlign w:val="center"/>
-          </w:tcPr>
-          <w:p>
-            <w:pPr>
-              <w:spacing w:after="40" w:before="40"/>
-            </w:pPr>
-            <w:r/>
-            <w:r>
-              <w:rPr>
-                <w:b w:val="0"/>
-                <w:sz w:val="18"/>
-              </w:rPr>
-            </w:r>
-          </w:p>
-        </w:tc>
-        <w:tc>
-          <w:tcPr>
-            <w:tcW w:type="dxa" w:w="2232"/>
-            <w:vAlign w:val="center"/>
-          </w:tcPr>
-          <w:p>
-            <w:pPr>
-              <w:spacing w:after="40" w:before="40"/>
-            </w:pPr>
-            <w:r/>
-            <w:r>
-              <w:rPr>
-                <w:b w:val="0"/>
-                <w:sz w:val="18"/>
-              </w:rPr>
-            </w:r>
-          </w:p>
-        </w:tc>
-      </w:tr>
-    </w:tbl>
-    <w:p>
-      <w:pPr>
-        <w:pStyle w:val="Heading1"/>
-      </w:pPr>
-      <w:r>
-        <w:t>Límites que deben preservarse</w:t>
-      </w:r>
-    </w:p>
-    <w:p>
-      <w:r>
-        <w:t>No introducir en MVP: chatbot, RAG funcional, embeddings, pgvector, búsqueda semántica, roles avanzados, workflow editorial multinivel, auditoría avanzada, integración automática completa con redes sociales, Kubernetes o servicios clínicos (expediente, diagnóstico, consulta o citas).</w:t>
-      </w:r>
-    </w:p>
-    <w:p>
-      <w:r>
-        <w:t>No romper: Content ≠ Publication; Campaign/Disease ≠ categorías ni contenido; Source ≠ Validation; TraceabilityRecord ≠ auditoría avanzada; los canales distribuyen, no son la fuente de verdad.</w:t>
-      </w:r>
-    </w:p>
-    <w:p>
-      <w:pPr>
-        <w:pStyle w:val="Heading1"/>
-      </w:pPr>
-      <w:r>
-        <w:t>Uso recomendado de herramientas de IA</w:t>
-      </w:r>
-    </w:p>
-    <w:tbl>
-      <w:tblPr>
-        <w:tblStyle w:val="TableGrid"/>
-        <w:tblW w:type="auto" w:w="0"/>
-        <w:jc w:val="left"/>
-        <w:tblLayout w:type="fixed"/>
-        <w:tblLook w:firstColumn="1" w:firstRow="1" w:lastColumn="0" w:lastRow="0" w:noHBand="0" w:noVBand="1" w:val="04A0"/>
-      </w:tblPr>
-      <w:tblGrid>
-        <w:gridCol w:w="2520"/>
-        <w:gridCol w:w="2520"/>
-        <w:gridCol w:w="2520"/>
-        <w:gridCol w:w="2520"/>
-      </w:tblGrid>
-      <w:tr>
-        <w:tc>
-          <w:tcPr>
-            <w:tcW w:type="dxa" w:w="1872"/>
-            <w:shd w:fill="F2F4F7"/>
-            <w:vAlign w:val="center"/>
-          </w:tcPr>
-          <w:p>
-            <w:pPr>
-              <w:spacing w:after="40" w:before="40"/>
-            </w:pPr>
-            <w:r/>
-            <w:r>
-              <w:rPr>
-                <w:b/>
-                <w:color w:val="1F4D78"/>
-                <w:sz w:val="18"/>
-              </w:rPr>
-              <w:t>Herramienta</w:t>
-            </w:r>
-          </w:p>
-        </w:tc>
-        <w:tc>
-          <w:tcPr>
-            <w:tcW w:type="dxa" w:w="3240"/>
-            <w:shd w:fill="F2F4F7"/>
-            <w:vAlign w:val="center"/>
-          </w:tcPr>
-          <w:p>
-            <w:pPr>
-              <w:spacing w:after="40" w:before="40"/>
-            </w:pPr>
-            <w:r/>
-            <w:r>
-              <w:rPr>
-                <w:b/>
-                <w:color w:val="1F4D78"/>
-                <w:sz w:val="18"/>
-              </w:rPr>
-              <w:t>Uso recomendado en SSA</w:t>
-            </w:r>
-          </w:p>
-        </w:tc>
-        <w:tc>
-          <w:tcPr>
-            <w:tcW w:type="dxa" w:w="2232"/>
-            <w:shd w:fill="F2F4F7"/>
-            <w:vAlign w:val="center"/>
-          </w:tcPr>
-          <w:p>
-            <w:pPr>
-              <w:spacing w:after="40" w:before="40"/>
-            </w:pPr>
-            <w:r/>
-            <w:r>
-              <w:rPr>
-                <w:b/>
-                <w:color w:val="1F4D78"/>
-                <w:sz w:val="18"/>
-              </w:rPr>
-              <w:t>Material necesario</w:t>
-            </w:r>
-          </w:p>
-        </w:tc>
-        <w:tc>
-          <w:tcPr>
-            <w:tcW w:type="dxa" w:w="2015"/>
-            <w:shd w:fill="F2F4F7"/>
-            <w:vAlign w:val="center"/>
-          </w:tcPr>
-          <w:p>
-            <w:pPr>
-              <w:spacing w:after="40" w:before="40"/>
-            </w:pPr>
-            <w:r/>
-            <w:r>
-              <w:rPr>
-                <w:b/>
-                <w:color w:val="1F4D78"/>
-                <w:sz w:val="18"/>
-              </w:rPr>
-              <w:t>Control obligatorio</w:t>
-            </w:r>
-          </w:p>
-        </w:tc>
-      </w:tr>
-      <w:tr>
-        <w:tc>
-          <w:tcPr>
-            <w:tcW w:type="dxa" w:w="1872"/>
-            <w:vAlign w:val="center"/>
-          </w:tcPr>
-          <w:p>
-            <w:pPr>
-              <w:spacing w:after="40" w:before="40"/>
-            </w:pPr>
-            <w:r/>
-            <w:r>
-              <w:rPr>
-                <w:b w:val="0"/>
-                <w:sz w:val="18"/>
-              </w:rPr>
-              <w:t>Codex</w:t>
-            </w:r>
-          </w:p>
-        </w:tc>
-        <w:tc>
-          <w:tcPr>
-            <w:tcW w:type="dxa" w:w="3240"/>
-            <w:vAlign w:val="center"/>
-          </w:tcPr>
-          <w:p>
-            <w:pPr>
-              <w:spacing w:after="40" w:before="40"/>
-            </w:pPr>
-            <w:r/>
-            <w:r>
-              <w:rPr>
-                <w:b w:val="0"/>
-                <w:sz w:val="18"/>
-              </w:rPr>
-              <w:t>Conductor principal: crear slices, editar repositorio, ejecutar pruebas, revisar cambios y mantener docs sincronizadas.</w:t>
-            </w:r>
-          </w:p>
-        </w:tc>
-        <w:tc>
-          <w:tcPr>
-            <w:tcW w:type="dxa" w:w="2232"/>
-            <w:vAlign w:val="center"/>
-          </w:tcPr>
-          <w:p>
-            <w:pPr>
-              <w:spacing w:after="40" w:before="40"/>
-            </w:pPr>
-            <w:r/>
-            <w:r>
-              <w:rPr>
-                <w:b w:val="0"/>
-                <w:sz w:val="18"/>
-              </w:rPr>
-              <w:t>Sí: los documentos actuales ya sirven. Añadir AGENTS.md operativo y decisiones/ADRs nuevas.</w:t>
-            </w:r>
-          </w:p>
-        </w:tc>
-        <w:tc>
-          <w:tcPr>
-            <w:tcW w:type="dxa" w:w="2015"/>
-            <w:vAlign w:val="center"/>
-          </w:tcPr>
-          <w:p>
-            <w:pPr>
-              <w:spacing w:after="40" w:before="40"/>
-            </w:pPr>
-            <w:r/>
-            <w:r>
-              <w:rPr>
-                <w:b w:val="0"/>
-                <w:sz w:val="18"/>
-              </w:rPr>
-              <w:t>Un slice por tarea; revisar diff y pruebas antes de aceptar.</w:t>
-            </w:r>
-          </w:p>
-        </w:tc>
-      </w:tr>
-      <w:tr>
-        <w:tc>
-          <w:tcPr>
-            <w:tcW w:type="dxa" w:w="1872"/>
-            <w:vAlign w:val="center"/>
-          </w:tcPr>
-          <w:p>
-            <w:pPr>
-              <w:spacing w:after="40" w:before="40"/>
-            </w:pPr>
-            <w:r/>
-            <w:r>
-              <w:rPr>
-                <w:b w:val="0"/>
-                <w:sz w:val="18"/>
-              </w:rPr>
-              <w:t>Google Antigravity</w:t>
-            </w:r>
-          </w:p>
-        </w:tc>
-        <w:tc>
-          <w:tcPr>
-            <w:tcW w:type="dxa" w:w="3240"/>
-            <w:vAlign w:val="center"/>
-          </w:tcPr>
-          <w:p>
-            <w:pPr>
-              <w:spacing w:after="40" w:before="40"/>
-            </w:pPr>
-            <w:r/>
-            <w:r>
-              <w:rPr>
-                <w:b w:val="0"/>
-                <w:sz w:val="18"/>
-              </w:rPr>
-              <w:t>Alternativa de IDE con agentes para exploración, scaffolding y pruebas locales. Útil si se trabaja visualmente en Windows.</w:t>
-            </w:r>
-          </w:p>
-        </w:tc>
-        <w:tc>
-          <w:tcPr>
-            <w:tcW w:type="dxa" w:w="2232"/>
-            <w:vAlign w:val="center"/>
-          </w:tcPr>
-          <w:p>
-            <w:pPr>
-              <w:spacing w:after="40" w:before="40"/>
-            </w:pPr>
-            <w:r/>
-            <w:r>
-              <w:rPr>
-                <w:b w:val="0"/>
-                <w:sz w:val="18"/>
-              </w:rPr>
-              <w:t>Sí: clonar el repo y entregar README, AGENTS.md y docs/10-implementation como contexto.</w:t>
-            </w:r>
-          </w:p>
-        </w:tc>
-        <w:tc>
-          <w:tcPr>
-            <w:tcW w:type="dxa" w:w="2015"/>
-            <w:vAlign w:val="center"/>
-          </w:tcPr>
-          <w:p>
-            <w:pPr>
-              <w:spacing w:after="40" w:before="40"/>
-            </w:pPr>
-            <w:r/>
-            <w:r>
-              <w:rPr>
-                <w:b w:val="0"/>
-                <w:sz w:val="18"/>
-              </w:rPr>
-              <w:t>No otorgar secretos ni permitir migraciones/despliegues sin aprobación.</w:t>
-            </w:r>
-          </w:p>
-        </w:tc>
-      </w:tr>
-      <w:tr>
-        <w:tc>
-          <w:tcPr>
-            <w:tcW w:type="dxa" w:w="1872"/>
-            <w:vAlign w:val="center"/>
-          </w:tcPr>
-          <w:p>
-            <w:pPr>
-              <w:spacing w:after="40" w:before="40"/>
-            </w:pPr>
-            <w:r/>
-            <w:r>
-              <w:rPr>
-                <w:b w:val="0"/>
-                <w:sz w:val="18"/>
-              </w:rPr>
-              <w:t>Claude Code (asumo que “Cloud Code” se refiere a Claude Code)</w:t>
-            </w:r>
-          </w:p>
-        </w:tc>
-        <w:tc>
-          <w:tcPr>
-            <w:tcW w:type="dxa" w:w="3240"/>
-            <w:vAlign w:val="center"/>
-          </w:tcPr>
-          <w:p>
-            <w:pPr>
-              <w:spacing w:after="40" w:before="40"/>
-            </w:pPr>
-            <w:r/>
-            <w:r>
-              <w:rPr>
-                <w:b w:val="0"/>
-                <w:sz w:val="18"/>
-              </w:rPr>
-              <w:t>Segundo revisor o ejecutor terminal para tareas acotadas: tests, refactor, documentación y PRs.</w:t>
-            </w:r>
-          </w:p>
-        </w:tc>
-        <w:tc>
-          <w:tcPr>
-            <w:tcW w:type="dxa" w:w="2232"/>
-            <w:vAlign w:val="center"/>
-          </w:tcPr>
-          <w:p>
-            <w:pPr>
-              <w:spacing w:after="40" w:before="40"/>
-            </w:pPr>
-            <w:r/>
-            <w:r>
-              <w:rPr>
-                <w:b w:val="0"/>
-                <w:sz w:val="18"/>
-              </w:rPr>
-              <w:t>Sí: crear CLAUDE.md conciso que enlace decisiones inmutables y comandos permitidos.</w:t>
-            </w:r>
-          </w:p>
-        </w:tc>
-        <w:tc>
-          <w:tcPr>
-            <w:tcW w:type="dxa" w:w="2015"/>
-            <w:vAlign w:val="center"/>
-          </w:tcPr>
-          <w:p>
-            <w:pPr>
-              <w:spacing w:after="40" w:before="40"/>
-            </w:pPr>
-            <w:r/>
-            <w:r>
-              <w:rPr>
-                <w:b w:val="0"/>
-                <w:sz w:val="18"/>
-              </w:rPr>
-              <w:t>Misma política de ramas, revisión humana y comandos con permiso explícito.</w:t>
-            </w:r>
-          </w:p>
-        </w:tc>
-      </w:tr>
-      <w:tr>
-        <w:tc>
-          <w:tcPr>
-            <w:tcW w:type="dxa" w:w="1872"/>
-            <w:vAlign w:val="center"/>
-          </w:tcPr>
-          <w:p>
-            <w:pPr>
-              <w:spacing w:after="40" w:before="40"/>
-            </w:pPr>
-            <w:r/>
-            <w:r>
-              <w:rPr>
-                <w:b w:val="0"/>
-                <w:sz w:val="18"/>
-              </w:rPr>
-              <w:t>Google Cloud Code, si esa era la herramienta buscada</w:t>
-            </w:r>
-          </w:p>
-        </w:tc>
-        <w:tc>
-          <w:tcPr>
-            <w:tcW w:type="dxa" w:w="3240"/>
-            <w:vAlign w:val="center"/>
-          </w:tcPr>
-          <w:p>
-            <w:pPr>
-              <w:spacing w:after="40" w:before="40"/>
-            </w:pPr>
-            <w:r/>
-            <w:r>
-              <w:rPr>
-                <w:b w:val="0"/>
-                <w:sz w:val="18"/>
-              </w:rPr>
-              <w:t>Solo para integración con Google Cloud cuando ya exista proveedor elegido. No es necesario en Slice 0 ni para el MVP local.</w:t>
-            </w:r>
-          </w:p>
-        </w:tc>
-        <w:tc>
-          <w:tcPr>
-            <w:tcW w:type="dxa" w:w="2232"/>
-            <w:vAlign w:val="center"/>
-          </w:tcPr>
-          <w:p>
-            <w:pPr>
-              <w:spacing w:after="40" w:before="40"/>
-            </w:pPr>
-            <w:r/>
-            <w:r>
-              <w:rPr>
-                <w:b w:val="0"/>
-                <w:sz w:val="18"/>
-              </w:rPr>
-              <w:t>Faltan: proveedor, arquitectura de despliegue y credenciales de ambiente.</w:t>
-            </w:r>
-          </w:p>
-        </w:tc>
-        <w:tc>
-          <w:tcPr>
-            <w:tcW w:type="dxa" w:w="2015"/>
-            <w:vAlign w:val="center"/>
-          </w:tcPr>
-          <w:p>
-            <w:pPr>
-              <w:spacing w:after="40" w:before="40"/>
-            </w:pPr>
-            <w:r/>
-            <w:r>
-              <w:rPr>
-                <w:b w:val="0"/>
-                <w:sz w:val="18"/>
-              </w:rPr>
-              <w:t>Posponer hasta el gate de staging/despliegue.</w:t>
-            </w:r>
-          </w:p>
-        </w:tc>
-      </w:tr>
-    </w:tbl>
-    <w:p>
-      <w:pPr>
-        <w:pStyle w:val="Heading2"/>
-      </w:pPr>
-      <w:r>
-        <w:t>Paquete mínimo de contexto para cualquier agente</w:t>
-      </w:r>
-    </w:p>
-    <w:p>
-      <w:pPr>
-        <w:pStyle w:val="Heading2"/>
-      </w:pPr>
-      <w:r>
-        <w:t>Archivos a mantener en la raíz del repositorio</w:t>
-      </w:r>
-    </w:p>
-    <w:tbl>
-      <w:tblPr>
-        <w:tblStyle w:val="TableGrid"/>
-        <w:tblW w:type="auto" w:w="0"/>
-        <w:jc w:val="left"/>
-        <w:tblLayout w:type="fixed"/>
-        <w:tblLook w:firstColumn="1" w:firstRow="1" w:lastColumn="0" w:lastRow="0" w:noHBand="0" w:noVBand="1" w:val="04A0"/>
-      </w:tblPr>
-      <w:tblGrid>
-        <w:gridCol w:w="2016"/>
-        <w:gridCol w:w="2016"/>
-        <w:gridCol w:w="2016"/>
-        <w:gridCol w:w="2016"/>
-        <w:gridCol w:w="2016"/>
-      </w:tblGrid>
-      <w:tr>
-        <w:tc>
-          <w:tcPr>
-            <w:tcW w:type="dxa" w:w="503"/>
-            <w:shd w:fill="F2F4F7"/>
-            <w:vAlign w:val="center"/>
-          </w:tcPr>
-          <w:p>
-            <w:pPr>
-              <w:spacing w:after="40" w:before="40"/>
-            </w:pPr>
-            <w:r/>
-            <w:r>
-              <w:rPr>
-                <w:b/>
-                <w:color w:val="1F4D78"/>
-                <w:sz w:val="18"/>
-              </w:rPr>
-              <w:t>☐</w:t>
-            </w:r>
-          </w:p>
-        </w:tc>
-        <w:tc>
-          <w:tcPr>
-            <w:tcW w:type="dxa" w:w="4031"/>
-            <w:shd w:fill="F2F4F7"/>
-            <w:vAlign w:val="center"/>
-          </w:tcPr>
-          <w:p>
-            <w:pPr>
-              <w:spacing w:after="40" w:before="40"/>
-            </w:pPr>
-            <w:r/>
-            <w:r>
-              <w:rPr>
-                <w:b/>
-                <w:color w:val="1F4D78"/>
-                <w:sz w:val="18"/>
-              </w:rPr>
-              <w:t>Actividad / criterio de aceptación</w:t>
-            </w:r>
-          </w:p>
-        </w:tc>
-        <w:tc>
-          <w:tcPr>
-            <w:tcW w:type="dxa" w:w="1800"/>
-            <w:shd w:fill="F2F4F7"/>
-            <w:vAlign w:val="center"/>
-          </w:tcPr>
-          <w:p>
-            <w:pPr>
-              <w:spacing w:after="40" w:before="40"/>
-            </w:pPr>
-            <w:r/>
-            <w:r>
-              <w:rPr>
-                <w:b/>
-                <w:color w:val="1F4D78"/>
-                <w:sz w:val="18"/>
-              </w:rPr>
-              <w:t>Evidencia o enlace</w:t>
-            </w:r>
-          </w:p>
-        </w:tc>
-        <w:tc>
-          <w:tcPr>
-            <w:tcW w:type="dxa" w:w="792"/>
-            <w:shd w:fill="F2F4F7"/>
-            <w:vAlign w:val="center"/>
-          </w:tcPr>
-          <w:p>
-            <w:pPr>
-              <w:spacing w:after="40" w:before="40"/>
-            </w:pPr>
-            <w:r/>
-            <w:r>
-              <w:rPr>
-                <w:b/>
-                <w:color w:val="1F4D78"/>
-                <w:sz w:val="18"/>
-              </w:rPr>
-              <w:t>Fecha</w:t>
-            </w:r>
-          </w:p>
-        </w:tc>
-        <w:tc>
-          <w:tcPr>
-            <w:tcW w:type="dxa" w:w="2232"/>
-            <w:shd w:fill="F2F4F7"/>
-            <w:vAlign w:val="center"/>
-          </w:tcPr>
-          <w:p>
-            <w:pPr>
-              <w:spacing w:after="40" w:before="40"/>
-            </w:pPr>
-            <w:r/>
-            <w:r>
-              <w:rPr>
-                <w:b/>
-                <w:color w:val="1F4D78"/>
-                <w:sz w:val="18"/>
-              </w:rPr>
-              <w:t>Notas / bloqueo</w:t>
-            </w:r>
-          </w:p>
-        </w:tc>
-      </w:tr>
-      <w:tr>
-        <w:tc>
-          <w:tcPr>
-            <w:tcW w:type="dxa" w:w="503"/>
-            <w:vAlign w:val="center"/>
-          </w:tcPr>
-          <w:p>
-            <w:r>
-              <w:rPr>
-                <w:sz w:val="18"/>
-              </w:rPr>
-              <w:t>[ ]</w:t>
-            </w:r>
-          </w:p>
-        </w:tc>
-        <w:tc>
-          <w:tcPr>
-            <w:tcW w:type="dxa" w:w="4031"/>
-            <w:vAlign w:val="center"/>
-          </w:tcPr>
-          <w:p>
-            <w:r>
-              <w:rPr>
-                <w:sz w:val="18"/>
-              </w:rPr>
-              <w:t>README.md actualizado con estado y comandos permitidos.</w:t>
-            </w:r>
-          </w:p>
-        </w:tc>
-        <w:tc>
-          <w:tcPr>
-            <w:tcW w:type="dxa" w:w="1800"/>
-            <w:vAlign w:val="center"/>
-          </w:tcPr>
-          <w:p>
-            <w:r>
-              <w:rPr>
-                <w:sz w:val="18"/>
-              </w:rPr>
-              <w:t>README.md</w:t>
-            </w:r>
-          </w:p>
-        </w:tc>
-        <w:tc>
-          <w:tcPr>
-            <w:tcW w:type="dxa" w:w="792"/>
-            <w:vAlign w:val="center"/>
-          </w:tcPr>
-          <w:p>
-            <w:r>
-              <w:rPr>
-                <w:sz w:val="18"/>
-              </w:rPr>
-              <w:t>2026-07-13</w:t>
-            </w:r>
-          </w:p>
-        </w:tc>
-        <w:tc>
-          <w:tcPr>
-            <w:tcW w:type="dxa" w:w="2232"/>
-            <w:vAlign w:val="center"/>
-          </w:tcPr>
-          <w:p>
-            <w:r>
-              <w:rPr>
-                <w:sz w:val="18"/>
-              </w:rPr>
-              <w:t>Pendiente: README aun indica que no existe aplicacion.</w:t>
-            </w:r>
-          </w:p>
-        </w:tc>
-      </w:tr>
-      <w:tr>
-        <w:tc>
-          <w:tcPr>
-            <w:tcW w:type="dxa" w:w="503"/>
+            <w:tcW w:type="dxa" w:w="900"/>
+            <w:tcMar>
+              <w:top w:w="80" w:type="dxa"/>
+              <w:start w:w="120" w:type="dxa"/>
+              <w:bottom w:w="80" w:type="dxa"/>
+              <w:end w:w="120" w:type="dxa"/>
+            </w:tcMar>
             <w:vAlign w:val="center"/>
           </w:tcPr>
           <w:p>
@@ -6516,7 +1335,13 @@
         </w:tc>
         <w:tc>
           <w:tcPr>
-            <w:tcW w:type="dxa" w:w="4031"/>
+            <w:tcW w:type="dxa" w:w="5710"/>
+            <w:tcMar>
+              <w:top w:w="80" w:type="dxa"/>
+              <w:start w:w="120" w:type="dxa"/>
+              <w:bottom w:w="80" w:type="dxa"/>
+              <w:end w:w="120" w:type="dxa"/>
+            </w:tcMar>
             <w:vAlign w:val="center"/>
           </w:tcPr>
           <w:p>
@@ -6524,13 +1349,21 @@
               <w:rPr>
                 <w:sz w:val="18"/>
               </w:rPr>
-              <w:t>AGENTS.md con restricciones del proyecto y definicion de hecho.</w:t>
+              <w:t>JWT, Argon2, cookies HttpOnly, refresh, logout y perfil.</w:t>
             </w:r>
           </w:p>
         </w:tc>
+      </w:tr>
+      <w:tr>
         <w:tc>
           <w:tcPr>
-            <w:tcW w:type="dxa" w:w="1800"/>
+            <w:tcW w:type="dxa" w:w="500"/>
+            <w:tcMar>
+              <w:top w:w="80" w:type="dxa"/>
+              <w:start w:w="120" w:type="dxa"/>
+              <w:bottom w:w="80" w:type="dxa"/>
+              <w:end w:w="120" w:type="dxa"/>
+            </w:tcMar>
             <w:vAlign w:val="center"/>
           </w:tcPr>
           <w:p>
@@ -6538,13 +1371,19 @@
               <w:rPr>
                 <w:sz w:val="18"/>
               </w:rPr>
-              <w:t>AGENTS.md</w:t>
+              <w:t>4</w:t>
             </w:r>
           </w:p>
         </w:tc>
         <w:tc>
           <w:tcPr>
-            <w:tcW w:type="dxa" w:w="792"/>
+            <w:tcW w:type="dxa" w:w="2250"/>
+            <w:tcMar>
+              <w:top w:w="80" w:type="dxa"/>
+              <w:start w:w="120" w:type="dxa"/>
+              <w:bottom w:w="80" w:type="dxa"/>
+              <w:end w:w="120" w:type="dxa"/>
+            </w:tcMar>
             <w:vAlign w:val="center"/>
           </w:tcPr>
           <w:p>
@@ -6552,29 +1391,19 @@
               <w:rPr>
                 <w:sz w:val="18"/>
               </w:rPr>
-              <w:t>2026-07-13</w:t>
+              <w:t>Content base</w:t>
             </w:r>
           </w:p>
         </w:tc>
         <w:tc>
           <w:tcPr>
-            <w:tcW w:type="dxa" w:w="2232"/>
-            <w:vAlign w:val="center"/>
-          </w:tcPr>
-          <w:p>
-            <w:r>
-              <w:rPr>
-                <w:sz w:val="18"/>
-              </w:rPr>
-              <w:t>Disponible en raiz.</w:t>
-            </w:r>
-          </w:p>
-        </w:tc>
-      </w:tr>
-      <w:tr>
-        <w:tc>
-          <w:tcPr>
-            <w:tcW w:type="dxa" w:w="503"/>
+            <w:tcW w:type="dxa" w:w="900"/>
+            <w:tcMar>
+              <w:top w:w="80" w:type="dxa"/>
+              <w:start w:w="120" w:type="dxa"/>
+              <w:bottom w:w="80" w:type="dxa"/>
+              <w:end w:w="120" w:type="dxa"/>
+            </w:tcMar>
             <w:vAlign w:val="center"/>
           </w:tcPr>
           <w:p>
@@ -6588,7 +1417,13 @@
         </w:tc>
         <w:tc>
           <w:tcPr>
-            <w:tcW w:type="dxa" w:w="4031"/>
+            <w:tcW w:type="dxa" w:w="5710"/>
+            <w:tcMar>
+              <w:top w:w="80" w:type="dxa"/>
+              <w:start w:w="120" w:type="dxa"/>
+              <w:bottom w:w="80" w:type="dxa"/>
+              <w:end w:w="120" w:type="dxa"/>
+            </w:tcMar>
             <w:vAlign w:val="center"/>
           </w:tcPr>
           <w:p>
@@ -6596,13 +1431,21 @@
               <w:rPr>
                 <w:sz w:val="18"/>
               </w:rPr>
-              <w:t>docs/10-implementation/implementation-start.md e implementation-checklist.md como ruta operativa.</w:t>
+              <w:t>CRUD editorial, estados, SEO, tipificación y autoría.</w:t>
             </w:r>
           </w:p>
         </w:tc>
+      </w:tr>
+      <w:tr>
         <w:tc>
           <w:tcPr>
-            <w:tcW w:type="dxa" w:w="1800"/>
+            <w:tcW w:type="dxa" w:w="500"/>
+            <w:tcMar>
+              <w:top w:w="80" w:type="dxa"/>
+              <w:start w:w="120" w:type="dxa"/>
+              <w:bottom w:w="80" w:type="dxa"/>
+              <w:end w:w="120" w:type="dxa"/>
+            </w:tcMar>
             <w:vAlign w:val="center"/>
           </w:tcPr>
           <w:p>
@@ -6610,13 +1453,19 @@
               <w:rPr>
                 <w:sz w:val="18"/>
               </w:rPr>
-              <w:t>docs/10-implementation/</w:t>
+              <w:t>5</w:t>
             </w:r>
           </w:p>
         </w:tc>
         <w:tc>
           <w:tcPr>
-            <w:tcW w:type="dxa" w:w="792"/>
+            <w:tcW w:type="dxa" w:w="2250"/>
+            <w:tcMar>
+              <w:top w:w="80" w:type="dxa"/>
+              <w:start w:w="120" w:type="dxa"/>
+              <w:bottom w:w="80" w:type="dxa"/>
+              <w:end w:w="120" w:type="dxa"/>
+            </w:tcMar>
             <w:vAlign w:val="center"/>
           </w:tcPr>
           <w:p>
@@ -6624,171 +1473,19 @@
               <w:rPr>
                 <w:sz w:val="18"/>
               </w:rPr>
-              <w:t>2026-07-13</w:t>
+              <w:t>Publication base</w:t>
             </w:r>
           </w:p>
         </w:tc>
         <w:tc>
           <w:tcPr>
-            <w:tcW w:type="dxa" w:w="2232"/>
-            <w:vAlign w:val="center"/>
-          </w:tcPr>
-          <w:p>
-            <w:r>
-              <w:rPr>
-                <w:sz w:val="18"/>
-              </w:rPr>
-              <w:t>Disponibles.</w:t>
-            </w:r>
-          </w:p>
-        </w:tc>
-      </w:tr>
-      <w:tr>
-        <w:tc>
-          <w:tcPr>
-            <w:tcW w:type="dxa" w:w="503"/>
-            <w:vAlign w:val="center"/>
-          </w:tcPr>
-          <w:p>
-            <w:r>
-              <w:rPr>
-                <w:sz w:val="18"/>
-              </w:rPr>
-              <w:t>[ ]</w:t>
-            </w:r>
-          </w:p>
-        </w:tc>
-        <w:tc>
-          <w:tcPr>
-            <w:tcW w:type="dxa" w:w="4031"/>
-            <w:vAlign w:val="center"/>
-          </w:tcPr>
-          <w:p>
-            <w:r>
-              <w:rPr>
-                <w:sz w:val="18"/>
-              </w:rPr>
-              <w:t>docs/decisions/ADR-XXX.md para cualquier excepcion o contradiccion.</w:t>
-            </w:r>
-          </w:p>
-        </w:tc>
-        <w:tc>
-          <w:tcPr>
-            <w:tcW w:type="dxa" w:w="1800"/>
-            <w:vAlign w:val="center"/>
-          </w:tcPr>
-          <w:p>
-            <w:r>
-              <w:rPr>
-                <w:sz w:val="18"/>
-              </w:rPr>
-            </w:r>
-          </w:p>
-        </w:tc>
-        <w:tc>
-          <w:tcPr>
-            <w:tcW w:type="dxa" w:w="792"/>
-            <w:vAlign w:val="center"/>
-          </w:tcPr>
-          <w:p>
-            <w:r>
-              <w:rPr>
-                <w:sz w:val="18"/>
-              </w:rPr>
-              <w:t>2026-07-13</w:t>
-            </w:r>
-          </w:p>
-        </w:tc>
-        <w:tc>
-          <w:tcPr>
-            <w:tcW w:type="dxa" w:w="2232"/>
-            <w:vAlign w:val="center"/>
-          </w:tcPr>
-          <w:p>
-            <w:r>
-              <w:rPr>
-                <w:sz w:val="18"/>
-              </w:rPr>
-              <w:t>Pendiente; solo existe carpeta ADR base en docs/03-architecture/adr.</w:t>
-            </w:r>
-          </w:p>
-        </w:tc>
-      </w:tr>
-      <w:tr>
-        <w:tc>
-          <w:tcPr>
-            <w:tcW w:type="dxa" w:w="503"/>
-            <w:vAlign w:val="center"/>
-          </w:tcPr>
-          <w:p>
-            <w:r>
-              <w:rPr>
-                <w:sz w:val="18"/>
-              </w:rPr>
-              <w:t>[ ]</w:t>
-            </w:r>
-          </w:p>
-        </w:tc>
-        <w:tc>
-          <w:tcPr>
-            <w:tcW w:type="dxa" w:w="4031"/>
-            <w:vAlign w:val="center"/>
-          </w:tcPr>
-          <w:p>
-            <w:r>
-              <w:rPr>
-                <w:sz w:val="18"/>
-              </w:rPr>
-              <w:t>CLAUDE.md (si se usa Claude Code) con las mismas reglas operativas.</w:t>
-            </w:r>
-          </w:p>
-        </w:tc>
-        <w:tc>
-          <w:tcPr>
-            <w:tcW w:type="dxa" w:w="1800"/>
-            <w:vAlign w:val="center"/>
-          </w:tcPr>
-          <w:p>
-            <w:r>
-              <w:rPr>
-                <w:sz w:val="18"/>
-              </w:rPr>
-            </w:r>
-          </w:p>
-        </w:tc>
-        <w:tc>
-          <w:tcPr>
-            <w:tcW w:type="dxa" w:w="792"/>
-            <w:vAlign w:val="center"/>
-          </w:tcPr>
-          <w:p>
-            <w:r>
-              <w:rPr>
-                <w:sz w:val="18"/>
-              </w:rPr>
-              <w:t>2026-07-13</w:t>
-            </w:r>
-          </w:p>
-        </w:tc>
-        <w:tc>
-          <w:tcPr>
-            <w:tcW w:type="dxa" w:w="2232"/>
-            <w:vAlign w:val="center"/>
-          </w:tcPr>
-          <w:p>
-            <w:r>
-              <w:rPr>
-                <w:sz w:val="18"/>
-              </w:rPr>
-              <w:t>Pendiente y opcional.</w:t>
-            </w:r>
-          </w:p>
-        </w:tc>
-      </w:tr>
-      <w:tr>
-        <w:tc>
-          <w:tcPr>
-            <w:tcW w:type="dxa" w:w="503"/>
+            <w:tcW w:type="dxa" w:w="900"/>
+            <w:tcMar>
+              <w:top w:w="80" w:type="dxa"/>
+              <w:start w:w="120" w:type="dxa"/>
+              <w:bottom w:w="80" w:type="dxa"/>
+              <w:end w:w="120" w:type="dxa"/>
+            </w:tcMar>
             <w:vAlign w:val="center"/>
           </w:tcPr>
           <w:p>
@@ -6802,7 +1499,13 @@
         </w:tc>
         <w:tc>
           <w:tcPr>
-            <w:tcW w:type="dxa" w:w="4031"/>
+            <w:tcW w:type="dxa" w:w="5710"/>
+            <w:tcMar>
+              <w:top w:w="80" w:type="dxa"/>
+              <w:start w:w="120" w:type="dxa"/>
+              <w:bottom w:w="80" w:type="dxa"/>
+              <w:end w:w="120" w:type="dxa"/>
+            </w:tcMar>
             <w:vAlign w:val="center"/>
           </w:tcPr>
           <w:p>
@@ -6810,13 +1513,21 @@
               <w:rPr>
                 <w:sz w:val="18"/>
               </w:rPr>
-              <w:t>.env.example sin secretos; nunca adjuntar .env real ni respaldos productivos.</w:t>
+              <w:t>Publication separada, slugs, retiro, archivo y responsabilidad.</w:t>
             </w:r>
           </w:p>
         </w:tc>
+      </w:tr>
+      <w:tr>
         <w:tc>
           <w:tcPr>
-            <w:tcW w:type="dxa" w:w="1800"/>
+            <w:tcW w:type="dxa" w:w="500"/>
+            <w:tcMar>
+              <w:top w:w="80" w:type="dxa"/>
+              <w:start w:w="120" w:type="dxa"/>
+              <w:bottom w:w="80" w:type="dxa"/>
+              <w:end w:w="120" w:type="dxa"/>
+            </w:tcMar>
             <w:vAlign w:val="center"/>
           </w:tcPr>
           <w:p>
@@ -6824,13 +1535,19 @@
               <w:rPr>
                 <w:sz w:val="18"/>
               </w:rPr>
-              <w:t>.env.example</w:t>
+              <w:t>6</w:t>
             </w:r>
           </w:p>
         </w:tc>
         <w:tc>
           <w:tcPr>
-            <w:tcW w:type="dxa" w:w="792"/>
+            <w:tcW w:type="dxa" w:w="2250"/>
+            <w:tcMar>
+              <w:top w:w="80" w:type="dxa"/>
+              <w:start w:w="120" w:type="dxa"/>
+              <w:bottom w:w="80" w:type="dxa"/>
+              <w:end w:w="120" w:type="dxa"/>
+            </w:tcMar>
             <w:vAlign w:val="center"/>
           </w:tcPr>
           <w:p>
@@ -6838,13 +1555,19 @@
               <w:rPr>
                 <w:sz w:val="18"/>
               </w:rPr>
-              <w:t>2026-07-13</w:t>
+              <w:t>Consulta pública</w:t>
             </w:r>
           </w:p>
         </w:tc>
         <w:tc>
           <w:tcPr>
-            <w:tcW w:type="dxa" w:w="2232"/>
+            <w:tcW w:type="dxa" w:w="900"/>
+            <w:tcMar>
+              <w:top w:w="80" w:type="dxa"/>
+              <w:start w:w="120" w:type="dxa"/>
+              <w:bottom w:w="80" w:type="dxa"/>
+              <w:end w:w="120" w:type="dxa"/>
+            </w:tcMar>
             <w:vAlign w:val="center"/>
           </w:tcPr>
           <w:p>
@@ -6852,7 +1575,27 @@
               <w:rPr>
                 <w:sz w:val="18"/>
               </w:rPr>
-              <w:t>Existe con placeholders.</w:t>
+              <w:t>[x]</w:t>
+            </w:r>
+          </w:p>
+        </w:tc>
+        <w:tc>
+          <w:tcPr>
+            <w:tcW w:type="dxa" w:w="5710"/>
+            <w:tcMar>
+              <w:top w:w="80" w:type="dxa"/>
+              <w:start w:w="120" w:type="dxa"/>
+              <w:bottom w:w="80" w:type="dxa"/>
+              <w:end w:w="120" w:type="dxa"/>
+            </w:tcMar>
+            <w:vAlign w:val="center"/>
+          </w:tcPr>
+          <w:p>
+            <w:r>
+              <w:rPr>
+                <w:sz w:val="18"/>
+              </w:rPr>
+              <w:t>Listado, detalle, búsqueda, destacados, filtros y protección pública.</w:t>
             </w:r>
           </w:p>
         </w:tc>
@@ -6860,7 +1603,13 @@
       <w:tr>
         <w:tc>
           <w:tcPr>
-            <w:tcW w:type="dxa" w:w="503"/>
+            <w:tcW w:type="dxa" w:w="500"/>
+            <w:tcMar>
+              <w:top w:w="80" w:type="dxa"/>
+              <w:start w:w="120" w:type="dxa"/>
+              <w:bottom w:w="80" w:type="dxa"/>
+              <w:end w:w="120" w:type="dxa"/>
+            </w:tcMar>
             <w:vAlign w:val="center"/>
           </w:tcPr>
           <w:p>
@@ -6868,13 +1617,19 @@
               <w:rPr>
                 <w:sz w:val="18"/>
               </w:rPr>
-              <w:t>[ ]</w:t>
+              <w:t>7</w:t>
             </w:r>
           </w:p>
         </w:tc>
         <w:tc>
           <w:tcPr>
-            <w:tcW w:type="dxa" w:w="4031"/>
+            <w:tcW w:type="dxa" w:w="2250"/>
+            <w:tcMar>
+              <w:top w:w="80" w:type="dxa"/>
+              <w:start w:w="120" w:type="dxa"/>
+              <w:bottom w:w="80" w:type="dxa"/>
+              <w:end w:w="120" w:type="dxa"/>
+            </w:tcMar>
             <w:vAlign w:val="center"/>
           </w:tcPr>
           <w:p>
@@ -6882,13 +1637,19 @@
               <w:rPr>
                 <w:sz w:val="18"/>
               </w:rPr>
-              <w:t>CONTRIBUTING.md con estrategia de ramas, revision y pruebas minimas.</w:t>
+              <w:t>Multimedia</w:t>
             </w:r>
           </w:p>
         </w:tc>
         <w:tc>
           <w:tcPr>
-            <w:tcW w:type="dxa" w:w="1800"/>
+            <w:tcW w:type="dxa" w:w="900"/>
+            <w:tcMar>
+              <w:top w:w="80" w:type="dxa"/>
+              <w:start w:w="120" w:type="dxa"/>
+              <w:bottom w:w="80" w:type="dxa"/>
+              <w:end w:w="120" w:type="dxa"/>
+            </w:tcMar>
             <w:vAlign w:val="center"/>
           </w:tcPr>
           <w:p>
@@ -6896,12 +1657,19 @@
               <w:rPr>
                 <w:sz w:val="18"/>
               </w:rPr>
+              <w:t>[x]</w:t>
             </w:r>
           </w:p>
         </w:tc>
         <w:tc>
           <w:tcPr>
-            <w:tcW w:type="dxa" w:w="792"/>
+            <w:tcW w:type="dxa" w:w="5710"/>
+            <w:tcMar>
+              <w:top w:w="80" w:type="dxa"/>
+              <w:start w:w="120" w:type="dxa"/>
+              <w:bottom w:w="80" w:type="dxa"/>
+              <w:end w:w="120" w:type="dxa"/>
+            </w:tcMar>
             <w:vAlign w:val="center"/>
           </w:tcPr>
           <w:p>
@@ -6909,13 +1677,21 @@
               <w:rPr>
                 <w:sz w:val="18"/>
               </w:rPr>
-              <w:t>2026-07-13</w:t>
+              <w:t>StorageProvider, recursos reutilizables, asociaciones y accesibilidad.</w:t>
             </w:r>
           </w:p>
         </w:tc>
+      </w:tr>
+      <w:tr>
         <w:tc>
           <w:tcPr>
-            <w:tcW w:type="dxa" w:w="2232"/>
+            <w:tcW w:type="dxa" w:w="500"/>
+            <w:tcMar>
+              <w:top w:w="80" w:type="dxa"/>
+              <w:start w:w="120" w:type="dxa"/>
+              <w:bottom w:w="80" w:type="dxa"/>
+              <w:end w:w="120" w:type="dxa"/>
+            </w:tcMar>
             <w:vAlign w:val="center"/>
           </w:tcPr>
           <w:p>
@@ -6923,88 +1699,590 @@
               <w:rPr>
                 <w:sz w:val="18"/>
               </w:rPr>
-              <w:t>Pendiente.</w:t>
+              <w:t>8</w:t>
+            </w:r>
+          </w:p>
+        </w:tc>
+        <w:tc>
+          <w:tcPr>
+            <w:tcW w:type="dxa" w:w="2250"/>
+            <w:tcMar>
+              <w:top w:w="80" w:type="dxa"/>
+              <w:start w:w="120" w:type="dxa"/>
+              <w:bottom w:w="80" w:type="dxa"/>
+              <w:end w:w="120" w:type="dxa"/>
+            </w:tcMar>
+            <w:vAlign w:val="center"/>
+          </w:tcPr>
+          <w:p>
+            <w:r>
+              <w:rPr>
+                <w:sz w:val="18"/>
+              </w:rPr>
+              <w:t>Clasificación</w:t>
+            </w:r>
+          </w:p>
+        </w:tc>
+        <w:tc>
+          <w:tcPr>
+            <w:tcW w:type="dxa" w:w="900"/>
+            <w:tcMar>
+              <w:top w:w="80" w:type="dxa"/>
+              <w:start w:w="120" w:type="dxa"/>
+              <w:bottom w:w="80" w:type="dxa"/>
+              <w:end w:w="120" w:type="dxa"/>
+            </w:tcMar>
+            <w:vAlign w:val="center"/>
+          </w:tcPr>
+          <w:p>
+            <w:r>
+              <w:rPr>
+                <w:sz w:val="18"/>
+              </w:rPr>
+              <w:t>[x]</w:t>
+            </w:r>
+          </w:p>
+        </w:tc>
+        <w:tc>
+          <w:tcPr>
+            <w:tcW w:type="dxa" w:w="5710"/>
+            <w:tcMar>
+              <w:top w:w="80" w:type="dxa"/>
+              <w:start w:w="120" w:type="dxa"/>
+              <w:bottom w:w="80" w:type="dxa"/>
+              <w:end w:w="120" w:type="dxa"/>
+            </w:tcMar>
+            <w:vAlign w:val="center"/>
+          </w:tcPr>
+          <w:p>
+            <w:r>
+              <w:rPr>
+                <w:sz w:val="18"/>
+              </w:rPr>
+              <w:t>Tipos, categorías, etiquetas y filtros públicos.</w:t>
+            </w:r>
+          </w:p>
+        </w:tc>
+      </w:tr>
+      <w:tr>
+        <w:tc>
+          <w:tcPr>
+            <w:tcW w:type="dxa" w:w="500"/>
+            <w:tcMar>
+              <w:top w:w="80" w:type="dxa"/>
+              <w:start w:w="120" w:type="dxa"/>
+              <w:bottom w:w="80" w:type="dxa"/>
+              <w:end w:w="120" w:type="dxa"/>
+            </w:tcMar>
+            <w:vAlign w:val="center"/>
+          </w:tcPr>
+          <w:p>
+            <w:r>
+              <w:rPr>
+                <w:sz w:val="18"/>
+              </w:rPr>
+              <w:t>9</w:t>
+            </w:r>
+          </w:p>
+        </w:tc>
+        <w:tc>
+          <w:tcPr>
+            <w:tcW w:type="dxa" w:w="2250"/>
+            <w:tcMar>
+              <w:top w:w="80" w:type="dxa"/>
+              <w:start w:w="120" w:type="dxa"/>
+              <w:bottom w:w="80" w:type="dxa"/>
+              <w:end w:w="120" w:type="dxa"/>
+            </w:tcMar>
+            <w:vAlign w:val="center"/>
+          </w:tcPr>
+          <w:p>
+            <w:r>
+              <w:rPr>
+                <w:sz w:val="18"/>
+              </w:rPr>
+              <w:t>Campaign / Disease</w:t>
+            </w:r>
+          </w:p>
+        </w:tc>
+        <w:tc>
+          <w:tcPr>
+            <w:tcW w:type="dxa" w:w="900"/>
+            <w:tcMar>
+              <w:top w:w="80" w:type="dxa"/>
+              <w:start w:w="120" w:type="dxa"/>
+              <w:bottom w:w="80" w:type="dxa"/>
+              <w:end w:w="120" w:type="dxa"/>
+            </w:tcMar>
+            <w:vAlign w:val="center"/>
+          </w:tcPr>
+          <w:p>
+            <w:r>
+              <w:rPr>
+                <w:sz w:val="18"/>
+              </w:rPr>
+              <w:t>[x]</w:t>
+            </w:r>
+          </w:p>
+        </w:tc>
+        <w:tc>
+          <w:tcPr>
+            <w:tcW w:type="dxa" w:w="5710"/>
+            <w:tcMar>
+              <w:top w:w="80" w:type="dxa"/>
+              <w:start w:w="120" w:type="dxa"/>
+              <w:bottom w:w="80" w:type="dxa"/>
+              <w:end w:w="120" w:type="dxa"/>
+            </w:tcMar>
+            <w:vAlign w:val="center"/>
+          </w:tcPr>
+          <w:p>
+            <w:r>
+              <w:rPr>
+                <w:sz w:val="18"/>
+              </w:rPr>
+              <w:t>CRUD, asociaciones y consulta pública.</w:t>
+            </w:r>
+          </w:p>
+        </w:tc>
+      </w:tr>
+      <w:tr>
+        <w:tc>
+          <w:tcPr>
+            <w:tcW w:type="dxa" w:w="500"/>
+            <w:tcMar>
+              <w:top w:w="80" w:type="dxa"/>
+              <w:start w:w="120" w:type="dxa"/>
+              <w:bottom w:w="80" w:type="dxa"/>
+              <w:end w:w="120" w:type="dxa"/>
+            </w:tcMar>
+            <w:vAlign w:val="center"/>
+          </w:tcPr>
+          <w:p>
+            <w:r>
+              <w:rPr>
+                <w:sz w:val="18"/>
+              </w:rPr>
+              <w:t>10</w:t>
+            </w:r>
+          </w:p>
+        </w:tc>
+        <w:tc>
+          <w:tcPr>
+            <w:tcW w:type="dxa" w:w="2250"/>
+            <w:tcMar>
+              <w:top w:w="80" w:type="dxa"/>
+              <w:start w:w="120" w:type="dxa"/>
+              <w:bottom w:w="80" w:type="dxa"/>
+              <w:end w:w="120" w:type="dxa"/>
+            </w:tcMar>
+            <w:vAlign w:val="center"/>
+          </w:tcPr>
+          <w:p>
+            <w:r>
+              <w:rPr>
+                <w:sz w:val="18"/>
+              </w:rPr>
+              <w:t>Timeline</w:t>
+            </w:r>
+          </w:p>
+        </w:tc>
+        <w:tc>
+          <w:tcPr>
+            <w:tcW w:type="dxa" w:w="900"/>
+            <w:tcMar>
+              <w:top w:w="80" w:type="dxa"/>
+              <w:start w:w="120" w:type="dxa"/>
+              <w:bottom w:w="80" w:type="dxa"/>
+              <w:end w:w="120" w:type="dxa"/>
+            </w:tcMar>
+            <w:vAlign w:val="center"/>
+          </w:tcPr>
+          <w:p>
+            <w:r>
+              <w:rPr>
+                <w:sz w:val="18"/>
+              </w:rPr>
+              <w:t>[x]</w:t>
+            </w:r>
+          </w:p>
+        </w:tc>
+        <w:tc>
+          <w:tcPr>
+            <w:tcW w:type="dxa" w:w="5710"/>
+            <w:tcMar>
+              <w:top w:w="80" w:type="dxa"/>
+              <w:start w:w="120" w:type="dxa"/>
+              <w:bottom w:w="80" w:type="dxa"/>
+              <w:end w:w="120" w:type="dxa"/>
+            </w:tcMar>
+            <w:vAlign w:val="center"/>
+          </w:tcPr>
+          <w:p>
+            <w:r>
+              <w:rPr>
+                <w:sz w:val="18"/>
+              </w:rPr>
+              <w:t>Eventos administrables, multimedia y detalle público.</w:t>
+            </w:r>
+          </w:p>
+        </w:tc>
+      </w:tr>
+      <w:tr>
+        <w:tc>
+          <w:tcPr>
+            <w:tcW w:type="dxa" w:w="500"/>
+            <w:tcMar>
+              <w:top w:w="80" w:type="dxa"/>
+              <w:start w:w="120" w:type="dxa"/>
+              <w:bottom w:w="80" w:type="dxa"/>
+              <w:end w:w="120" w:type="dxa"/>
+            </w:tcMar>
+            <w:vAlign w:val="center"/>
+          </w:tcPr>
+          <w:p>
+            <w:r>
+              <w:rPr>
+                <w:sz w:val="18"/>
+              </w:rPr>
+              <w:t>11</w:t>
+            </w:r>
+          </w:p>
+        </w:tc>
+        <w:tc>
+          <w:tcPr>
+            <w:tcW w:type="dxa" w:w="2250"/>
+            <w:tcMar>
+              <w:top w:w="80" w:type="dxa"/>
+              <w:start w:w="120" w:type="dxa"/>
+              <w:bottom w:w="80" w:type="dxa"/>
+              <w:end w:w="120" w:type="dxa"/>
+            </w:tcMar>
+            <w:vAlign w:val="center"/>
+          </w:tcPr>
+          <w:p>
+            <w:r>
+              <w:rPr>
+                <w:sz w:val="18"/>
+              </w:rPr>
+              <w:t>Canales</w:t>
+            </w:r>
+          </w:p>
+        </w:tc>
+        <w:tc>
+          <w:tcPr>
+            <w:tcW w:type="dxa" w:w="900"/>
+            <w:tcMar>
+              <w:top w:w="80" w:type="dxa"/>
+              <w:start w:w="120" w:type="dxa"/>
+              <w:bottom w:w="80" w:type="dxa"/>
+              <w:end w:w="120" w:type="dxa"/>
+            </w:tcMar>
+            <w:vAlign w:val="center"/>
+          </w:tcPr>
+          <w:p>
+            <w:r>
+              <w:rPr>
+                <w:sz w:val="18"/>
+              </w:rPr>
+              <w:t>[x]</w:t>
+            </w:r>
+          </w:p>
+        </w:tc>
+        <w:tc>
+          <w:tcPr>
+            <w:tcW w:type="dxa" w:w="5710"/>
+            <w:tcMar>
+              <w:top w:w="80" w:type="dxa"/>
+              <w:start w:w="120" w:type="dxa"/>
+              <w:bottom w:w="80" w:type="dxa"/>
+              <w:end w:w="120" w:type="dxa"/>
+            </w:tcMar>
+            <w:vAlign w:val="center"/>
+          </w:tcPr>
+          <w:p>
+            <w:r>
+              <w:rPr>
+                <w:sz w:val="18"/>
+              </w:rPr>
+              <w:t>Distribución manual/asistida y adaptadores desacoplados.</w:t>
+            </w:r>
+          </w:p>
+        </w:tc>
+      </w:tr>
+      <w:tr>
+        <w:tc>
+          <w:tcPr>
+            <w:tcW w:type="dxa" w:w="500"/>
+            <w:tcMar>
+              <w:top w:w="80" w:type="dxa"/>
+              <w:start w:w="120" w:type="dxa"/>
+              <w:bottom w:w="80" w:type="dxa"/>
+              <w:end w:w="120" w:type="dxa"/>
+            </w:tcMar>
+            <w:vAlign w:val="center"/>
+          </w:tcPr>
+          <w:p>
+            <w:r>
+              <w:rPr>
+                <w:sz w:val="18"/>
+              </w:rPr>
+              <w:t>12</w:t>
+            </w:r>
+          </w:p>
+        </w:tc>
+        <w:tc>
+          <w:tcPr>
+            <w:tcW w:type="dxa" w:w="2250"/>
+            <w:tcMar>
+              <w:top w:w="80" w:type="dxa"/>
+              <w:start w:w="120" w:type="dxa"/>
+              <w:bottom w:w="80" w:type="dxa"/>
+              <w:end w:w="120" w:type="dxa"/>
+            </w:tcMar>
+            <w:vAlign w:val="center"/>
+          </w:tcPr>
+          <w:p>
+            <w:r>
+              <w:rPr>
+                <w:sz w:val="18"/>
+              </w:rPr>
+              <w:t>Trazabilidad</w:t>
+            </w:r>
+          </w:p>
+        </w:tc>
+        <w:tc>
+          <w:tcPr>
+            <w:tcW w:type="dxa" w:w="900"/>
+            <w:tcMar>
+              <w:top w:w="80" w:type="dxa"/>
+              <w:start w:w="120" w:type="dxa"/>
+              <w:bottom w:w="80" w:type="dxa"/>
+              <w:end w:w="120" w:type="dxa"/>
+            </w:tcMar>
+            <w:vAlign w:val="center"/>
+          </w:tcPr>
+          <w:p>
+            <w:r>
+              <w:rPr>
+                <w:sz w:val="18"/>
+              </w:rPr>
+              <w:t>[x]</w:t>
+            </w:r>
+          </w:p>
+        </w:tc>
+        <w:tc>
+          <w:tcPr>
+            <w:tcW w:type="dxa" w:w="5710"/>
+            <w:tcMar>
+              <w:top w:w="80" w:type="dxa"/>
+              <w:start w:w="120" w:type="dxa"/>
+              <w:bottom w:w="80" w:type="dxa"/>
+              <w:end w:w="120" w:type="dxa"/>
+            </w:tcMar>
+            <w:vAlign w:val="center"/>
+          </w:tcPr>
+          <w:p>
+            <w:r>
+              <w:rPr>
+                <w:sz w:val="18"/>
+              </w:rPr>
+              <w:t>Eventos institucionales y consulta administrativa sin CRUD libre.</w:t>
+            </w:r>
+          </w:p>
+        </w:tc>
+      </w:tr>
+      <w:tr>
+        <w:tc>
+          <w:tcPr>
+            <w:tcW w:type="dxa" w:w="500"/>
+            <w:tcMar>
+              <w:top w:w="80" w:type="dxa"/>
+              <w:start w:w="120" w:type="dxa"/>
+              <w:bottom w:w="80" w:type="dxa"/>
+              <w:end w:w="120" w:type="dxa"/>
+            </w:tcMar>
+            <w:vAlign w:val="center"/>
+          </w:tcPr>
+          <w:p>
+            <w:r>
+              <w:rPr>
+                <w:sz w:val="18"/>
+              </w:rPr>
+              <w:t>13</w:t>
+            </w:r>
+          </w:p>
+        </w:tc>
+        <w:tc>
+          <w:tcPr>
+            <w:tcW w:type="dxa" w:w="2250"/>
+            <w:tcMar>
+              <w:top w:w="80" w:type="dxa"/>
+              <w:start w:w="120" w:type="dxa"/>
+              <w:bottom w:w="80" w:type="dxa"/>
+              <w:end w:w="120" w:type="dxa"/>
+            </w:tcMar>
+            <w:vAlign w:val="center"/>
+          </w:tcPr>
+          <w:p>
+            <w:r>
+              <w:rPr>
+                <w:sz w:val="18"/>
+              </w:rPr>
+              <w:t>MVP End-to-End</w:t>
+            </w:r>
+          </w:p>
+        </w:tc>
+        <w:tc>
+          <w:tcPr>
+            <w:tcW w:type="dxa" w:w="900"/>
+            <w:tcMar>
+              <w:top w:w="80" w:type="dxa"/>
+              <w:start w:w="120" w:type="dxa"/>
+              <w:bottom w:w="80" w:type="dxa"/>
+              <w:end w:w="120" w:type="dxa"/>
+            </w:tcMar>
+            <w:vAlign w:val="center"/>
+          </w:tcPr>
+          <w:p>
+            <w:r>
+              <w:rPr>
+                <w:sz w:val="18"/>
+              </w:rPr>
+              <w:t>[x]</w:t>
+            </w:r>
+          </w:p>
+        </w:tc>
+        <w:tc>
+          <w:tcPr>
+            <w:tcW w:type="dxa" w:w="5710"/>
+            <w:tcMar>
+              <w:top w:w="80" w:type="dxa"/>
+              <w:start w:w="120" w:type="dxa"/>
+              <w:bottom w:w="80" w:type="dxa"/>
+              <w:end w:w="120" w:type="dxa"/>
+            </w:tcMar>
+            <w:vAlign w:val="center"/>
+          </w:tcPr>
+          <w:p>
+            <w:r>
+              <w:rPr>
+                <w:sz w:val="18"/>
+              </w:rPr>
+              <w:t>Flujo institucional completo con evidencia de pruebas.</w:t>
             </w:r>
           </w:p>
         </w:tc>
       </w:tr>
     </w:tbl>
+    <w:p/>
     <w:p>
       <w:pPr>
         <w:pStyle w:val="Heading1"/>
       </w:pPr>
       <w:r>
-        <w:t>Método de trabajo recomendado con IA</w:t>
+        <w:t>Evidencia de verificación</w:t>
       </w:r>
     </w:p>
     <w:p>
       <w:pPr>
-        <w:pStyle w:val="ListNumber"/>
+        <w:pStyle w:val="ListBullet"/>
       </w:pPr>
       <w:r>
-        <w:t>Preparar el repositorio con los documentos de contexto y una rama por slice.</w:t>
+        <w:t>Pruebas unitarias backend: 136 aprobadas.</w:t>
       </w:r>
     </w:p>
     <w:p>
       <w:pPr>
-        <w:pStyle w:val="ListNumber"/>
+        <w:pStyle w:val="ListBullet"/>
       </w:pPr>
       <w:r>
-        <w:t>Abrir un ticket/slice con objetivo, fuera de alcance, criterios de aceptación y comandos autorizados.</w:t>
+        <w:t>Pruebas de integración: autenticación, contenido/publicación y Source/Validation aprobadas.</w:t>
       </w:r>
     </w:p>
     <w:p>
       <w:pPr>
-        <w:pStyle w:val="ListNumber"/>
+        <w:pStyle w:val="ListBullet"/>
       </w:pPr>
       <w:r>
-        <w:t>Pedir al agente primero un plan y los archivos que modificará; no pedir “construye todo el proyecto”.</w:t>
+        <w:t>Pruebas frontend y chequeos TypeScript: aprobados.</w:t>
       </w:r>
     </w:p>
     <w:p>
       <w:pPr>
-        <w:pStyle w:val="ListNumber"/>
+        <w:pStyle w:val="ListBullet"/>
       </w:pPr>
       <w:r>
-        <w:t>Implementar una capacidad vertical pequeña; ejecutar lint, pruebas y verificación manual.</w:t>
+        <w:t>CI configurada para lint, chequeos de tipos, build, pruebas y validación Prisma.</w:t>
       </w:r>
     </w:p>
     <w:p>
       <w:pPr>
-        <w:pStyle w:val="ListNumber"/>
+        <w:pStyle w:val="ListBullet"/>
       </w:pPr>
       <w:r>
-        <w:t>Revisar el diff contra las decisiones de dominio y el contrato API; rechazar desviaciones silenciosas.</w:t>
+        <w:t>ADRs relevantes: autenticación, StorageProvider, modular monolith, repositorios y Docker local.</w:t>
       </w:r>
     </w:p>
     <w:p>
       <w:pPr>
-        <w:pStyle w:val="ListNumber"/>
+        <w:pStyle w:val="Heading1"/>
       </w:pPr>
       <w:r>
-        <w:t>Actualizar checklist, ADR si aplica y evidencia de pruebas.</w:t>
+        <w:t>Capacidades diferidas y límites vigentes</w:t>
       </w:r>
     </w:p>
     <w:p>
       <w:pPr>
-        <w:pStyle w:val="ListNumber"/>
+        <w:pStyle w:val="ListBullet"/>
       </w:pPr>
       <w:r>
-        <w:t>Solo después abrir el siguiente slice. Para migraciones, secretos, infraestructura y despliegue: autorización explícita separada.</w:t>
+        <w:t>Configuración básica del sitio, banners y menús administrables.</w:t>
+      </w:r>
+    </w:p>
+    <w:p>
+      <w:pPr>
+        <w:pStyle w:val="ListBullet"/>
+      </w:pPr>
+      <w:r>
+        <w:t>Proveedor final, despliegue de staging y producción, HTTPS operativo y operación cloud.</w:t>
+      </w:r>
+    </w:p>
+    <w:p>
+      <w:pPr>
+        <w:pStyle w:val="ListBullet"/>
+      </w:pPr>
+      <w:r>
+        <w:t>Chatbot, RAG, embeddings, pgvector y búsqueda semántica.</w:t>
+      </w:r>
+    </w:p>
+    <w:p>
+      <w:pPr>
+        <w:pStyle w:val="ListBullet"/>
+      </w:pPr>
+      <w:r>
+        <w:t>Roles avanzados, workflow editorial multinivel, analítica avanzada e integración automática real con redes sociales.</w:t>
+      </w:r>
+    </w:p>
+    <w:p>
+      <w:pPr>
+        <w:pStyle w:val="ListBullet"/>
+      </w:pPr>
+      <w:r>
+        <w:t>Cualquier capacidad clínica, hospitalaria, de diagnóstico, expediente o citas.</w:t>
+      </w:r>
+    </w:p>
+    <w:p>
+      <w:pPr>
+        <w:pStyle w:val="Heading1"/>
+      </w:pPr>
+      <w:r>
+        <w:t>Próximo paso de gobierno</w:t>
       </w:r>
     </w:p>
     <w:p>
       <w:r>
-        <w:t>Avance registrado: estructura tecnica base creada, schema Prisma movido a raiz, apps React/NestJS iniciales y paquete shared disponibles. Pendiente: cerrar Slice 0 formalmente, actualizar README/checklist markdown, estabilizar build/lint, autorizar Prisma y comenzar autenticacion/CMS.</w:t>
-      </w:r>
-    </w:p>
-    <w:p>
-      <w:pPr/>
-      <w:r>
-        <w:rPr>
-          <w:b/>
-        </w:rPr>
-        <w:t>Nota de actualizacion 2026-07-13</w:t>
+        <w:t>Antes de iniciar trabajo adicional, abrir una nueva fase con ADR, alcance, criterios de aceptación y checklist propio. La primera decisión recomendada es priorizar entre configuración institucional básica, despliegue controlado o evolución de conocimiento/IA; ninguna debe incorporarse como cambio menor al MVP cerrado.</w:t>
       </w:r>
     </w:p>
     <w:p>
@@ -7024,134 +2302,94 @@
         <w:tblLook w:firstColumn="1" w:firstRow="1" w:lastColumn="0" w:lastRow="0" w:noHBand="0" w:noVBand="1" w:val="04A0"/>
       </w:tblPr>
       <w:tblGrid>
-        <w:gridCol w:w="1680"/>
-        <w:gridCol w:w="1680"/>
-        <w:gridCol w:w="1680"/>
-        <w:gridCol w:w="1680"/>
-        <w:gridCol w:w="1680"/>
-        <w:gridCol w:w="1680"/>
+        <w:gridCol w:w="2340"/>
+        <w:gridCol w:w="2340"/>
+        <w:gridCol w:w="2340"/>
+        <w:gridCol w:w="2340"/>
       </w:tblGrid>
       <w:tr>
         <w:tc>
           <w:tcPr>
-            <w:tcW w:type="dxa" w:w="792"/>
+            <w:tcW w:type="dxa" w:w="1500"/>
+            <w:tcMar>
+              <w:top w:w="80" w:type="dxa"/>
+              <w:start w:w="120" w:type="dxa"/>
+              <w:bottom w:w="80" w:type="dxa"/>
+              <w:end w:w="120" w:type="dxa"/>
+            </w:tcMar>
             <w:shd w:fill="F2F4F7"/>
             <w:vAlign w:val="center"/>
           </w:tcPr>
           <w:p>
-            <w:pPr>
-              <w:spacing w:after="40" w:before="40"/>
-            </w:pPr>
-            <w:r/>
             <w:r>
               <w:rPr>
                 <w:b/>
-                <w:color w:val="1F4D78"/>
                 <w:sz w:val="18"/>
               </w:rPr>
-              <w:t>Semana</w:t>
+              <w:t>Fecha</w:t>
             </w:r>
           </w:p>
         </w:tc>
         <w:tc>
           <w:tcPr>
-            <w:tcW w:type="dxa" w:w="2232"/>
+            <w:tcW w:type="dxa" w:w="2700"/>
+            <w:tcMar>
+              <w:top w:w="80" w:type="dxa"/>
+              <w:start w:w="120" w:type="dxa"/>
+              <w:bottom w:w="80" w:type="dxa"/>
+              <w:end w:w="120" w:type="dxa"/>
+            </w:tcMar>
             <w:shd w:fill="F2F4F7"/>
             <w:vAlign w:val="center"/>
           </w:tcPr>
           <w:p>
-            <w:pPr>
-              <w:spacing w:after="40" w:before="40"/>
-            </w:pPr>
-            <w:r/>
             <w:r>
               <w:rPr>
                 <w:b/>
-                <w:color w:val="1F4D78"/>
                 <w:sz w:val="18"/>
               </w:rPr>
-              <w:t>Slice/hito</w:t>
+              <w:t>Hito</w:t>
             </w:r>
           </w:p>
         </w:tc>
         <w:tc>
           <w:tcPr>
-            <w:tcW w:type="dxa" w:w="936"/>
+            <w:tcW w:type="dxa" w:w="1100"/>
+            <w:tcMar>
+              <w:top w:w="80" w:type="dxa"/>
+              <w:start w:w="120" w:type="dxa"/>
+              <w:bottom w:w="80" w:type="dxa"/>
+              <w:end w:w="120" w:type="dxa"/>
+            </w:tcMar>
             <w:shd w:fill="F2F4F7"/>
             <w:vAlign w:val="center"/>
           </w:tcPr>
           <w:p>
-            <w:pPr>
-              <w:spacing w:after="40" w:before="40"/>
-            </w:pPr>
-            <w:r/>
             <w:r>
               <w:rPr>
                 <w:b/>
-                <w:color w:val="1F4D78"/>
                 <w:sz w:val="18"/>
               </w:rPr>
-              <w:t>% real</w:t>
+              <w:t>Estado</w:t>
             </w:r>
           </w:p>
         </w:tc>
         <w:tc>
           <w:tcPr>
-            <w:tcW w:type="dxa" w:w="2015"/>
+            <w:tcW w:type="dxa" w:w="4060"/>
+            <w:tcMar>
+              <w:top w:w="80" w:type="dxa"/>
+              <w:start w:w="120" w:type="dxa"/>
+              <w:bottom w:w="80" w:type="dxa"/>
+              <w:end w:w="120" w:type="dxa"/>
+            </w:tcMar>
             <w:shd w:fill="F2F4F7"/>
             <w:vAlign w:val="center"/>
           </w:tcPr>
           <w:p>
-            <w:pPr>
-              <w:spacing w:after="40" w:before="40"/>
-            </w:pPr>
-            <w:r/>
             <w:r>
               <w:rPr>
                 <w:b/>
-                <w:color w:val="1F4D78"/>
-                <w:sz w:val="18"/>
-              </w:rPr>
-              <w:t>Riesgos</w:t>
-            </w:r>
-          </w:p>
-        </w:tc>
-        <w:tc>
-          <w:tcPr>
-            <w:tcW w:type="dxa" w:w="2232"/>
-            <w:shd w:fill="F2F4F7"/>
-            <w:vAlign w:val="center"/>
-          </w:tcPr>
-          <w:p>
-            <w:pPr>
-              <w:spacing w:after="40" w:before="40"/>
-            </w:pPr>
-            <w:r/>
-            <w:r>
-              <w:rPr>
-                <w:b/>
-                <w:color w:val="1F4D78"/>
-                <w:sz w:val="18"/>
-              </w:rPr>
-              <w:t>Decisión requerida</w:t>
-            </w:r>
-          </w:p>
-        </w:tc>
-        <w:tc>
-          <w:tcPr>
-            <w:tcW w:type="dxa" w:w="1152"/>
-            <w:shd w:fill="F2F4F7"/>
-            <w:vAlign w:val="center"/>
-          </w:tcPr>
-          <w:p>
-            <w:pPr>
-              <w:spacing w:after="40" w:before="40"/>
-            </w:pPr>
-            <w:r/>
-            <w:r>
-              <w:rPr>
-                <w:b/>
-                <w:color w:val="1F4D78"/>
                 <w:sz w:val="18"/>
               </w:rPr>
               <w:t>Evidencia</w:t>
@@ -7162,7 +2400,13 @@
       <w:tr>
         <w:tc>
           <w:tcPr>
-            <w:tcW w:type="dxa" w:w="792"/>
+            <w:tcW w:type="dxa" w:w="1500"/>
+            <w:tcMar>
+              <w:top w:w="80" w:type="dxa"/>
+              <w:start w:w="120" w:type="dxa"/>
+              <w:bottom w:w="80" w:type="dxa"/>
+              <w:end w:w="120" w:type="dxa"/>
+            </w:tcMar>
             <w:vAlign w:val="center"/>
           </w:tcPr>
           <w:p>
@@ -7170,13 +2414,19 @@
               <w:rPr>
                 <w:sz w:val="18"/>
               </w:rPr>
-              <w:t>2026-07-13</w:t>
+              <w:t>2026-07-16</w:t>
             </w:r>
           </w:p>
         </w:tc>
         <w:tc>
           <w:tcPr>
-            <w:tcW w:type="dxa" w:w="2232"/>
+            <w:tcW w:type="dxa" w:w="2700"/>
+            <w:tcMar>
+              <w:top w:w="80" w:type="dxa"/>
+              <w:start w:w="120" w:type="dxa"/>
+              <w:bottom w:w="80" w:type="dxa"/>
+              <w:end w:w="120" w:type="dxa"/>
+            </w:tcMar>
             <w:vAlign w:val="center"/>
           </w:tcPr>
           <w:p>
@@ -7184,13 +2434,19 @@
               <w:rPr>
                 <w:sz w:val="18"/>
               </w:rPr>
-              <w:t>Slice 0 ejecutado parcialmente / Slice 1 iniciado</w:t>
+              <w:t>Cierre de auditoría</w:t>
             </w:r>
           </w:p>
         </w:tc>
         <w:tc>
           <w:tcPr>
-            <w:tcW w:type="dxa" w:w="936"/>
+            <w:tcW w:type="dxa" w:w="1100"/>
+            <w:tcMar>
+              <w:top w:w="80" w:type="dxa"/>
+              <w:start w:w="120" w:type="dxa"/>
+              <w:bottom w:w="80" w:type="dxa"/>
+              <w:end w:w="120" w:type="dxa"/>
+            </w:tcMar>
             <w:vAlign w:val="center"/>
           </w:tcPr>
           <w:p>
@@ -7198,13 +2454,19 @@
               <w:rPr>
                 <w:sz w:val="18"/>
               </w:rPr>
-              <w:t>42%</w:t>
+              <w:t>[x]</w:t>
             </w:r>
           </w:p>
         </w:tc>
         <w:tc>
           <w:tcPr>
-            <w:tcW w:type="dxa" w:w="2015"/>
+            <w:tcW w:type="dxa" w:w="4060"/>
+            <w:tcMar>
+              <w:top w:w="80" w:type="dxa"/>
+              <w:start w:w="120" w:type="dxa"/>
+              <w:bottom w:w="80" w:type="dxa"/>
+              <w:end w:w="120" w:type="dxa"/>
+            </w:tcMar>
             <w:vAlign w:val="center"/>
           </w:tcPr>
           <w:p>
@@ -7212,13 +2474,21 @@
               <w:rPr>
                 <w:sz w:val="18"/>
               </w:rPr>
-              <w:t>Dependencias/build no verificados; README desactualizado; Prisma sin autorizacion</w:t>
+              <w:t>Bloques 0–7 cerrados; checklists sincronizados.</w:t>
             </w:r>
           </w:p>
         </w:tc>
+      </w:tr>
+      <w:tr>
         <w:tc>
           <w:tcPr>
-            <w:tcW w:type="dxa" w:w="2232"/>
+            <w:tcW w:type="dxa" w:w="1500"/>
+            <w:tcMar>
+              <w:top w:w="80" w:type="dxa"/>
+              <w:start w:w="120" w:type="dxa"/>
+              <w:bottom w:w="80" w:type="dxa"/>
+              <w:end w:w="120" w:type="dxa"/>
+            </w:tcMar>
             <w:vAlign w:val="center"/>
           </w:tcPr>
           <w:p>
@@ -7226,13 +2496,19 @@
               <w:rPr>
                 <w:sz w:val="18"/>
               </w:rPr>
-              <w:t>Confirmar rama, PostgreSQL local y autorizacion Prisma</w:t>
+              <w:t>Próxima revisión</w:t>
             </w:r>
           </w:p>
         </w:tc>
         <w:tc>
           <w:tcPr>
-            <w:tcW w:type="dxa" w:w="1152"/>
+            <w:tcW w:type="dxa" w:w="2700"/>
+            <w:tcMar>
+              <w:top w:w="80" w:type="dxa"/>
+              <w:start w:w="120" w:type="dxa"/>
+              <w:bottom w:w="80" w:type="dxa"/>
+              <w:end w:w="120" w:type="dxa"/>
+            </w:tcMar>
             <w:vAlign w:val="center"/>
           </w:tcPr>
           <w:p>
@@ -7240,15 +2516,19 @@
               <w:rPr>
                 <w:sz w:val="18"/>
               </w:rPr>
-              <w:t>Monorepo pnpm, apps web/api, shared, prisma/schema.prisma, .env.example, health check</w:t>
+              <w:t>Definición de fase posterior</w:t>
             </w:r>
           </w:p>
         </w:tc>
-      </w:tr>
-      <w:tr>
         <w:tc>
           <w:tcPr>
-            <w:tcW w:type="dxa" w:w="792"/>
+            <w:tcW w:type="dxa" w:w="1100"/>
+            <w:tcMar>
+              <w:top w:w="80" w:type="dxa"/>
+              <w:start w:w="120" w:type="dxa"/>
+              <w:bottom w:w="80" w:type="dxa"/>
+              <w:end w:w="120" w:type="dxa"/>
+            </w:tcMar>
             <w:vAlign w:val="center"/>
           </w:tcPr>
           <w:p>
@@ -7256,13 +2536,19 @@
               <w:rPr>
                 <w:sz w:val="18"/>
               </w:rPr>
-              <w:t>2026-07-20</w:t>
+              <w:t>[ ]</w:t>
             </w:r>
           </w:p>
         </w:tc>
         <w:tc>
           <w:tcPr>
-            <w:tcW w:type="dxa" w:w="2232"/>
+            <w:tcW w:type="dxa" w:w="4060"/>
+            <w:tcMar>
+              <w:top w:w="80" w:type="dxa"/>
+              <w:start w:w="120" w:type="dxa"/>
+              <w:bottom w:w="80" w:type="dxa"/>
+              <w:end w:w="120" w:type="dxa"/>
+            </w:tcMar>
             <w:vAlign w:val="center"/>
           </w:tcPr>
           <w:p>
@@ -7270,554 +2556,18 @@
               <w:rPr>
                 <w:sz w:val="18"/>
               </w:rPr>
-            </w:r>
-          </w:p>
-        </w:tc>
-        <w:tc>
-          <w:tcPr>
-            <w:tcW w:type="dxa" w:w="936"/>
-            <w:vAlign w:val="center"/>
-          </w:tcPr>
-          <w:p>
-            <w:r>
-              <w:rPr>
-                <w:sz w:val="18"/>
-              </w:rPr>
-            </w:r>
-          </w:p>
-        </w:tc>
-        <w:tc>
-          <w:tcPr>
-            <w:tcW w:type="dxa" w:w="2015"/>
-            <w:vAlign w:val="center"/>
-          </w:tcPr>
-          <w:p>
-            <w:r>
-              <w:rPr>
-                <w:sz w:val="18"/>
-              </w:rPr>
-            </w:r>
-          </w:p>
-        </w:tc>
-        <w:tc>
-          <w:tcPr>
-            <w:tcW w:type="dxa" w:w="2232"/>
-            <w:vAlign w:val="center"/>
-          </w:tcPr>
-          <w:p>
-            <w:r>
-              <w:rPr>
-                <w:sz w:val="18"/>
-              </w:rPr>
-            </w:r>
-          </w:p>
-        </w:tc>
-        <w:tc>
-          <w:tcPr>
-            <w:tcW w:type="dxa" w:w="1152"/>
-            <w:vAlign w:val="center"/>
-          </w:tcPr>
-          <w:p>
-            <w:r>
-              <w:rPr>
-                <w:sz w:val="18"/>
-              </w:rPr>
-            </w:r>
-          </w:p>
-        </w:tc>
-      </w:tr>
-      <w:tr>
-        <w:tc>
-          <w:tcPr>
-            <w:tcW w:type="dxa" w:w="792"/>
-            <w:vAlign w:val="center"/>
-          </w:tcPr>
-          <w:p>
-            <w:r>
-              <w:rPr>
-                <w:sz w:val="18"/>
-              </w:rPr>
-              <w:t>2026-07-27</w:t>
-            </w:r>
-          </w:p>
-        </w:tc>
-        <w:tc>
-          <w:tcPr>
-            <w:tcW w:type="dxa" w:w="2232"/>
-            <w:vAlign w:val="center"/>
-          </w:tcPr>
-          <w:p>
-            <w:r>
-              <w:rPr>
-                <w:sz w:val="18"/>
-              </w:rPr>
-            </w:r>
-          </w:p>
-        </w:tc>
-        <w:tc>
-          <w:tcPr>
-            <w:tcW w:type="dxa" w:w="936"/>
-            <w:vAlign w:val="center"/>
-          </w:tcPr>
-          <w:p>
-            <w:r>
-              <w:rPr>
-                <w:sz w:val="18"/>
-              </w:rPr>
-            </w:r>
-          </w:p>
-        </w:tc>
-        <w:tc>
-          <w:tcPr>
-            <w:tcW w:type="dxa" w:w="2015"/>
-            <w:vAlign w:val="center"/>
-          </w:tcPr>
-          <w:p>
-            <w:r>
-              <w:rPr>
-                <w:sz w:val="18"/>
-              </w:rPr>
-            </w:r>
-          </w:p>
-        </w:tc>
-        <w:tc>
-          <w:tcPr>
-            <w:tcW w:type="dxa" w:w="2232"/>
-            <w:vAlign w:val="center"/>
-          </w:tcPr>
-          <w:p>
-            <w:r>
-              <w:rPr>
-                <w:sz w:val="18"/>
-              </w:rPr>
-            </w:r>
-          </w:p>
-        </w:tc>
-        <w:tc>
-          <w:tcPr>
-            <w:tcW w:type="dxa" w:w="1152"/>
-            <w:vAlign w:val="center"/>
-          </w:tcPr>
-          <w:p>
-            <w:r>
-              <w:rPr>
-                <w:sz w:val="18"/>
-              </w:rPr>
-            </w:r>
-          </w:p>
-        </w:tc>
-      </w:tr>
-      <w:tr>
-        <w:tc>
-          <w:tcPr>
-            <w:tcW w:type="dxa" w:w="792"/>
-            <w:vAlign w:val="center"/>
-          </w:tcPr>
-          <w:p>
-            <w:r>
-              <w:rPr>
-                <w:sz w:val="18"/>
-              </w:rPr>
-              <w:t>2026-08-03</w:t>
-            </w:r>
-          </w:p>
-        </w:tc>
-        <w:tc>
-          <w:tcPr>
-            <w:tcW w:type="dxa" w:w="2232"/>
-            <w:vAlign w:val="center"/>
-          </w:tcPr>
-          <w:p>
-            <w:r>
-              <w:rPr>
-                <w:sz w:val="18"/>
-              </w:rPr>
-            </w:r>
-          </w:p>
-        </w:tc>
-        <w:tc>
-          <w:tcPr>
-            <w:tcW w:type="dxa" w:w="936"/>
-            <w:vAlign w:val="center"/>
-          </w:tcPr>
-          <w:p>
-            <w:r>
-              <w:rPr>
-                <w:sz w:val="18"/>
-              </w:rPr>
-            </w:r>
-          </w:p>
-        </w:tc>
-        <w:tc>
-          <w:tcPr>
-            <w:tcW w:type="dxa" w:w="2015"/>
-            <w:vAlign w:val="center"/>
-          </w:tcPr>
-          <w:p>
-            <w:r>
-              <w:rPr>
-                <w:sz w:val="18"/>
-              </w:rPr>
-            </w:r>
-          </w:p>
-        </w:tc>
-        <w:tc>
-          <w:tcPr>
-            <w:tcW w:type="dxa" w:w="2232"/>
-            <w:vAlign w:val="center"/>
-          </w:tcPr>
-          <w:p>
-            <w:r>
-              <w:rPr>
-                <w:sz w:val="18"/>
-              </w:rPr>
-            </w:r>
-          </w:p>
-        </w:tc>
-        <w:tc>
-          <w:tcPr>
-            <w:tcW w:type="dxa" w:w="1152"/>
-            <w:vAlign w:val="center"/>
-          </w:tcPr>
-          <w:p>
-            <w:r>
-              <w:rPr>
-                <w:sz w:val="18"/>
-              </w:rPr>
-            </w:r>
-          </w:p>
-        </w:tc>
-      </w:tr>
-      <w:tr>
-        <w:tc>
-          <w:tcPr>
-            <w:tcW w:type="dxa" w:w="792"/>
-            <w:vAlign w:val="center"/>
-          </w:tcPr>
-          <w:p>
-            <w:r>
-              <w:rPr>
-                <w:sz w:val="18"/>
-              </w:rPr>
-              <w:t>2026-08-10</w:t>
-            </w:r>
-          </w:p>
-        </w:tc>
-        <w:tc>
-          <w:tcPr>
-            <w:tcW w:type="dxa" w:w="2232"/>
-            <w:vAlign w:val="center"/>
-          </w:tcPr>
-          <w:p>
-            <w:r>
-              <w:rPr>
-                <w:sz w:val="18"/>
-              </w:rPr>
-            </w:r>
-          </w:p>
-        </w:tc>
-        <w:tc>
-          <w:tcPr>
-            <w:tcW w:type="dxa" w:w="936"/>
-            <w:vAlign w:val="center"/>
-          </w:tcPr>
-          <w:p>
-            <w:r>
-              <w:rPr>
-                <w:sz w:val="18"/>
-              </w:rPr>
-            </w:r>
-          </w:p>
-        </w:tc>
-        <w:tc>
-          <w:tcPr>
-            <w:tcW w:type="dxa" w:w="2015"/>
-            <w:vAlign w:val="center"/>
-          </w:tcPr>
-          <w:p>
-            <w:r>
-              <w:rPr>
-                <w:sz w:val="18"/>
-              </w:rPr>
-            </w:r>
-          </w:p>
-        </w:tc>
-        <w:tc>
-          <w:tcPr>
-            <w:tcW w:type="dxa" w:w="2232"/>
-            <w:vAlign w:val="center"/>
-          </w:tcPr>
-          <w:p>
-            <w:r>
-              <w:rPr>
-                <w:sz w:val="18"/>
-              </w:rPr>
-            </w:r>
-          </w:p>
-        </w:tc>
-        <w:tc>
-          <w:tcPr>
-            <w:tcW w:type="dxa" w:w="1152"/>
-            <w:vAlign w:val="center"/>
-          </w:tcPr>
-          <w:p>
-            <w:r>
-              <w:rPr>
-                <w:sz w:val="18"/>
-              </w:rPr>
-            </w:r>
-          </w:p>
-        </w:tc>
-      </w:tr>
-      <w:tr>
-        <w:tc>
-          <w:tcPr>
-            <w:tcW w:type="dxa" w:w="792"/>
-            <w:vAlign w:val="center"/>
-          </w:tcPr>
-          <w:p>
-            <w:r>
-              <w:rPr>
-                <w:sz w:val="18"/>
-              </w:rPr>
-              <w:t>2026-08-17</w:t>
-            </w:r>
-          </w:p>
-        </w:tc>
-        <w:tc>
-          <w:tcPr>
-            <w:tcW w:type="dxa" w:w="2232"/>
-            <w:vAlign w:val="center"/>
-          </w:tcPr>
-          <w:p>
-            <w:r>
-              <w:rPr>
-                <w:sz w:val="18"/>
-              </w:rPr>
-            </w:r>
-          </w:p>
-        </w:tc>
-        <w:tc>
-          <w:tcPr>
-            <w:tcW w:type="dxa" w:w="936"/>
-            <w:vAlign w:val="center"/>
-          </w:tcPr>
-          <w:p>
-            <w:r>
-              <w:rPr>
-                <w:sz w:val="18"/>
-              </w:rPr>
-            </w:r>
-          </w:p>
-        </w:tc>
-        <w:tc>
-          <w:tcPr>
-            <w:tcW w:type="dxa" w:w="2015"/>
-            <w:vAlign w:val="center"/>
-          </w:tcPr>
-          <w:p>
-            <w:r>
-              <w:rPr>
-                <w:sz w:val="18"/>
-              </w:rPr>
-            </w:r>
-          </w:p>
-        </w:tc>
-        <w:tc>
-          <w:tcPr>
-            <w:tcW w:type="dxa" w:w="2232"/>
-            <w:vAlign w:val="center"/>
-          </w:tcPr>
-          <w:p>
-            <w:r>
-              <w:rPr>
-                <w:sz w:val="18"/>
-              </w:rPr>
-            </w:r>
-          </w:p>
-        </w:tc>
-        <w:tc>
-          <w:tcPr>
-            <w:tcW w:type="dxa" w:w="1152"/>
-            <w:vAlign w:val="center"/>
-          </w:tcPr>
-          <w:p>
-            <w:r>
-              <w:rPr>
-                <w:sz w:val="18"/>
-              </w:rPr>
-            </w:r>
-          </w:p>
-        </w:tc>
-      </w:tr>
-      <w:tr>
-        <w:tc>
-          <w:tcPr>
-            <w:tcW w:type="dxa" w:w="792"/>
-            <w:vAlign w:val="center"/>
-          </w:tcPr>
-          <w:p>
-            <w:r>
-              <w:rPr>
-                <w:sz w:val="18"/>
-              </w:rPr>
-              <w:t>2026-08-24</w:t>
-            </w:r>
-          </w:p>
-        </w:tc>
-        <w:tc>
-          <w:tcPr>
-            <w:tcW w:type="dxa" w:w="2232"/>
-            <w:vAlign w:val="center"/>
-          </w:tcPr>
-          <w:p>
-            <w:r>
-              <w:rPr>
-                <w:sz w:val="18"/>
-              </w:rPr>
-            </w:r>
-          </w:p>
-        </w:tc>
-        <w:tc>
-          <w:tcPr>
-            <w:tcW w:type="dxa" w:w="936"/>
-            <w:vAlign w:val="center"/>
-          </w:tcPr>
-          <w:p>
-            <w:r>
-              <w:rPr>
-                <w:sz w:val="18"/>
-              </w:rPr>
-            </w:r>
-          </w:p>
-        </w:tc>
-        <w:tc>
-          <w:tcPr>
-            <w:tcW w:type="dxa" w:w="2015"/>
-            <w:vAlign w:val="center"/>
-          </w:tcPr>
-          <w:p>
-            <w:r>
-              <w:rPr>
-                <w:sz w:val="18"/>
-              </w:rPr>
-            </w:r>
-          </w:p>
-        </w:tc>
-        <w:tc>
-          <w:tcPr>
-            <w:tcW w:type="dxa" w:w="2232"/>
-            <w:vAlign w:val="center"/>
-          </w:tcPr>
-          <w:p>
-            <w:r>
-              <w:rPr>
-                <w:sz w:val="18"/>
-              </w:rPr>
-            </w:r>
-          </w:p>
-        </w:tc>
-        <w:tc>
-          <w:tcPr>
-            <w:tcW w:type="dxa" w:w="1152"/>
-            <w:vAlign w:val="center"/>
-          </w:tcPr>
-          <w:p>
-            <w:r>
-              <w:rPr>
-                <w:sz w:val="18"/>
-              </w:rPr>
-            </w:r>
-          </w:p>
-        </w:tc>
-      </w:tr>
-      <w:tr>
-        <w:tc>
-          <w:tcPr>
-            <w:tcW w:type="dxa" w:w="792"/>
-            <w:vAlign w:val="center"/>
-          </w:tcPr>
-          <w:p>
-            <w:r>
-              <w:rPr>
-                <w:sz w:val="18"/>
-              </w:rPr>
-              <w:t>2026-08-31</w:t>
-            </w:r>
-          </w:p>
-        </w:tc>
-        <w:tc>
-          <w:tcPr>
-            <w:tcW w:type="dxa" w:w="2232"/>
-            <w:vAlign w:val="center"/>
-          </w:tcPr>
-          <w:p>
-            <w:r>
-              <w:rPr>
-                <w:sz w:val="18"/>
-              </w:rPr>
-            </w:r>
-          </w:p>
-        </w:tc>
-        <w:tc>
-          <w:tcPr>
-            <w:tcW w:type="dxa" w:w="936"/>
-            <w:vAlign w:val="center"/>
-          </w:tcPr>
-          <w:p>
-            <w:r>
-              <w:rPr>
-                <w:sz w:val="18"/>
-              </w:rPr>
-            </w:r>
-          </w:p>
-        </w:tc>
-        <w:tc>
-          <w:tcPr>
-            <w:tcW w:type="dxa" w:w="2015"/>
-            <w:vAlign w:val="center"/>
-          </w:tcPr>
-          <w:p>
-            <w:r>
-              <w:rPr>
-                <w:sz w:val="18"/>
-              </w:rPr>
-            </w:r>
-          </w:p>
-        </w:tc>
-        <w:tc>
-          <w:tcPr>
-            <w:tcW w:type="dxa" w:w="2232"/>
-            <w:vAlign w:val="center"/>
-          </w:tcPr>
-          <w:p>
-            <w:r>
-              <w:rPr>
-                <w:sz w:val="18"/>
-              </w:rPr>
-            </w:r>
-          </w:p>
-        </w:tc>
-        <w:tc>
-          <w:tcPr>
-            <w:tcW w:type="dxa" w:w="1152"/>
-            <w:vAlign w:val="center"/>
-          </w:tcPr>
-          <w:p>
-            <w:r>
-              <w:rPr>
-                <w:sz w:val="18"/>
-              </w:rPr>
+              <w:t>ADR y checklist de nuevo alcance.</w:t>
             </w:r>
           </w:p>
         </w:tc>
       </w:tr>
     </w:tbl>
+    <w:p/>
     <w:sectPr>
       <w:headerReference w:type="default" r:id="rId9"/>
       <w:footerReference w:type="default" r:id="rId10"/>
       <w:pgSz w:w="12240" w:h="15840"/>
-      <w:pgMar w:top="1080" w:right="1080" w:bottom="1080" w:left="1080" w:header="432" w:footer="432" w:gutter="0"/>
+      <w:pgMar w:top="1440" w:right="1440" w:bottom="1440" w:left="1440" w:header="708" w:footer="708" w:gutter="0"/>
       <w:cols w:space="720"/>
       <w:docGrid w:linePitch="360"/>
     </w:sectPr>
@@ -7830,14 +2580,14 @@
   <w:p>
     <w:pPr>
       <w:pStyle w:val="Footer"/>
-      <w:jc w:val="right"/>
+      <w:jc w:val="center"/>
     </w:pPr>
     <w:r>
       <w:rPr>
-        <w:color w:val="666666"/>
+        <w:color w:val="646464"/>
         <w:sz w:val="16"/>
       </w:rPr>
-      <w:t>Documento de control · 10 julio 2026</w:t>
+      <w:t>Actualizado el 16 de julio de 2026 · Estado: MVP vigente completado</w:t>
     </w:r>
   </w:p>
 </w:ftr>
@@ -7848,13 +2598,14 @@
   <w:p>
     <w:pPr>
       <w:pStyle w:val="Header"/>
+      <w:jc w:val="right"/>
     </w:pPr>
     <w:r>
       <w:rPr>
-        <w:color w:val="666666"/>
+        <w:color w:val="646464"/>
         <w:sz w:val="16"/>
       </w:rPr>
-      <w:t>SSA · Control de implementación MVP</w:t>
+      <w:t>SSA · Checklist de control del proyecto</w:t>
     </w:r>
   </w:p>
 </w:hdr>
@@ -8224,11 +2975,11 @@
     <w:qFormat/>
     <w:rsid w:val="00FC693F"/>
     <w:pPr>
-      <w:spacing w:after="80" w:line="259" w:lineRule="auto"/>
+      <w:spacing w:after="120" w:line="264" w:lineRule="auto"/>
     </w:pPr>
     <w:rPr>
-      <w:rFonts w:ascii="Calibri" w:hAnsi="Calibri" w:eastAsia="Calibri"/>
-      <w:sz w:val="20"/>
+      <w:rFonts w:ascii="Calibri" w:hAnsi="Calibri"/>
+      <w:sz w:val="22"/>
     </w:rPr>
   </w:style>
   <w:style w:type="paragraph" w:styleId="Header">
@@ -8286,7 +3037,7 @@
     <w:pPr>
       <w:keepNext/>
       <w:keepLines/>
-      <w:spacing w:before="280" w:after="140"/>
+      <w:spacing w:before="320" w:after="160"/>
       <w:outlineLvl w:val="0"/>
     </w:pPr>
     <w:rPr>
@@ -8310,7 +3061,7 @@
     <w:pPr>
       <w:keepNext/>
       <w:keepLines/>
-      <w:spacing w:before="220" w:after="100"/>
+      <w:spacing w:before="240" w:after="120"/>
       <w:outlineLvl w:val="1"/>
     </w:pPr>
     <w:rPr>
@@ -8334,7 +3085,7 @@
     <w:pPr>
       <w:keepNext/>
       <w:keepLines/>
-      <w:spacing w:before="160" w:after="60"/>
+      <w:spacing w:before="160" w:after="80"/>
       <w:outlineLvl w:val="2"/>
     </w:pPr>
     <w:rPr>
@@ -8342,7 +3093,7 @@
       <w:b/>
       <w:bCs/>
       <w:color w:val="1F4D78"/>
-      <w:sz w:val="22"/>
+      <w:sz w:val="24"/>
     </w:rPr>
   </w:style>
   <w:style w:type="paragraph" w:styleId="Heading4">
